--- a/docs/Лазарев_Батаргин_P3330_ЛР3.docx
+++ b/docs/Лазарев_Батаргин_P3330_ЛР3.docx
@@ -705,9 +705,6 @@
       <w:pPr>
         <w:pStyle w:val="BodyText"/>
         <w:spacing w:before="89"/>
-        <w:rPr>
-          <w:lang w:val="en-US"/>
-        </w:rPr>
       </w:pPr>
     </w:p>
     <w:p>
@@ -9463,30 +9460,2451 @@
     <w:p>
       <w:pPr>
         <w:pStyle w:val="Heading1"/>
+        <w:rPr>
+          <w:lang w:val="en-US"/>
+        </w:rPr>
       </w:pPr>
       <w:bookmarkStart w:id="6" w:name="_Toc231981469"/>
       <w:r>
-        <w:t>Сводная таблица сценариев</w:t>
+        <w:t xml:space="preserve">Сводная таблица </w:t>
+      </w:r>
+      <w:r>
+        <w:t xml:space="preserve">тестовых </w:t>
+      </w:r>
+      <w:r>
+        <w:t>сценариев</w:t>
       </w:r>
       <w:bookmarkEnd w:id="6"/>
     </w:p>
     <w:tbl>
       <w:tblPr>
         <w:tblStyle w:val="TableGrid"/>
-        <w:tblW w:w="0" w:type="auto"/>
+        <w:tblW w:w="9900" w:type="dxa"/>
+        <w:tblInd w:w="-635" w:type="dxa"/>
+        <w:tblLayout w:type="fixed"/>
+        <w:tblLook w:val="04A0" w:firstRow="1" w:lastRow="0" w:firstColumn="1" w:lastColumn="0" w:noHBand="0" w:noVBand="1"/>
+      </w:tblPr>
+      <w:tblGrid>
+        <w:gridCol w:w="630"/>
+        <w:gridCol w:w="1733"/>
+        <w:gridCol w:w="2096"/>
+        <w:gridCol w:w="1761"/>
+        <w:gridCol w:w="2214"/>
+        <w:gridCol w:w="1466"/>
+      </w:tblGrid>
+      <w:tr>
+        <w:tc>
+          <w:tcPr>
+            <w:tcW w:w="630" w:type="dxa"/>
+            <w:vAlign w:val="center"/>
+          </w:tcPr>
+          <w:p>
+            <w:pPr>
+              <w:rPr>
+                <w:lang w:val="en-US"/>
+              </w:rPr>
+            </w:pPr>
+            <w:r>
+              <w:rPr>
+                <w:b/>
+                <w:bCs/>
+              </w:rPr>
+              <w:t>№</w:t>
+            </w:r>
+          </w:p>
+        </w:tc>
+        <w:tc>
+          <w:tcPr>
+            <w:tcW w:w="1733" w:type="dxa"/>
+            <w:vAlign w:val="center"/>
+          </w:tcPr>
+          <w:p>
+            <w:pPr>
+              <w:rPr>
+                <w:lang w:val="en-US"/>
+              </w:rPr>
+            </w:pPr>
+            <w:r>
+              <w:rPr>
+                <w:b/>
+                <w:bCs/>
+              </w:rPr>
+              <w:t>Начальное состояние</w:t>
+            </w:r>
+          </w:p>
+        </w:tc>
+        <w:tc>
+          <w:tcPr>
+            <w:tcW w:w="2096" w:type="dxa"/>
+            <w:vAlign w:val="center"/>
+          </w:tcPr>
+          <w:p>
+            <w:pPr>
+              <w:rPr>
+                <w:lang w:val="en-US"/>
+              </w:rPr>
+            </w:pPr>
+            <w:r>
+              <w:rPr>
+                <w:b/>
+                <w:bCs/>
+              </w:rPr>
+              <w:t>Ввод</w:t>
+            </w:r>
+          </w:p>
+        </w:tc>
+        <w:tc>
+          <w:tcPr>
+            <w:tcW w:w="1761" w:type="dxa"/>
+            <w:vAlign w:val="center"/>
+          </w:tcPr>
+          <w:p>
+            <w:pPr>
+              <w:rPr>
+                <w:lang w:val="en-US"/>
+              </w:rPr>
+            </w:pPr>
+            <w:r>
+              <w:rPr>
+                <w:b/>
+                <w:bCs/>
+              </w:rPr>
+              <w:t>Действие системы</w:t>
+            </w:r>
+          </w:p>
+        </w:tc>
+        <w:tc>
+          <w:tcPr>
+            <w:tcW w:w="2214" w:type="dxa"/>
+            <w:vAlign w:val="center"/>
+          </w:tcPr>
+          <w:p>
+            <w:pPr>
+              <w:rPr>
+                <w:lang w:val="en-US"/>
+              </w:rPr>
+            </w:pPr>
+            <w:r>
+              <w:rPr>
+                <w:b/>
+                <w:bCs/>
+              </w:rPr>
+              <w:t>Вывод</w:t>
+            </w:r>
+          </w:p>
+        </w:tc>
+        <w:tc>
+          <w:tcPr>
+            <w:tcW w:w="1466" w:type="dxa"/>
+            <w:vAlign w:val="center"/>
+          </w:tcPr>
+          <w:p>
+            <w:pPr>
+              <w:rPr>
+                <w:lang w:val="en-US"/>
+              </w:rPr>
+            </w:pPr>
+            <w:r>
+              <w:rPr>
+                <w:b/>
+                <w:bCs/>
+              </w:rPr>
+              <w:t>Конечное состояние</w:t>
+            </w:r>
+          </w:p>
+        </w:tc>
+      </w:tr>
+      <w:tr>
+        <w:tc>
+          <w:tcPr>
+            <w:tcW w:w="630" w:type="dxa"/>
+            <w:vAlign w:val="center"/>
+          </w:tcPr>
+          <w:p>
+            <w:pPr>
+              <w:rPr>
+                <w:lang w:val="en-US"/>
+              </w:rPr>
+            </w:pPr>
+            <w:r>
+              <w:t xml:space="preserve">1 </w:t>
+            </w:r>
+          </w:p>
+        </w:tc>
+        <w:tc>
+          <w:tcPr>
+            <w:tcW w:w="1733" w:type="dxa"/>
+            <w:vAlign w:val="center"/>
+          </w:tcPr>
+          <w:p>
+            <w:r>
+              <w:t>Браузер закрыт / страница не открыта</w:t>
+            </w:r>
+          </w:p>
+        </w:tc>
+        <w:tc>
+          <w:tcPr>
+            <w:tcW w:w="2096" w:type="dxa"/>
+            <w:vAlign w:val="center"/>
+          </w:tcPr>
+          <w:p>
+            <w:pPr>
+              <w:rPr>
+                <w:lang w:val="en-US"/>
+              </w:rPr>
+            </w:pPr>
+            <w:r>
+              <w:t xml:space="preserve">Открываем </w:t>
+            </w:r>
+            <w:r>
+              <w:rPr>
+                <w:rStyle w:val="HTMLCode"/>
+                <w:rFonts w:eastAsiaTheme="minorHAnsi"/>
+              </w:rPr>
+              <w:t>https://sravni.bet/</w:t>
+            </w:r>
+          </w:p>
+        </w:tc>
+        <w:tc>
+          <w:tcPr>
+            <w:tcW w:w="1761" w:type="dxa"/>
+            <w:vAlign w:val="center"/>
+          </w:tcPr>
+          <w:p>
+            <w:pPr>
+              <w:rPr>
+                <w:lang w:val="en-US"/>
+              </w:rPr>
+            </w:pPr>
+            <w:r>
+              <w:t>Система загружает главную страницу</w:t>
+            </w:r>
+          </w:p>
+        </w:tc>
+        <w:tc>
+          <w:tcPr>
+            <w:tcW w:w="2214" w:type="dxa"/>
+            <w:vAlign w:val="center"/>
+          </w:tcPr>
+          <w:p>
+            <w:r>
+              <w:t>Видны блок матчей, карточки букмекеров, навигация</w:t>
+            </w:r>
+          </w:p>
+        </w:tc>
+        <w:tc>
+          <w:tcPr>
+            <w:tcW w:w="1466" w:type="dxa"/>
+            <w:vAlign w:val="center"/>
+          </w:tcPr>
+          <w:p>
+            <w:pPr>
+              <w:rPr>
+                <w:lang w:val="en-US"/>
+              </w:rPr>
+            </w:pPr>
+            <w:r>
+              <w:t>Главная страница загружена</w:t>
+            </w:r>
+          </w:p>
+        </w:tc>
+      </w:tr>
+      <w:tr>
+        <w:tc>
+          <w:tcPr>
+            <w:tcW w:w="630" w:type="dxa"/>
+            <w:vAlign w:val="center"/>
+          </w:tcPr>
+          <w:p>
+            <w:pPr>
+              <w:rPr>
+                <w:lang w:val="en-US"/>
+              </w:rPr>
+            </w:pPr>
+            <w:r>
+              <w:t xml:space="preserve">2 </w:t>
+            </w:r>
+          </w:p>
+        </w:tc>
+        <w:tc>
+          <w:tcPr>
+            <w:tcW w:w="1733" w:type="dxa"/>
+            <w:vAlign w:val="center"/>
+          </w:tcPr>
+          <w:p>
+            <w:pPr>
+              <w:rPr>
+                <w:lang w:val="en-US"/>
+              </w:rPr>
+            </w:pPr>
+            <w:r>
+              <w:t>Главная страница загружена</w:t>
+            </w:r>
+          </w:p>
+        </w:tc>
+        <w:tc>
+          <w:tcPr>
+            <w:tcW w:w="2096" w:type="dxa"/>
+            <w:vAlign w:val="center"/>
+          </w:tcPr>
+          <w:p>
+            <w:r>
+              <w:t>Клик «Все матчи», проверка футбольного матч-центра, затем вкладка «теннис»</w:t>
+            </w:r>
+          </w:p>
+        </w:tc>
+        <w:tc>
+          <w:tcPr>
+            <w:tcW w:w="1761" w:type="dxa"/>
+            <w:vAlign w:val="center"/>
+          </w:tcPr>
+          <w:p>
+            <w:r>
+              <w:t>Открытие матч-центра и смена вида спорта</w:t>
+            </w:r>
+          </w:p>
+        </w:tc>
+        <w:tc>
+          <w:tcPr>
+            <w:tcW w:w="2214" w:type="dxa"/>
+            <w:vAlign w:val="center"/>
+          </w:tcPr>
+          <w:p>
+            <w:r>
+              <w:t xml:space="preserve">URL </w:t>
+            </w:r>
+            <w:r>
+              <w:rPr>
+                <w:rStyle w:val="HTMLCode"/>
+                <w:rFonts w:eastAsiaTheme="minorHAnsi"/>
+              </w:rPr>
+              <w:t>/</w:t>
+            </w:r>
+            <w:proofErr w:type="spellStart"/>
+            <w:r>
+              <w:rPr>
+                <w:rStyle w:val="HTMLCode"/>
+                <w:rFonts w:eastAsiaTheme="minorHAnsi"/>
+              </w:rPr>
+              <w:t>stat</w:t>
+            </w:r>
+            <w:proofErr w:type="spellEnd"/>
+            <w:r>
+              <w:rPr>
+                <w:rStyle w:val="HTMLCode"/>
+                <w:rFonts w:eastAsiaTheme="minorHAnsi"/>
+              </w:rPr>
+              <w:t>/</w:t>
+            </w:r>
+            <w:proofErr w:type="spellStart"/>
+            <w:r>
+              <w:rPr>
+                <w:rStyle w:val="HTMLCode"/>
+                <w:rFonts w:eastAsiaTheme="minorHAnsi"/>
+              </w:rPr>
+              <w:t>football</w:t>
+            </w:r>
+            <w:proofErr w:type="spellEnd"/>
+            <w:r>
+              <w:rPr>
+                <w:rStyle w:val="HTMLCode"/>
+                <w:rFonts w:eastAsiaTheme="minorHAnsi"/>
+              </w:rPr>
+              <w:t>/</w:t>
+            </w:r>
+            <w:r>
+              <w:t xml:space="preserve"> → </w:t>
+            </w:r>
+            <w:r>
+              <w:rPr>
+                <w:rStyle w:val="HTMLCode"/>
+                <w:rFonts w:eastAsiaTheme="minorHAnsi"/>
+              </w:rPr>
+              <w:t>/</w:t>
+            </w:r>
+            <w:proofErr w:type="spellStart"/>
+            <w:r>
+              <w:rPr>
+                <w:rStyle w:val="HTMLCode"/>
+                <w:rFonts w:eastAsiaTheme="minorHAnsi"/>
+              </w:rPr>
+              <w:t>stat</w:t>
+            </w:r>
+            <w:proofErr w:type="spellEnd"/>
+            <w:r>
+              <w:rPr>
+                <w:rStyle w:val="HTMLCode"/>
+                <w:rFonts w:eastAsiaTheme="minorHAnsi"/>
+              </w:rPr>
+              <w:t>/</w:t>
+            </w:r>
+            <w:proofErr w:type="spellStart"/>
+            <w:r>
+              <w:rPr>
+                <w:rStyle w:val="HTMLCode"/>
+                <w:rFonts w:eastAsiaTheme="minorHAnsi"/>
+              </w:rPr>
+              <w:t>tennis</w:t>
+            </w:r>
+            <w:proofErr w:type="spellEnd"/>
+            <w:r>
+              <w:rPr>
+                <w:rStyle w:val="HTMLCode"/>
+                <w:rFonts w:eastAsiaTheme="minorHAnsi"/>
+              </w:rPr>
+              <w:t>/</w:t>
+            </w:r>
+            <w:r>
+              <w:t>; заголовок и список матчей обновлены</w:t>
+            </w:r>
+          </w:p>
+        </w:tc>
+        <w:tc>
+          <w:tcPr>
+            <w:tcW w:w="1466" w:type="dxa"/>
+            <w:vAlign w:val="center"/>
+          </w:tcPr>
+          <w:p>
+            <w:pPr>
+              <w:rPr>
+                <w:lang w:val="en-US"/>
+              </w:rPr>
+            </w:pPr>
+            <w:r>
+              <w:t>Матч-центр выбранного спорта</w:t>
+            </w:r>
+          </w:p>
+        </w:tc>
+      </w:tr>
+      <w:tr>
+        <w:tc>
+          <w:tcPr>
+            <w:tcW w:w="630" w:type="dxa"/>
+            <w:vAlign w:val="center"/>
+          </w:tcPr>
+          <w:p>
+            <w:pPr>
+              <w:rPr>
+                <w:lang w:val="en-US"/>
+              </w:rPr>
+            </w:pPr>
+            <w:r>
+              <w:t xml:space="preserve">3 </w:t>
+            </w:r>
+          </w:p>
+        </w:tc>
+        <w:tc>
+          <w:tcPr>
+            <w:tcW w:w="1733" w:type="dxa"/>
+            <w:vAlign w:val="center"/>
+          </w:tcPr>
+          <w:p>
+            <w:pPr>
+              <w:rPr>
+                <w:lang w:val="en-US"/>
+              </w:rPr>
+            </w:pPr>
+            <w:r>
+              <w:t xml:space="preserve">Матч-центр </w:t>
+            </w:r>
+            <w:r>
+              <w:rPr>
+                <w:rStyle w:val="HTMLCode"/>
+                <w:rFonts w:eastAsiaTheme="minorHAnsi"/>
+              </w:rPr>
+              <w:t>/</w:t>
+            </w:r>
+            <w:proofErr w:type="spellStart"/>
+            <w:r>
+              <w:rPr>
+                <w:rStyle w:val="HTMLCode"/>
+                <w:rFonts w:eastAsiaTheme="minorHAnsi"/>
+              </w:rPr>
+              <w:t>stat</w:t>
+            </w:r>
+            <w:proofErr w:type="spellEnd"/>
+            <w:r>
+              <w:rPr>
+                <w:rStyle w:val="HTMLCode"/>
+                <w:rFonts w:eastAsiaTheme="minorHAnsi"/>
+              </w:rPr>
+              <w:t>/</w:t>
+            </w:r>
+            <w:proofErr w:type="spellStart"/>
+            <w:r>
+              <w:rPr>
+                <w:rStyle w:val="HTMLCode"/>
+                <w:rFonts w:eastAsiaTheme="minorHAnsi"/>
+              </w:rPr>
+              <w:t>football</w:t>
+            </w:r>
+            <w:proofErr w:type="spellEnd"/>
+            <w:r>
+              <w:rPr>
+                <w:rStyle w:val="HTMLCode"/>
+                <w:rFonts w:eastAsiaTheme="minorHAnsi"/>
+              </w:rPr>
+              <w:t>/</w:t>
+            </w:r>
+            <w:r>
+              <w:t xml:space="preserve"> открыт</w:t>
+            </w:r>
+          </w:p>
+        </w:tc>
+        <w:tc>
+          <w:tcPr>
+            <w:tcW w:w="2096" w:type="dxa"/>
+            <w:vAlign w:val="center"/>
+          </w:tcPr>
+          <w:p>
+            <w:r>
+              <w:t>«Вчера» / «Завтра» / дата в календаре (с возвратом на «сегодня»)</w:t>
+            </w:r>
+          </w:p>
+        </w:tc>
+        <w:tc>
+          <w:tcPr>
+            <w:tcW w:w="1761" w:type="dxa"/>
+            <w:vAlign w:val="center"/>
+          </w:tcPr>
+          <w:p>
+            <w:r>
+              <w:t>Переключение периода в матч-центре</w:t>
+            </w:r>
+          </w:p>
+        </w:tc>
+        <w:tc>
+          <w:tcPr>
+            <w:tcW w:w="2214" w:type="dxa"/>
+            <w:vAlign w:val="center"/>
+          </w:tcPr>
+          <w:p>
+            <w:pPr>
+              <w:rPr>
+                <w:lang w:val="en-US"/>
+              </w:rPr>
+            </w:pPr>
+            <w:r>
+              <w:rPr>
+                <w:lang w:val="en-US"/>
+              </w:rPr>
+              <w:t xml:space="preserve">URL </w:t>
+            </w:r>
+            <w:r>
+              <w:rPr>
+                <w:rStyle w:val="HTMLCode"/>
+                <w:rFonts w:eastAsiaTheme="minorHAnsi"/>
+                <w:lang w:val="en-US"/>
+              </w:rPr>
+              <w:t>/yesterday/</w:t>
+            </w:r>
+            <w:r>
+              <w:rPr>
+                <w:lang w:val="en-US"/>
+              </w:rPr>
+              <w:t xml:space="preserve">, </w:t>
+            </w:r>
+            <w:r>
+              <w:rPr>
+                <w:rStyle w:val="HTMLCode"/>
+                <w:rFonts w:eastAsiaTheme="minorHAnsi"/>
+                <w:lang w:val="en-US"/>
+              </w:rPr>
+              <w:t>/tomorrow/</w:t>
+            </w:r>
+            <w:proofErr w:type="gramStart"/>
+            <w:r>
+              <w:rPr>
+                <w:lang w:val="en-US"/>
+              </w:rPr>
+              <w:t xml:space="preserve">, </w:t>
+            </w:r>
+            <w:r>
+              <w:rPr>
+                <w:rStyle w:val="HTMLCode"/>
+                <w:rFonts w:eastAsiaTheme="minorHAnsi"/>
+                <w:lang w:val="en-US"/>
+              </w:rPr>
+              <w:t>?date</w:t>
+            </w:r>
+            <w:proofErr w:type="gramEnd"/>
+            <w:r>
+              <w:rPr>
+                <w:rStyle w:val="HTMLCode"/>
+                <w:rFonts w:eastAsiaTheme="minorHAnsi"/>
+                <w:lang w:val="en-US"/>
+              </w:rPr>
+              <w:t>=</w:t>
+            </w:r>
+            <w:r>
+              <w:rPr>
+                <w:lang w:val="en-US"/>
+              </w:rPr>
+              <w:t xml:space="preserve">; </w:t>
+            </w:r>
+            <w:r>
+              <w:t>список</w:t>
+            </w:r>
+            <w:r>
+              <w:rPr>
+                <w:lang w:val="en-US"/>
+              </w:rPr>
+              <w:t xml:space="preserve"> </w:t>
+            </w:r>
+            <w:r>
+              <w:t>матчей</w:t>
+            </w:r>
+            <w:r>
+              <w:rPr>
+                <w:lang w:val="en-US"/>
+              </w:rPr>
+              <w:t xml:space="preserve"> </w:t>
+            </w:r>
+            <w:r>
+              <w:t>обновлён</w:t>
+            </w:r>
+          </w:p>
+        </w:tc>
+        <w:tc>
+          <w:tcPr>
+            <w:tcW w:w="1466" w:type="dxa"/>
+            <w:vAlign w:val="center"/>
+          </w:tcPr>
+          <w:p>
+            <w:r>
+              <w:t>Матч-центр на выбранной дате</w:t>
+            </w:r>
+          </w:p>
+        </w:tc>
+      </w:tr>
+      <w:tr>
+        <w:tc>
+          <w:tcPr>
+            <w:tcW w:w="630" w:type="dxa"/>
+            <w:vAlign w:val="center"/>
+          </w:tcPr>
+          <w:p>
+            <w:pPr>
+              <w:rPr>
+                <w:lang w:val="en-US"/>
+              </w:rPr>
+            </w:pPr>
+            <w:r>
+              <w:t xml:space="preserve">4 </w:t>
+            </w:r>
+          </w:p>
+        </w:tc>
+        <w:tc>
+          <w:tcPr>
+            <w:tcW w:w="1733" w:type="dxa"/>
+            <w:vAlign w:val="center"/>
+          </w:tcPr>
+          <w:p>
+            <w:pPr>
+              <w:rPr>
+                <w:lang w:val="en-US"/>
+              </w:rPr>
+            </w:pPr>
+            <w:r>
+              <w:t>Главная после фильтрации</w:t>
+            </w:r>
+          </w:p>
+        </w:tc>
+        <w:tc>
+          <w:tcPr>
+            <w:tcW w:w="2096" w:type="dxa"/>
+            <w:vAlign w:val="center"/>
+          </w:tcPr>
+          <w:p>
+            <w:pPr>
+              <w:rPr>
+                <w:lang w:val="en-US"/>
+              </w:rPr>
+            </w:pPr>
+            <w:r>
+              <w:t>Прокрутка к списку матчей</w:t>
+            </w:r>
+          </w:p>
+        </w:tc>
+        <w:tc>
+          <w:tcPr>
+            <w:tcW w:w="1761" w:type="dxa"/>
+            <w:vAlign w:val="center"/>
+          </w:tcPr>
+          <w:p>
+            <w:r>
+              <w:t>Отрисовка списка событий с ссылками</w:t>
+            </w:r>
+          </w:p>
+        </w:tc>
+        <w:tc>
+          <w:tcPr>
+            <w:tcW w:w="2214" w:type="dxa"/>
+            <w:vAlign w:val="center"/>
+          </w:tcPr>
+          <w:p>
+            <w:r>
+              <w:t xml:space="preserve">Видны строки матчей и ссылки </w:t>
+            </w:r>
+            <w:r>
+              <w:rPr>
+                <w:rStyle w:val="HTMLCode"/>
+                <w:rFonts w:eastAsiaTheme="minorHAnsi"/>
+              </w:rPr>
+              <w:t>/</w:t>
+            </w:r>
+            <w:proofErr w:type="spellStart"/>
+            <w:r>
+              <w:rPr>
+                <w:rStyle w:val="HTMLCode"/>
+                <w:rFonts w:eastAsiaTheme="minorHAnsi"/>
+              </w:rPr>
+              <w:t>stat</w:t>
+            </w:r>
+            <w:proofErr w:type="spellEnd"/>
+            <w:r>
+              <w:rPr>
+                <w:rStyle w:val="HTMLCode"/>
+                <w:rFonts w:eastAsiaTheme="minorHAnsi"/>
+              </w:rPr>
+              <w:t>/</w:t>
+            </w:r>
+            <w:proofErr w:type="spellStart"/>
+            <w:r>
+              <w:rPr>
+                <w:rStyle w:val="HTMLCode"/>
+                <w:rFonts w:eastAsiaTheme="minorHAnsi"/>
+              </w:rPr>
+              <w:t>futbol</w:t>
+            </w:r>
+            <w:proofErr w:type="spellEnd"/>
+            <w:r>
+              <w:rPr>
+                <w:rStyle w:val="HTMLCode"/>
+                <w:rFonts w:eastAsiaTheme="minorHAnsi"/>
+              </w:rPr>
+              <w:t>/...</w:t>
+            </w:r>
+          </w:p>
+        </w:tc>
+        <w:tc>
+          <w:tcPr>
+            <w:tcW w:w="1466" w:type="dxa"/>
+            <w:vAlign w:val="center"/>
+          </w:tcPr>
+          <w:p>
+            <w:pPr>
+              <w:rPr>
+                <w:lang w:val="en-US"/>
+              </w:rPr>
+            </w:pPr>
+            <w:r>
+              <w:t>Список матчей доступен</w:t>
+            </w:r>
+          </w:p>
+        </w:tc>
+      </w:tr>
+      <w:tr>
+        <w:tc>
+          <w:tcPr>
+            <w:tcW w:w="630" w:type="dxa"/>
+            <w:vAlign w:val="center"/>
+          </w:tcPr>
+          <w:p>
+            <w:pPr>
+              <w:rPr>
+                <w:lang w:val="en-US"/>
+              </w:rPr>
+            </w:pPr>
+            <w:r>
+              <w:t xml:space="preserve">5 </w:t>
+            </w:r>
+          </w:p>
+        </w:tc>
+        <w:tc>
+          <w:tcPr>
+            <w:tcW w:w="1733" w:type="dxa"/>
+            <w:vAlign w:val="center"/>
+          </w:tcPr>
+          <w:p>
+            <w:pPr>
+              <w:rPr>
+                <w:lang w:val="en-US"/>
+              </w:rPr>
+            </w:pPr>
+            <w:r>
+              <w:t>Список матчей доступен</w:t>
+            </w:r>
+          </w:p>
+        </w:tc>
+        <w:tc>
+          <w:tcPr>
+            <w:tcW w:w="2096" w:type="dxa"/>
+            <w:vAlign w:val="center"/>
+          </w:tcPr>
+          <w:p>
+            <w:r>
+              <w:t>Клик по первой ссылке матча</w:t>
+            </w:r>
+          </w:p>
+        </w:tc>
+        <w:tc>
+          <w:tcPr>
+            <w:tcW w:w="1761" w:type="dxa"/>
+            <w:vAlign w:val="center"/>
+          </w:tcPr>
+          <w:p>
+            <w:pPr>
+              <w:rPr>
+                <w:lang w:val="en-US"/>
+              </w:rPr>
+            </w:pPr>
+            <w:r>
+              <w:t>Переход на страницу события</w:t>
+            </w:r>
+          </w:p>
+        </w:tc>
+        <w:tc>
+          <w:tcPr>
+            <w:tcW w:w="2214" w:type="dxa"/>
+            <w:vAlign w:val="center"/>
+          </w:tcPr>
+          <w:p>
+            <w:pPr>
+              <w:rPr>
+                <w:lang w:val="en-US"/>
+              </w:rPr>
+            </w:pPr>
+            <w:r>
+              <w:t>Открыт</w:t>
+            </w:r>
+            <w:r>
+              <w:rPr>
+                <w:lang w:val="en-US"/>
+              </w:rPr>
+              <w:t xml:space="preserve"> URL </w:t>
+            </w:r>
+            <w:r>
+              <w:rPr>
+                <w:rStyle w:val="HTMLCode"/>
+                <w:rFonts w:eastAsiaTheme="minorHAnsi"/>
+                <w:lang w:val="en-US"/>
+              </w:rPr>
+              <w:t>/stat/</w:t>
+            </w:r>
+            <w:proofErr w:type="spellStart"/>
+            <w:r>
+              <w:rPr>
+                <w:rStyle w:val="HTMLCode"/>
+                <w:rFonts w:eastAsiaTheme="minorHAnsi"/>
+                <w:lang w:val="en-US"/>
+              </w:rPr>
+              <w:t>futbol</w:t>
+            </w:r>
+            <w:proofErr w:type="spellEnd"/>
+            <w:r>
+              <w:rPr>
+                <w:rStyle w:val="HTMLCode"/>
+                <w:rFonts w:eastAsiaTheme="minorHAnsi"/>
+                <w:lang w:val="en-US"/>
+              </w:rPr>
+              <w:t>/{id}/</w:t>
+            </w:r>
+          </w:p>
+        </w:tc>
+        <w:tc>
+          <w:tcPr>
+            <w:tcW w:w="1466" w:type="dxa"/>
+            <w:vAlign w:val="center"/>
+          </w:tcPr>
+          <w:p>
+            <w:pPr>
+              <w:rPr>
+                <w:lang w:val="en-US"/>
+              </w:rPr>
+            </w:pPr>
+            <w:r>
+              <w:t>Страница матча открыта</w:t>
+            </w:r>
+          </w:p>
+        </w:tc>
+      </w:tr>
+      <w:tr>
+        <w:tc>
+          <w:tcPr>
+            <w:tcW w:w="630" w:type="dxa"/>
+            <w:vAlign w:val="center"/>
+          </w:tcPr>
+          <w:p>
+            <w:pPr>
+              <w:rPr>
+                <w:lang w:val="en-US"/>
+              </w:rPr>
+            </w:pPr>
+            <w:r>
+              <w:t xml:space="preserve">6 </w:t>
+            </w:r>
+          </w:p>
+        </w:tc>
+        <w:tc>
+          <w:tcPr>
+            <w:tcW w:w="1733" w:type="dxa"/>
+            <w:vAlign w:val="center"/>
+          </w:tcPr>
+          <w:p>
+            <w:pPr>
+              <w:rPr>
+                <w:lang w:val="en-US"/>
+              </w:rPr>
+            </w:pPr>
+            <w:r>
+              <w:t>Главная страница загружена</w:t>
+            </w:r>
+          </w:p>
+        </w:tc>
+        <w:tc>
+          <w:tcPr>
+            <w:tcW w:w="2096" w:type="dxa"/>
+            <w:vAlign w:val="center"/>
+          </w:tcPr>
+          <w:p>
+            <w:r>
+              <w:t xml:space="preserve">Анализ двух и более </w:t>
+            </w:r>
+            <w:proofErr w:type="spellStart"/>
+            <w:r>
+              <w:rPr>
+                <w:rStyle w:val="HTMLCode"/>
+                <w:rFonts w:eastAsiaTheme="minorHAnsi"/>
+              </w:rPr>
+              <w:t>betCard</w:t>
+            </w:r>
+            <w:proofErr w:type="spellEnd"/>
+          </w:p>
+        </w:tc>
+        <w:tc>
+          <w:tcPr>
+            <w:tcW w:w="1761" w:type="dxa"/>
+            <w:vAlign w:val="center"/>
+          </w:tcPr>
+          <w:p>
+            <w:r>
+              <w:t>Система отображает коэффициенты разных БК</w:t>
+            </w:r>
+          </w:p>
+        </w:tc>
+        <w:tc>
+          <w:tcPr>
+            <w:tcW w:w="2214" w:type="dxa"/>
+            <w:vAlign w:val="center"/>
+          </w:tcPr>
+          <w:p>
+            <w:r>
+              <w:t>Найдено ≥2 карточек с различными значениями</w:t>
+            </w:r>
+          </w:p>
+        </w:tc>
+        <w:tc>
+          <w:tcPr>
+            <w:tcW w:w="1466" w:type="dxa"/>
+            <w:vAlign w:val="center"/>
+          </w:tcPr>
+          <w:p>
+            <w:pPr>
+              <w:rPr>
+                <w:lang w:val="en-US"/>
+              </w:rPr>
+            </w:pPr>
+            <w:r>
+              <w:t>Коэффициенты сравнены</w:t>
+            </w:r>
+          </w:p>
+        </w:tc>
+      </w:tr>
+      <w:tr>
+        <w:tc>
+          <w:tcPr>
+            <w:tcW w:w="630" w:type="dxa"/>
+            <w:vAlign w:val="center"/>
+          </w:tcPr>
+          <w:p>
+            <w:pPr>
+              <w:rPr>
+                <w:lang w:val="en-US"/>
+              </w:rPr>
+            </w:pPr>
+            <w:r>
+              <w:lastRenderedPageBreak/>
+              <w:t xml:space="preserve">7 </w:t>
+            </w:r>
+          </w:p>
+        </w:tc>
+        <w:tc>
+          <w:tcPr>
+            <w:tcW w:w="1733" w:type="dxa"/>
+            <w:vAlign w:val="center"/>
+          </w:tcPr>
+          <w:p>
+            <w:pPr>
+              <w:rPr>
+                <w:lang w:val="en-US"/>
+              </w:rPr>
+            </w:pPr>
+            <w:r>
+              <w:t xml:space="preserve">Главная, есть </w:t>
+            </w:r>
+            <w:proofErr w:type="spellStart"/>
+            <w:r>
+              <w:rPr>
+                <w:rStyle w:val="HTMLCode"/>
+                <w:rFonts w:eastAsiaTheme="minorHAnsi"/>
+              </w:rPr>
+              <w:t>betCard</w:t>
+            </w:r>
+            <w:proofErr w:type="spellEnd"/>
+          </w:p>
+        </w:tc>
+        <w:tc>
+          <w:tcPr>
+            <w:tcW w:w="2096" w:type="dxa"/>
+            <w:vAlign w:val="center"/>
+          </w:tcPr>
+          <w:p>
+            <w:pPr>
+              <w:rPr>
+                <w:lang w:val="en-US"/>
+              </w:rPr>
+            </w:pPr>
+            <w:r>
+              <w:t xml:space="preserve">Клик по </w:t>
+            </w:r>
+            <w:proofErr w:type="spellStart"/>
+            <w:r>
+              <w:rPr>
+                <w:rStyle w:val="HTMLCode"/>
+                <w:rFonts w:eastAsiaTheme="minorHAnsi"/>
+              </w:rPr>
+              <w:t>betCard</w:t>
+            </w:r>
+            <w:proofErr w:type="spellEnd"/>
+          </w:p>
+        </w:tc>
+        <w:tc>
+          <w:tcPr>
+            <w:tcW w:w="1761" w:type="dxa"/>
+            <w:vAlign w:val="center"/>
+          </w:tcPr>
+          <w:p>
+            <w:pPr>
+              <w:rPr>
+                <w:lang w:val="en-US"/>
+              </w:rPr>
+            </w:pPr>
+            <w:r>
+              <w:t>Система выполняет партнёрский переход</w:t>
+            </w:r>
+          </w:p>
+        </w:tc>
+        <w:tc>
+          <w:tcPr>
+            <w:tcW w:w="2214" w:type="dxa"/>
+            <w:vAlign w:val="center"/>
+          </w:tcPr>
+          <w:p>
+            <w:r>
+              <w:t>Открывается новая вкладка / внешний URL</w:t>
+            </w:r>
+          </w:p>
+        </w:tc>
+        <w:tc>
+          <w:tcPr>
+            <w:tcW w:w="1466" w:type="dxa"/>
+            <w:vAlign w:val="center"/>
+          </w:tcPr>
+          <w:p>
+            <w:r>
+              <w:t>Переход на сайт букмекера выполнен</w:t>
+            </w:r>
+          </w:p>
+        </w:tc>
+      </w:tr>
+      <w:tr>
+        <w:tc>
+          <w:tcPr>
+            <w:tcW w:w="630" w:type="dxa"/>
+            <w:vAlign w:val="center"/>
+          </w:tcPr>
+          <w:p>
+            <w:pPr>
+              <w:rPr>
+                <w:lang w:val="en-US"/>
+              </w:rPr>
+            </w:pPr>
+            <w:r>
+              <w:t xml:space="preserve">8 </w:t>
+            </w:r>
+          </w:p>
+        </w:tc>
+        <w:tc>
+          <w:tcPr>
+            <w:tcW w:w="1733" w:type="dxa"/>
+            <w:vAlign w:val="center"/>
+          </w:tcPr>
+          <w:p>
+            <w:pPr>
+              <w:rPr>
+                <w:lang w:val="en-US"/>
+              </w:rPr>
+            </w:pPr>
+            <w:r>
+              <w:t>Вне страницы турнира</w:t>
+            </w:r>
+          </w:p>
+        </w:tc>
+        <w:tc>
+          <w:tcPr>
+            <w:tcW w:w="2096" w:type="dxa"/>
+            <w:vAlign w:val="center"/>
+          </w:tcPr>
+          <w:p>
+            <w:pPr>
+              <w:rPr>
+                <w:lang w:val="en-US"/>
+              </w:rPr>
+            </w:pPr>
+            <w:r>
+              <w:t xml:space="preserve">Открываем </w:t>
+            </w:r>
+            <w:r>
+              <w:rPr>
+                <w:rStyle w:val="HTMLCode"/>
+                <w:rFonts w:eastAsiaTheme="minorHAnsi"/>
+              </w:rPr>
+              <w:t>/</w:t>
+            </w:r>
+            <w:proofErr w:type="spellStart"/>
+            <w:r>
+              <w:rPr>
+                <w:rStyle w:val="HTMLCode"/>
+                <w:rFonts w:eastAsiaTheme="minorHAnsi"/>
+              </w:rPr>
+              <w:t>stat</w:t>
+            </w:r>
+            <w:proofErr w:type="spellEnd"/>
+            <w:r>
+              <w:rPr>
+                <w:rStyle w:val="HTMLCode"/>
+                <w:rFonts w:eastAsiaTheme="minorHAnsi"/>
+              </w:rPr>
+              <w:t>/</w:t>
+            </w:r>
+            <w:proofErr w:type="spellStart"/>
+            <w:r>
+              <w:rPr>
+                <w:rStyle w:val="HTMLCode"/>
+                <w:rFonts w:eastAsiaTheme="minorHAnsi"/>
+              </w:rPr>
+              <w:t>futbol</w:t>
+            </w:r>
+            <w:proofErr w:type="spellEnd"/>
+            <w:r>
+              <w:rPr>
+                <w:rStyle w:val="HTMLCode"/>
+                <w:rFonts w:eastAsiaTheme="minorHAnsi"/>
+              </w:rPr>
+              <w:t>/</w:t>
+            </w:r>
+            <w:proofErr w:type="spellStart"/>
+            <w:r>
+              <w:rPr>
+                <w:rStyle w:val="HTMLCode"/>
+                <w:rFonts w:eastAsiaTheme="minorHAnsi"/>
+              </w:rPr>
+              <w:t>tournament</w:t>
+            </w:r>
+            <w:proofErr w:type="spellEnd"/>
+            <w:r>
+              <w:rPr>
+                <w:rStyle w:val="HTMLCode"/>
+                <w:rFonts w:eastAsiaTheme="minorHAnsi"/>
+              </w:rPr>
+              <w:t>/667/</w:t>
+            </w:r>
+          </w:p>
+        </w:tc>
+        <w:tc>
+          <w:tcPr>
+            <w:tcW w:w="1761" w:type="dxa"/>
+            <w:vAlign w:val="center"/>
+          </w:tcPr>
+          <w:p>
+            <w:pPr>
+              <w:rPr>
+                <w:lang w:val="en-US"/>
+              </w:rPr>
+            </w:pPr>
+            <w:r>
+              <w:t>Загрузка страницы турнира</w:t>
+            </w:r>
+          </w:p>
+        </w:tc>
+        <w:tc>
+          <w:tcPr>
+            <w:tcW w:w="2214" w:type="dxa"/>
+            <w:vAlign w:val="center"/>
+          </w:tcPr>
+          <w:p>
+            <w:r>
+              <w:t>Видны календарь/таблица/описание турнира</w:t>
+            </w:r>
+          </w:p>
+        </w:tc>
+        <w:tc>
+          <w:tcPr>
+            <w:tcW w:w="1466" w:type="dxa"/>
+            <w:vAlign w:val="center"/>
+          </w:tcPr>
+          <w:p>
+            <w:pPr>
+              <w:rPr>
+                <w:lang w:val="en-US"/>
+              </w:rPr>
+            </w:pPr>
+            <w:r>
+              <w:t>Страница турнира открыта</w:t>
+            </w:r>
+          </w:p>
+        </w:tc>
+      </w:tr>
+      <w:tr>
+        <w:tc>
+          <w:tcPr>
+            <w:tcW w:w="630" w:type="dxa"/>
+            <w:vAlign w:val="center"/>
+          </w:tcPr>
+          <w:p>
+            <w:pPr>
+              <w:rPr>
+                <w:lang w:val="en-US"/>
+              </w:rPr>
+            </w:pPr>
+            <w:r>
+              <w:t xml:space="preserve">9 </w:t>
+            </w:r>
+          </w:p>
+        </w:tc>
+        <w:tc>
+          <w:tcPr>
+            <w:tcW w:w="1733" w:type="dxa"/>
+            <w:vAlign w:val="center"/>
+          </w:tcPr>
+          <w:p>
+            <w:pPr>
+              <w:rPr>
+                <w:lang w:val="en-US"/>
+              </w:rPr>
+            </w:pPr>
+            <w:r>
+              <w:t>Страница матча открыта</w:t>
+            </w:r>
+          </w:p>
+        </w:tc>
+        <w:tc>
+          <w:tcPr>
+            <w:tcW w:w="2096" w:type="dxa"/>
+            <w:vAlign w:val="center"/>
+          </w:tcPr>
+          <w:p>
+            <w:pPr>
+              <w:rPr>
+                <w:lang w:val="en-US"/>
+              </w:rPr>
+            </w:pPr>
+            <w:r>
+              <w:t>Проверка блоков статистики</w:t>
+            </w:r>
+          </w:p>
+        </w:tc>
+        <w:tc>
+          <w:tcPr>
+            <w:tcW w:w="1761" w:type="dxa"/>
+            <w:vAlign w:val="center"/>
+          </w:tcPr>
+          <w:p>
+            <w:pPr>
+              <w:rPr>
+                <w:lang w:val="en-US"/>
+              </w:rPr>
+            </w:pPr>
+            <w:r>
+              <w:t>Система отображает секции матча</w:t>
+            </w:r>
+          </w:p>
+        </w:tc>
+        <w:tc>
+          <w:tcPr>
+            <w:tcW w:w="2214" w:type="dxa"/>
+            <w:vAlign w:val="center"/>
+          </w:tcPr>
+          <w:p>
+            <w:r>
+              <w:t>Видны «Личные встречи»</w:t>
+            </w:r>
+            <w:proofErr w:type="gramStart"/>
+            <w:r>
+              <w:t>/«</w:t>
+            </w:r>
+            <w:proofErr w:type="gramEnd"/>
+            <w:r>
+              <w:t>Состав команды»</w:t>
+            </w:r>
+            <w:proofErr w:type="gramStart"/>
+            <w:r>
+              <w:t>/«</w:t>
+            </w:r>
+            <w:proofErr w:type="gramEnd"/>
+            <w:r>
+              <w:t>События»</w:t>
+            </w:r>
+          </w:p>
+        </w:tc>
+        <w:tc>
+          <w:tcPr>
+            <w:tcW w:w="1466" w:type="dxa"/>
+            <w:vAlign w:val="center"/>
+          </w:tcPr>
+          <w:p>
+            <w:pPr>
+              <w:rPr>
+                <w:lang w:val="en-US"/>
+              </w:rPr>
+            </w:pPr>
+            <w:r>
+              <w:t>Статистика матча доступна</w:t>
+            </w:r>
+          </w:p>
+        </w:tc>
+      </w:tr>
+      <w:tr>
+        <w:tc>
+          <w:tcPr>
+            <w:tcW w:w="630" w:type="dxa"/>
+            <w:vAlign w:val="center"/>
+          </w:tcPr>
+          <w:p>
+            <w:pPr>
+              <w:rPr>
+                <w:lang w:val="en-US"/>
+              </w:rPr>
+            </w:pPr>
+            <w:r>
+              <w:t xml:space="preserve">10 </w:t>
+            </w:r>
+          </w:p>
+        </w:tc>
+        <w:tc>
+          <w:tcPr>
+            <w:tcW w:w="1733" w:type="dxa"/>
+            <w:vAlign w:val="center"/>
+          </w:tcPr>
+          <w:p>
+            <w:pPr>
+              <w:rPr>
+                <w:lang w:val="en-US"/>
+              </w:rPr>
+            </w:pPr>
+            <w:r>
+              <w:t>Вне раздела БК</w:t>
+            </w:r>
+          </w:p>
+        </w:tc>
+        <w:tc>
+          <w:tcPr>
+            <w:tcW w:w="2096" w:type="dxa"/>
+            <w:vAlign w:val="center"/>
+          </w:tcPr>
+          <w:p>
+            <w:pPr>
+              <w:rPr>
+                <w:lang w:val="en-US"/>
+              </w:rPr>
+            </w:pPr>
+            <w:r>
+              <w:t xml:space="preserve">Открываем </w:t>
+            </w:r>
+            <w:r>
+              <w:rPr>
+                <w:rStyle w:val="HTMLCode"/>
+                <w:rFonts w:eastAsiaTheme="minorHAnsi"/>
+              </w:rPr>
+              <w:t>/</w:t>
+            </w:r>
+            <w:proofErr w:type="spellStart"/>
+            <w:r>
+              <w:rPr>
+                <w:rStyle w:val="HTMLCode"/>
+                <w:rFonts w:eastAsiaTheme="minorHAnsi"/>
+              </w:rPr>
+              <w:t>bukmekery</w:t>
+            </w:r>
+            <w:proofErr w:type="spellEnd"/>
+            <w:r>
+              <w:rPr>
+                <w:rStyle w:val="HTMLCode"/>
+                <w:rFonts w:eastAsiaTheme="minorHAnsi"/>
+              </w:rPr>
+              <w:t>/</w:t>
+            </w:r>
+            <w:proofErr w:type="spellStart"/>
+            <w:r>
+              <w:rPr>
+                <w:rStyle w:val="HTMLCode"/>
+                <w:rFonts w:eastAsiaTheme="minorHAnsi"/>
+              </w:rPr>
+              <w:t>luchshie</w:t>
+            </w:r>
+            <w:proofErr w:type="spellEnd"/>
+            <w:r>
+              <w:rPr>
+                <w:rStyle w:val="HTMLCode"/>
+                <w:rFonts w:eastAsiaTheme="minorHAnsi"/>
+              </w:rPr>
+              <w:t>/</w:t>
+            </w:r>
+          </w:p>
+        </w:tc>
+        <w:tc>
+          <w:tcPr>
+            <w:tcW w:w="1761" w:type="dxa"/>
+            <w:vAlign w:val="center"/>
+          </w:tcPr>
+          <w:p>
+            <w:pPr>
+              <w:rPr>
+                <w:lang w:val="en-US"/>
+              </w:rPr>
+            </w:pPr>
+            <w:r>
+              <w:t>Загрузка рейтинга букмекеров</w:t>
+            </w:r>
+          </w:p>
+        </w:tc>
+        <w:tc>
+          <w:tcPr>
+            <w:tcW w:w="2214" w:type="dxa"/>
+            <w:vAlign w:val="center"/>
+          </w:tcPr>
+          <w:p>
+            <w:r>
+              <w:t>В тексте присутствуют FONBET/</w:t>
+            </w:r>
+            <w:proofErr w:type="spellStart"/>
+            <w:r>
+              <w:t>Winline</w:t>
+            </w:r>
+            <w:proofErr w:type="spellEnd"/>
+            <w:r>
+              <w:t xml:space="preserve"> и др.</w:t>
+            </w:r>
+          </w:p>
+        </w:tc>
+        <w:tc>
+          <w:tcPr>
+            <w:tcW w:w="1466" w:type="dxa"/>
+            <w:vAlign w:val="center"/>
+          </w:tcPr>
+          <w:p>
+            <w:pPr>
+              <w:rPr>
+                <w:lang w:val="en-US"/>
+              </w:rPr>
+            </w:pPr>
+            <w:r>
+              <w:t>Рейтинг БК открыт</w:t>
+            </w:r>
+          </w:p>
+        </w:tc>
+      </w:tr>
+      <w:tr>
+        <w:tc>
+          <w:tcPr>
+            <w:tcW w:w="630" w:type="dxa"/>
+            <w:vAlign w:val="center"/>
+          </w:tcPr>
+          <w:p>
+            <w:pPr>
+              <w:rPr>
+                <w:lang w:val="en-US"/>
+              </w:rPr>
+            </w:pPr>
+            <w:r>
+              <w:t xml:space="preserve">11 </w:t>
+            </w:r>
+          </w:p>
+        </w:tc>
+        <w:tc>
+          <w:tcPr>
+            <w:tcW w:w="1733" w:type="dxa"/>
+            <w:vAlign w:val="center"/>
+          </w:tcPr>
+          <w:p>
+            <w:pPr>
+              <w:rPr>
+                <w:lang w:val="en-US"/>
+              </w:rPr>
+            </w:pPr>
+            <w:r>
+              <w:t>Вне обзора букмекера</w:t>
+            </w:r>
+          </w:p>
+        </w:tc>
+        <w:tc>
+          <w:tcPr>
+            <w:tcW w:w="2096" w:type="dxa"/>
+            <w:vAlign w:val="center"/>
+          </w:tcPr>
+          <w:p>
+            <w:r>
+              <w:t xml:space="preserve">Открываем </w:t>
+            </w:r>
+            <w:r>
+              <w:rPr>
+                <w:rStyle w:val="HTMLCode"/>
+                <w:rFonts w:eastAsiaTheme="minorHAnsi"/>
+              </w:rPr>
+              <w:t>/</w:t>
+            </w:r>
+            <w:proofErr w:type="spellStart"/>
+            <w:r>
+              <w:rPr>
+                <w:rStyle w:val="HTMLCode"/>
+                <w:rFonts w:eastAsiaTheme="minorHAnsi"/>
+              </w:rPr>
+              <w:t>fonbet</w:t>
+            </w:r>
+            <w:proofErr w:type="spellEnd"/>
+            <w:r>
+              <w:rPr>
+                <w:rStyle w:val="HTMLCode"/>
+                <w:rFonts w:eastAsiaTheme="minorHAnsi"/>
+              </w:rPr>
+              <w:t>/</w:t>
+            </w:r>
+            <w:r>
+              <w:t xml:space="preserve"> (или другой БК)</w:t>
+            </w:r>
+          </w:p>
+        </w:tc>
+        <w:tc>
+          <w:tcPr>
+            <w:tcW w:w="1761" w:type="dxa"/>
+            <w:vAlign w:val="center"/>
+          </w:tcPr>
+          <w:p>
+            <w:pPr>
+              <w:rPr>
+                <w:lang w:val="en-US"/>
+              </w:rPr>
+            </w:pPr>
+            <w:r>
+              <w:t>Загрузка страницы обзора БК</w:t>
+            </w:r>
+          </w:p>
+        </w:tc>
+        <w:tc>
+          <w:tcPr>
+            <w:tcW w:w="2214" w:type="dxa"/>
+            <w:vAlign w:val="center"/>
+          </w:tcPr>
+          <w:p>
+            <w:r>
+              <w:t>Видны название, рейтинг, описание, CTA</w:t>
+            </w:r>
+          </w:p>
+        </w:tc>
+        <w:tc>
+          <w:tcPr>
+            <w:tcW w:w="1466" w:type="dxa"/>
+            <w:vAlign w:val="center"/>
+          </w:tcPr>
+          <w:p>
+            <w:pPr>
+              <w:rPr>
+                <w:lang w:val="en-US"/>
+              </w:rPr>
+            </w:pPr>
+            <w:r>
+              <w:t>Обзор букмекера открыт</w:t>
+            </w:r>
+          </w:p>
+        </w:tc>
+      </w:tr>
+      <w:tr>
+        <w:tc>
+          <w:tcPr>
+            <w:tcW w:w="630" w:type="dxa"/>
+            <w:vAlign w:val="center"/>
+          </w:tcPr>
+          <w:p>
+            <w:pPr>
+              <w:rPr>
+                <w:lang w:val="en-US"/>
+              </w:rPr>
+            </w:pPr>
+            <w:r>
+              <w:t xml:space="preserve">12 </w:t>
+            </w:r>
+          </w:p>
+        </w:tc>
+        <w:tc>
+          <w:tcPr>
+            <w:tcW w:w="1733" w:type="dxa"/>
+            <w:vAlign w:val="center"/>
+          </w:tcPr>
+          <w:p>
+            <w:pPr>
+              <w:rPr>
+                <w:lang w:val="en-US"/>
+              </w:rPr>
+            </w:pPr>
+            <w:r>
+              <w:t>Вне раздела бонусов</w:t>
+            </w:r>
+          </w:p>
+        </w:tc>
+        <w:tc>
+          <w:tcPr>
+            <w:tcW w:w="2096" w:type="dxa"/>
+            <w:vAlign w:val="center"/>
+          </w:tcPr>
+          <w:p>
+            <w:pPr>
+              <w:rPr>
+                <w:lang w:val="en-US"/>
+              </w:rPr>
+            </w:pPr>
+            <w:r>
+              <w:t xml:space="preserve">Открываем </w:t>
+            </w:r>
+            <w:r>
+              <w:rPr>
+                <w:rStyle w:val="HTMLCode"/>
+                <w:rFonts w:eastAsiaTheme="minorHAnsi"/>
+              </w:rPr>
+              <w:t>/</w:t>
+            </w:r>
+            <w:proofErr w:type="spellStart"/>
+            <w:r>
+              <w:rPr>
+                <w:rStyle w:val="HTMLCode"/>
+                <w:rFonts w:eastAsiaTheme="minorHAnsi"/>
+              </w:rPr>
+              <w:t>bukmekery</w:t>
+            </w:r>
+            <w:proofErr w:type="spellEnd"/>
+            <w:r>
+              <w:rPr>
+                <w:rStyle w:val="HTMLCode"/>
+                <w:rFonts w:eastAsiaTheme="minorHAnsi"/>
+              </w:rPr>
+              <w:t>/</w:t>
+            </w:r>
+            <w:proofErr w:type="spellStart"/>
+            <w:r>
+              <w:rPr>
+                <w:rStyle w:val="HTMLCode"/>
+                <w:rFonts w:eastAsiaTheme="minorHAnsi"/>
+              </w:rPr>
+              <w:t>luchshie-fribety</w:t>
+            </w:r>
+            <w:proofErr w:type="spellEnd"/>
+            <w:r>
+              <w:rPr>
+                <w:rStyle w:val="HTMLCode"/>
+                <w:rFonts w:eastAsiaTheme="minorHAnsi"/>
+              </w:rPr>
+              <w:t>/</w:t>
+            </w:r>
+          </w:p>
+        </w:tc>
+        <w:tc>
+          <w:tcPr>
+            <w:tcW w:w="1761" w:type="dxa"/>
+            <w:vAlign w:val="center"/>
+          </w:tcPr>
+          <w:p>
+            <w:pPr>
+              <w:rPr>
+                <w:lang w:val="en-US"/>
+              </w:rPr>
+            </w:pPr>
+            <w:r>
+              <w:t>Загрузка витрины бонусов</w:t>
+            </w:r>
+          </w:p>
+        </w:tc>
+        <w:tc>
+          <w:tcPr>
+            <w:tcW w:w="2214" w:type="dxa"/>
+            <w:vAlign w:val="center"/>
+          </w:tcPr>
+          <w:p>
+            <w:r>
+              <w:t xml:space="preserve">Видны </w:t>
+            </w:r>
+            <w:proofErr w:type="spellStart"/>
+            <w:r>
+              <w:t>фрибеты</w:t>
+            </w:r>
+            <w:proofErr w:type="spellEnd"/>
+            <w:r>
+              <w:t>/суммы/карточки БК</w:t>
+            </w:r>
+          </w:p>
+        </w:tc>
+        <w:tc>
+          <w:tcPr>
+            <w:tcW w:w="1466" w:type="dxa"/>
+            <w:vAlign w:val="center"/>
+          </w:tcPr>
+          <w:p>
+            <w:pPr>
+              <w:rPr>
+                <w:lang w:val="en-US"/>
+              </w:rPr>
+            </w:pPr>
+            <w:r>
+              <w:t>Раздел бонусов открыт</w:t>
+            </w:r>
+          </w:p>
+        </w:tc>
+      </w:tr>
+      <w:tr>
+        <w:tc>
+          <w:tcPr>
+            <w:tcW w:w="630" w:type="dxa"/>
+            <w:vAlign w:val="center"/>
+          </w:tcPr>
+          <w:p>
+            <w:pPr>
+              <w:rPr>
+                <w:lang w:val="en-US"/>
+              </w:rPr>
+            </w:pPr>
+            <w:r>
+              <w:t xml:space="preserve">13 </w:t>
+            </w:r>
+          </w:p>
+        </w:tc>
+        <w:tc>
+          <w:tcPr>
+            <w:tcW w:w="1733" w:type="dxa"/>
+            <w:vAlign w:val="center"/>
+          </w:tcPr>
+          <w:p>
+            <w:pPr>
+              <w:rPr>
+                <w:lang w:val="en-US"/>
+              </w:rPr>
+            </w:pPr>
+            <w:r>
+              <w:t>Главная или бонусы открыты</w:t>
+            </w:r>
+          </w:p>
+        </w:tc>
+        <w:tc>
+          <w:tcPr>
+            <w:tcW w:w="2096" w:type="dxa"/>
+            <w:vAlign w:val="center"/>
+          </w:tcPr>
+          <w:p>
+            <w:pPr>
+              <w:rPr>
+                <w:lang w:val="en-US"/>
+              </w:rPr>
+            </w:pPr>
+            <w:r>
+              <w:t xml:space="preserve">Клик «Получить </w:t>
+            </w:r>
+            <w:proofErr w:type="spellStart"/>
+            <w:r>
+              <w:t>фрибет</w:t>
+            </w:r>
+            <w:proofErr w:type="spellEnd"/>
+            <w:r>
+              <w:t>»</w:t>
+            </w:r>
+          </w:p>
+        </w:tc>
+        <w:tc>
+          <w:tcPr>
+            <w:tcW w:w="1761" w:type="dxa"/>
+            <w:vAlign w:val="center"/>
+          </w:tcPr>
+          <w:p>
+            <w:pPr>
+              <w:rPr>
+                <w:lang w:val="en-US"/>
+              </w:rPr>
+            </w:pPr>
+            <w:r>
+              <w:t>Выполняется партнёрский редирект</w:t>
+            </w:r>
+          </w:p>
+        </w:tc>
+        <w:tc>
+          <w:tcPr>
+            <w:tcW w:w="2214" w:type="dxa"/>
+            <w:vAlign w:val="center"/>
+          </w:tcPr>
+          <w:p>
+            <w:r>
+              <w:t>Открыт внешний URL/новая вкладка</w:t>
+            </w:r>
+          </w:p>
+        </w:tc>
+        <w:tc>
+          <w:tcPr>
+            <w:tcW w:w="1466" w:type="dxa"/>
+            <w:vAlign w:val="center"/>
+          </w:tcPr>
+          <w:p>
+            <w:pPr>
+              <w:rPr>
+                <w:lang w:val="en-US"/>
+              </w:rPr>
+            </w:pPr>
+            <w:r>
+              <w:t xml:space="preserve">Переход за </w:t>
+            </w:r>
+            <w:proofErr w:type="spellStart"/>
+            <w:r>
+              <w:t>фрибетом</w:t>
+            </w:r>
+            <w:proofErr w:type="spellEnd"/>
+            <w:r>
+              <w:t xml:space="preserve"> выполнен</w:t>
+            </w:r>
+          </w:p>
+        </w:tc>
+      </w:tr>
+      <w:tr>
+        <w:tc>
+          <w:tcPr>
+            <w:tcW w:w="630" w:type="dxa"/>
+            <w:vAlign w:val="center"/>
+          </w:tcPr>
+          <w:p>
+            <w:pPr>
+              <w:rPr>
+                <w:lang w:val="en-US"/>
+              </w:rPr>
+            </w:pPr>
+            <w:r>
+              <w:t xml:space="preserve">14 </w:t>
+            </w:r>
+          </w:p>
+        </w:tc>
+        <w:tc>
+          <w:tcPr>
+            <w:tcW w:w="1733" w:type="dxa"/>
+            <w:vAlign w:val="center"/>
+          </w:tcPr>
+          <w:p>
+            <w:pPr>
+              <w:rPr>
+                <w:lang w:val="en-US"/>
+              </w:rPr>
+            </w:pPr>
+            <w:r>
+              <w:t>Вне раздела новостей</w:t>
+            </w:r>
+          </w:p>
+        </w:tc>
+        <w:tc>
+          <w:tcPr>
+            <w:tcW w:w="2096" w:type="dxa"/>
+            <w:vAlign w:val="center"/>
+          </w:tcPr>
+          <w:p>
+            <w:r>
+              <w:t xml:space="preserve">Открываем </w:t>
+            </w:r>
+            <w:r>
+              <w:rPr>
+                <w:rStyle w:val="HTMLCode"/>
+                <w:rFonts w:eastAsiaTheme="minorHAnsi"/>
+              </w:rPr>
+              <w:t>/</w:t>
+            </w:r>
+            <w:proofErr w:type="spellStart"/>
+            <w:r>
+              <w:rPr>
+                <w:rStyle w:val="HTMLCode"/>
+                <w:rFonts w:eastAsiaTheme="minorHAnsi"/>
+              </w:rPr>
+              <w:t>mag</w:t>
+            </w:r>
+            <w:proofErr w:type="spellEnd"/>
+            <w:r>
+              <w:rPr>
+                <w:rStyle w:val="HTMLCode"/>
+                <w:rFonts w:eastAsiaTheme="minorHAnsi"/>
+              </w:rPr>
+              <w:t>/</w:t>
+            </w:r>
+            <w:proofErr w:type="spellStart"/>
+            <w:r>
+              <w:rPr>
+                <w:rStyle w:val="HTMLCode"/>
+                <w:rFonts w:eastAsiaTheme="minorHAnsi"/>
+              </w:rPr>
+              <w:t>novosti</w:t>
+            </w:r>
+            <w:proofErr w:type="spellEnd"/>
+            <w:r>
+              <w:rPr>
+                <w:rStyle w:val="HTMLCode"/>
+                <w:rFonts w:eastAsiaTheme="minorHAnsi"/>
+              </w:rPr>
+              <w:t>/</w:t>
+            </w:r>
+            <w:r>
+              <w:t xml:space="preserve"> и кликаем новость</w:t>
+            </w:r>
+          </w:p>
+        </w:tc>
+        <w:tc>
+          <w:tcPr>
+            <w:tcW w:w="1761" w:type="dxa"/>
+            <w:vAlign w:val="center"/>
+          </w:tcPr>
+          <w:p>
+            <w:pPr>
+              <w:rPr>
+                <w:lang w:val="en-US"/>
+              </w:rPr>
+            </w:pPr>
+            <w:r>
+              <w:t>Переход на страницу новости</w:t>
+            </w:r>
+          </w:p>
+        </w:tc>
+        <w:tc>
+          <w:tcPr>
+            <w:tcW w:w="2214" w:type="dxa"/>
+            <w:vAlign w:val="center"/>
+          </w:tcPr>
+          <w:p>
+            <w:r>
+              <w:t xml:space="preserve">URL вида </w:t>
+            </w:r>
+            <w:r>
+              <w:rPr>
+                <w:rStyle w:val="HTMLCode"/>
+                <w:rFonts w:eastAsiaTheme="minorHAnsi"/>
+              </w:rPr>
+              <w:t>/</w:t>
+            </w:r>
+            <w:proofErr w:type="spellStart"/>
+            <w:r>
+              <w:rPr>
+                <w:rStyle w:val="HTMLCode"/>
+                <w:rFonts w:eastAsiaTheme="minorHAnsi"/>
+              </w:rPr>
+              <w:t>mag</w:t>
+            </w:r>
+            <w:proofErr w:type="spellEnd"/>
+            <w:r>
+              <w:rPr>
+                <w:rStyle w:val="HTMLCode"/>
+                <w:rFonts w:eastAsiaTheme="minorHAnsi"/>
+              </w:rPr>
+              <w:t>/</w:t>
+            </w:r>
+            <w:proofErr w:type="spellStart"/>
+            <w:r>
+              <w:rPr>
+                <w:rStyle w:val="HTMLCode"/>
+                <w:rFonts w:eastAsiaTheme="minorHAnsi"/>
+              </w:rPr>
+              <w:t>novosti</w:t>
+            </w:r>
+            <w:proofErr w:type="spellEnd"/>
+            <w:r>
+              <w:rPr>
+                <w:rStyle w:val="HTMLCode"/>
+                <w:rFonts w:eastAsiaTheme="minorHAnsi"/>
+              </w:rPr>
+              <w:t>/...</w:t>
+            </w:r>
+            <w:r>
+              <w:t>, текст статьи</w:t>
+            </w:r>
+          </w:p>
+        </w:tc>
+        <w:tc>
+          <w:tcPr>
+            <w:tcW w:w="1466" w:type="dxa"/>
+            <w:vAlign w:val="center"/>
+          </w:tcPr>
+          <w:p>
+            <w:pPr>
+              <w:rPr>
+                <w:lang w:val="en-US"/>
+              </w:rPr>
+            </w:pPr>
+            <w:r>
+              <w:t>Новость открыта</w:t>
+            </w:r>
+          </w:p>
+        </w:tc>
+      </w:tr>
+      <w:tr>
+        <w:tc>
+          <w:tcPr>
+            <w:tcW w:w="630" w:type="dxa"/>
+            <w:vAlign w:val="center"/>
+          </w:tcPr>
+          <w:p>
+            <w:pPr>
+              <w:rPr>
+                <w:lang w:val="en-US"/>
+              </w:rPr>
+            </w:pPr>
+            <w:r>
+              <w:t xml:space="preserve">15 </w:t>
+            </w:r>
+          </w:p>
+        </w:tc>
+        <w:tc>
+          <w:tcPr>
+            <w:tcW w:w="1733" w:type="dxa"/>
+            <w:vAlign w:val="center"/>
+          </w:tcPr>
+          <w:p>
+            <w:pPr>
+              <w:rPr>
+                <w:lang w:val="en-US"/>
+              </w:rPr>
+            </w:pPr>
+            <w:r>
+              <w:t>Вне раздела прогнозов</w:t>
+            </w:r>
+          </w:p>
+        </w:tc>
+        <w:tc>
+          <w:tcPr>
+            <w:tcW w:w="2096" w:type="dxa"/>
+            <w:vAlign w:val="center"/>
+          </w:tcPr>
+          <w:p>
+            <w:r>
+              <w:t xml:space="preserve">Открываем </w:t>
+            </w:r>
+            <w:r>
+              <w:rPr>
+                <w:rStyle w:val="HTMLCode"/>
+                <w:rFonts w:eastAsiaTheme="minorHAnsi"/>
+              </w:rPr>
+              <w:t>/</w:t>
+            </w:r>
+            <w:proofErr w:type="spellStart"/>
+            <w:r>
+              <w:rPr>
+                <w:rStyle w:val="HTMLCode"/>
+                <w:rFonts w:eastAsiaTheme="minorHAnsi"/>
+              </w:rPr>
+              <w:t>prognozy</w:t>
+            </w:r>
+            <w:proofErr w:type="spellEnd"/>
+            <w:r>
+              <w:rPr>
+                <w:rStyle w:val="HTMLCode"/>
+                <w:rFonts w:eastAsiaTheme="minorHAnsi"/>
+              </w:rPr>
+              <w:t>/</w:t>
+            </w:r>
+            <w:proofErr w:type="spellStart"/>
+            <w:r>
+              <w:rPr>
+                <w:rStyle w:val="HTMLCode"/>
+                <w:rFonts w:eastAsiaTheme="minorHAnsi"/>
+              </w:rPr>
+              <w:t>football</w:t>
+            </w:r>
+            <w:proofErr w:type="spellEnd"/>
+            <w:r>
+              <w:rPr>
+                <w:rStyle w:val="HTMLCode"/>
+                <w:rFonts w:eastAsiaTheme="minorHAnsi"/>
+              </w:rPr>
+              <w:t>/</w:t>
+            </w:r>
+            <w:r>
+              <w:t>, открываем первую статью</w:t>
+            </w:r>
+          </w:p>
+        </w:tc>
+        <w:tc>
+          <w:tcPr>
+            <w:tcW w:w="1761" w:type="dxa"/>
+            <w:vAlign w:val="center"/>
+          </w:tcPr>
+          <w:p>
+            <w:pPr>
+              <w:rPr>
+                <w:lang w:val="en-US"/>
+              </w:rPr>
+            </w:pPr>
+            <w:r>
+              <w:t>Переход на страницу прогноза</w:t>
+            </w:r>
+          </w:p>
+        </w:tc>
+        <w:tc>
+          <w:tcPr>
+            <w:tcW w:w="2214" w:type="dxa"/>
+            <w:vAlign w:val="center"/>
+          </w:tcPr>
+          <w:p>
+            <w:r>
+              <w:t xml:space="preserve">URL </w:t>
+            </w:r>
+            <w:r>
+              <w:rPr>
+                <w:rStyle w:val="HTMLCode"/>
+                <w:rFonts w:eastAsiaTheme="minorHAnsi"/>
+              </w:rPr>
+              <w:t>/</w:t>
+            </w:r>
+            <w:proofErr w:type="spellStart"/>
+            <w:r>
+              <w:rPr>
+                <w:rStyle w:val="HTMLCode"/>
+                <w:rFonts w:eastAsiaTheme="minorHAnsi"/>
+              </w:rPr>
+              <w:t>prognozy</w:t>
+            </w:r>
+            <w:proofErr w:type="spellEnd"/>
+            <w:r>
+              <w:rPr>
+                <w:rStyle w:val="HTMLCode"/>
+                <w:rFonts w:eastAsiaTheme="minorHAnsi"/>
+              </w:rPr>
+              <w:t>/...</w:t>
+            </w:r>
+            <w:r>
+              <w:t xml:space="preserve"> и контент статьи</w:t>
+            </w:r>
+          </w:p>
+        </w:tc>
+        <w:tc>
+          <w:tcPr>
+            <w:tcW w:w="1466" w:type="dxa"/>
+            <w:vAlign w:val="center"/>
+          </w:tcPr>
+          <w:p>
+            <w:pPr>
+              <w:rPr>
+                <w:lang w:val="en-US"/>
+              </w:rPr>
+            </w:pPr>
+            <w:r>
+              <w:t>Прогноз открыт</w:t>
+            </w:r>
+          </w:p>
+        </w:tc>
+      </w:tr>
+      <w:tr>
+        <w:tc>
+          <w:tcPr>
+            <w:tcW w:w="630" w:type="dxa"/>
+            <w:vAlign w:val="center"/>
+          </w:tcPr>
+          <w:p>
+            <w:pPr>
+              <w:rPr>
+                <w:lang w:val="en-US"/>
+              </w:rPr>
+            </w:pPr>
+            <w:r>
+              <w:t xml:space="preserve">16 </w:t>
+            </w:r>
+          </w:p>
+        </w:tc>
+        <w:tc>
+          <w:tcPr>
+            <w:tcW w:w="1733" w:type="dxa"/>
+            <w:vAlign w:val="center"/>
+          </w:tcPr>
+          <w:p>
+            <w:pPr>
+              <w:rPr>
+                <w:lang w:val="en-US"/>
+              </w:rPr>
+            </w:pPr>
+            <w:r>
+              <w:t>Энциклопедия не открыта</w:t>
+            </w:r>
+          </w:p>
+        </w:tc>
+        <w:tc>
+          <w:tcPr>
+            <w:tcW w:w="2096" w:type="dxa"/>
+            <w:vAlign w:val="center"/>
+          </w:tcPr>
+          <w:p>
+            <w:r>
+              <w:t xml:space="preserve">Открываем </w:t>
+            </w:r>
+            <w:r>
+              <w:rPr>
+                <w:rStyle w:val="HTMLCode"/>
+                <w:rFonts w:eastAsiaTheme="minorHAnsi"/>
+              </w:rPr>
+              <w:t>/</w:t>
+            </w:r>
+            <w:proofErr w:type="spellStart"/>
+            <w:r>
+              <w:rPr>
+                <w:rStyle w:val="HTMLCode"/>
+                <w:rFonts w:eastAsiaTheme="minorHAnsi"/>
+              </w:rPr>
+              <w:t>enciklopediya</w:t>
+            </w:r>
+            <w:proofErr w:type="spellEnd"/>
+            <w:r>
+              <w:rPr>
+                <w:rStyle w:val="HTMLCode"/>
+                <w:rFonts w:eastAsiaTheme="minorHAnsi"/>
+              </w:rPr>
+              <w:t>/</w:t>
+            </w:r>
+            <w:r>
+              <w:t>, вводим «</w:t>
+            </w:r>
+            <w:proofErr w:type="spellStart"/>
+            <w:r>
+              <w:t>тотал</w:t>
+            </w:r>
+            <w:proofErr w:type="spellEnd"/>
+            <w:r>
+              <w:t>», нажимаем «Найти»</w:t>
+            </w:r>
+          </w:p>
+        </w:tc>
+        <w:tc>
+          <w:tcPr>
+            <w:tcW w:w="1761" w:type="dxa"/>
+            <w:vAlign w:val="center"/>
+          </w:tcPr>
+          <w:p>
+            <w:pPr>
+              <w:rPr>
+                <w:lang w:val="en-US"/>
+              </w:rPr>
+            </w:pPr>
+            <w:r>
+              <w:t>Выполняется поиск по энциклопедии</w:t>
+            </w:r>
+          </w:p>
+        </w:tc>
+        <w:tc>
+          <w:tcPr>
+            <w:tcW w:w="2214" w:type="dxa"/>
+            <w:vAlign w:val="center"/>
+          </w:tcPr>
+          <w:p>
+            <w:pPr>
+              <w:rPr>
+                <w:lang w:val="en-US"/>
+              </w:rPr>
+            </w:pPr>
+            <w:r>
+              <w:t>Показаны результаты по запросу</w:t>
+            </w:r>
+          </w:p>
+        </w:tc>
+        <w:tc>
+          <w:tcPr>
+            <w:tcW w:w="1466" w:type="dxa"/>
+            <w:vAlign w:val="center"/>
+          </w:tcPr>
+          <w:p>
+            <w:pPr>
+              <w:rPr>
+                <w:lang w:val="en-US"/>
+              </w:rPr>
+            </w:pPr>
+            <w:r>
+              <w:t>Результаты поиска отображены</w:t>
+            </w:r>
+          </w:p>
+        </w:tc>
+      </w:tr>
+      <w:tr>
+        <w:tc>
+          <w:tcPr>
+            <w:tcW w:w="630" w:type="dxa"/>
+            <w:vAlign w:val="center"/>
+          </w:tcPr>
+          <w:p>
+            <w:pPr>
+              <w:rPr>
+                <w:lang w:val="en-US"/>
+              </w:rPr>
+            </w:pPr>
+            <w:r>
+              <w:t xml:space="preserve">17 </w:t>
+            </w:r>
+          </w:p>
+        </w:tc>
+        <w:tc>
+          <w:tcPr>
+            <w:tcW w:w="1733" w:type="dxa"/>
+            <w:vAlign w:val="center"/>
+          </w:tcPr>
+          <w:p>
+            <w:r>
+              <w:t xml:space="preserve">В результатах </w:t>
+            </w:r>
+            <w:r>
+              <w:lastRenderedPageBreak/>
+              <w:t>энциклопедии / прямой URL</w:t>
+            </w:r>
+          </w:p>
+        </w:tc>
+        <w:tc>
+          <w:tcPr>
+            <w:tcW w:w="2096" w:type="dxa"/>
+            <w:vAlign w:val="center"/>
+          </w:tcPr>
+          <w:p>
+            <w:pPr>
+              <w:rPr>
+                <w:lang w:val="en-US"/>
+              </w:rPr>
+            </w:pPr>
+            <w:r>
+              <w:lastRenderedPageBreak/>
+              <w:t xml:space="preserve">Открываем статью </w:t>
+            </w:r>
+            <w:r>
+              <w:rPr>
+                <w:rStyle w:val="HTMLCode"/>
+                <w:rFonts w:eastAsiaTheme="minorHAnsi"/>
+              </w:rPr>
+              <w:lastRenderedPageBreak/>
+              <w:t>.../total-</w:t>
+            </w:r>
+            <w:proofErr w:type="gramStart"/>
+            <w:r>
+              <w:rPr>
+                <w:rStyle w:val="HTMLCode"/>
+                <w:rFonts w:eastAsiaTheme="minorHAnsi"/>
+              </w:rPr>
+              <w:t>4-5</w:t>
+            </w:r>
+            <w:proofErr w:type="gramEnd"/>
+            <w:r>
+              <w:rPr>
+                <w:rStyle w:val="HTMLCode"/>
+                <w:rFonts w:eastAsiaTheme="minorHAnsi"/>
+              </w:rPr>
+              <w:t>-bolshe...</w:t>
+            </w:r>
+          </w:p>
+        </w:tc>
+        <w:tc>
+          <w:tcPr>
+            <w:tcW w:w="1761" w:type="dxa"/>
+            <w:vAlign w:val="center"/>
+          </w:tcPr>
+          <w:p>
+            <w:pPr>
+              <w:rPr>
+                <w:lang w:val="en-US"/>
+              </w:rPr>
+            </w:pPr>
+            <w:r>
+              <w:lastRenderedPageBreak/>
+              <w:t xml:space="preserve">Загрузка страницы </w:t>
+            </w:r>
+            <w:r>
+              <w:lastRenderedPageBreak/>
+              <w:t>статьи</w:t>
+            </w:r>
+          </w:p>
+        </w:tc>
+        <w:tc>
+          <w:tcPr>
+            <w:tcW w:w="2214" w:type="dxa"/>
+            <w:vAlign w:val="center"/>
+          </w:tcPr>
+          <w:p>
+            <w:r>
+              <w:lastRenderedPageBreak/>
+              <w:t xml:space="preserve">Виден заголовок и </w:t>
+            </w:r>
+            <w:r>
+              <w:lastRenderedPageBreak/>
+              <w:t>основной текст</w:t>
+            </w:r>
+          </w:p>
+        </w:tc>
+        <w:tc>
+          <w:tcPr>
+            <w:tcW w:w="1466" w:type="dxa"/>
+            <w:vAlign w:val="center"/>
+          </w:tcPr>
+          <w:p>
+            <w:pPr>
+              <w:rPr>
+                <w:lang w:val="en-US"/>
+              </w:rPr>
+            </w:pPr>
+            <w:r>
+              <w:lastRenderedPageBreak/>
+              <w:t>Статья энциклоп</w:t>
+            </w:r>
+            <w:r>
+              <w:lastRenderedPageBreak/>
+              <w:t xml:space="preserve">едии </w:t>
+            </w:r>
+            <w:proofErr w:type="spellStart"/>
+            <w:r>
+              <w:t>отк</w:t>
+            </w:r>
+            <w:proofErr w:type="spellEnd"/>
+          </w:p>
+        </w:tc>
+      </w:tr>
+    </w:tbl>
+    <w:p>
+      <w:pPr>
+        <w:rPr>
+          <w:lang w:val="en-US"/>
+        </w:rPr>
+      </w:pPr>
+    </w:p>
+    <w:tbl>
+      <w:tblPr>
+        <w:tblStyle w:val="TableGrid"/>
+        <w:tblW w:w="11096" w:type="dxa"/>
         <w:tblInd w:w="-1281" w:type="dxa"/>
         <w:tblLook w:val="04A0" w:firstRow="1" w:lastRow="0" w:firstColumn="1" w:lastColumn="0" w:noHBand="0" w:noVBand="1"/>
       </w:tblPr>
       <w:tblGrid>
-        <w:gridCol w:w="1248"/>
+        <w:gridCol w:w="625"/>
         <w:gridCol w:w="2658"/>
         <w:gridCol w:w="2036"/>
-        <w:gridCol w:w="4684"/>
+        <w:gridCol w:w="5777"/>
       </w:tblGrid>
       <w:tr>
         <w:tc>
           <w:tcPr>
-            <w:tcW w:w="1248" w:type="dxa"/>
+            <w:tcW w:w="625" w:type="dxa"/>
           </w:tcPr>
           <w:p>
             <w:pPr>
@@ -9576,7 +11994,7 @@
         </w:tc>
         <w:tc>
           <w:tcPr>
-            <w:tcW w:w="4684" w:type="dxa"/>
+            <w:tcW w:w="5777" w:type="dxa"/>
           </w:tcPr>
           <w:p>
             <w:pPr>
@@ -9624,7 +12042,7 @@
       <w:tr>
         <w:tc>
           <w:tcPr>
-            <w:tcW w:w="1248" w:type="dxa"/>
+            <w:tcW w:w="625" w:type="dxa"/>
           </w:tcPr>
           <w:p>
             <w:pPr>
@@ -9778,7 +12196,7 @@
         </w:tc>
         <w:tc>
           <w:tcPr>
-            <w:tcW w:w="4684" w:type="dxa"/>
+            <w:tcW w:w="5777" w:type="dxa"/>
           </w:tcPr>
           <w:p>
             <w:pPr>
@@ -9853,7 +12271,7 @@
       <w:tr>
         <w:tc>
           <w:tcPr>
-            <w:tcW w:w="1248" w:type="dxa"/>
+            <w:tcW w:w="625" w:type="dxa"/>
           </w:tcPr>
           <w:p>
             <w:pPr>
@@ -9886,7 +12304,702 @@
         <w:tc>
           <w:tcPr>
             <w:tcW w:w="2658" w:type="dxa"/>
-          </w:tcPr>
+            <w:vAlign w:val="center"/>
+          </w:tcPr>
+          <w:p>
+            <w:pPr>
+              <w:rPr>
+                <w:rFonts w:cs="Times New Roman"/>
+                <w:szCs w:val="28"/>
+              </w:rPr>
+            </w:pPr>
+            <w:r>
+              <w:rPr>
+                <w:rFonts w:cs="Times New Roman"/>
+                <w:szCs w:val="28"/>
+              </w:rPr>
+              <w:t>Кликнуть «Все матчи» Дождаться заголовка про футбол</w:t>
+            </w:r>
+            <w:r>
+              <w:rPr>
+                <w:rFonts w:cs="Times New Roman"/>
+                <w:szCs w:val="28"/>
+              </w:rPr>
+              <w:t xml:space="preserve">. </w:t>
+            </w:r>
+            <w:r>
+              <w:rPr>
+                <w:rFonts w:cs="Times New Roman"/>
+                <w:szCs w:val="28"/>
+              </w:rPr>
+              <w:t xml:space="preserve">Кликнуть </w:t>
+            </w:r>
+            <w:proofErr w:type="gramStart"/>
+            <w:r>
+              <w:rPr>
+                <w:rFonts w:cs="Times New Roman"/>
+                <w:szCs w:val="28"/>
+              </w:rPr>
+              <w:t>«теннис»</w:t>
+            </w:r>
+            <w:proofErr w:type="gramEnd"/>
+            <w:r>
+              <w:rPr>
+                <w:rFonts w:cs="Times New Roman"/>
+                <w:szCs w:val="28"/>
+              </w:rPr>
+              <w:t xml:space="preserve"> Дождаться смены</w:t>
+            </w:r>
+            <w:r>
+              <w:rPr>
+                <w:rFonts w:cs="Times New Roman"/>
+                <w:szCs w:val="28"/>
+              </w:rPr>
+              <w:t>.</w:t>
+            </w:r>
+          </w:p>
+        </w:tc>
+        <w:tc>
+          <w:tcPr>
+            <w:tcW w:w="2036" w:type="dxa"/>
+            <w:vAlign w:val="center"/>
+          </w:tcPr>
+          <w:p>
+            <w:pPr>
+              <w:rPr>
+                <w:rFonts w:cs="Times New Roman"/>
+                <w:szCs w:val="28"/>
+              </w:rPr>
+            </w:pPr>
+            <w:r>
+              <w:rPr>
+                <w:rFonts w:cs="Times New Roman"/>
+                <w:szCs w:val="28"/>
+              </w:rPr>
+              <w:t>URL /</w:t>
+            </w:r>
+            <w:proofErr w:type="spellStart"/>
+            <w:r>
+              <w:rPr>
+                <w:rFonts w:cs="Times New Roman"/>
+                <w:szCs w:val="28"/>
+              </w:rPr>
+              <w:t>stat</w:t>
+            </w:r>
+            <w:proofErr w:type="spellEnd"/>
+            <w:r>
+              <w:rPr>
+                <w:rFonts w:cs="Times New Roman"/>
+                <w:szCs w:val="28"/>
+              </w:rPr>
+              <w:t>/</w:t>
+            </w:r>
+            <w:proofErr w:type="spellStart"/>
+            <w:r>
+              <w:rPr>
+                <w:rFonts w:cs="Times New Roman"/>
+                <w:szCs w:val="28"/>
+              </w:rPr>
+              <w:t>football</w:t>
+            </w:r>
+            <w:proofErr w:type="spellEnd"/>
+            <w:r>
+              <w:rPr>
+                <w:rFonts w:cs="Times New Roman"/>
+                <w:szCs w:val="28"/>
+              </w:rPr>
+              <w:t>/ → /</w:t>
+            </w:r>
+            <w:proofErr w:type="spellStart"/>
+            <w:r>
+              <w:rPr>
+                <w:rFonts w:cs="Times New Roman"/>
+                <w:szCs w:val="28"/>
+              </w:rPr>
+              <w:t>stat</w:t>
+            </w:r>
+            <w:proofErr w:type="spellEnd"/>
+            <w:r>
+              <w:rPr>
+                <w:rFonts w:cs="Times New Roman"/>
+                <w:szCs w:val="28"/>
+              </w:rPr>
+              <w:t>/</w:t>
+            </w:r>
+            <w:proofErr w:type="spellStart"/>
+            <w:r>
+              <w:rPr>
+                <w:rFonts w:cs="Times New Roman"/>
+                <w:szCs w:val="28"/>
+              </w:rPr>
+              <w:t>tennis</w:t>
+            </w:r>
+            <w:proofErr w:type="spellEnd"/>
+            <w:r>
+              <w:rPr>
+                <w:rFonts w:cs="Times New Roman"/>
+                <w:szCs w:val="28"/>
+              </w:rPr>
+              <w:t>/; заголовок и список матчей обновлены</w:t>
+            </w:r>
+          </w:p>
+        </w:tc>
+        <w:tc>
+          <w:tcPr>
+            <w:tcW w:w="5777" w:type="dxa"/>
+            <w:vAlign w:val="center"/>
+          </w:tcPr>
+          <w:p>
+            <w:pPr>
+              <w:rPr>
+                <w:rFonts w:cs="Times New Roman"/>
+                <w:szCs w:val="28"/>
+              </w:rPr>
+            </w:pPr>
+            <w:r>
+              <w:rPr>
+                <w:rFonts w:cs="Times New Roman"/>
+                <w:szCs w:val="28"/>
+              </w:rPr>
+              <w:t>//a[</w:t>
+            </w:r>
+            <w:proofErr w:type="spellStart"/>
+            <w:r>
+              <w:rPr>
+                <w:rFonts w:cs="Times New Roman"/>
+                <w:szCs w:val="28"/>
+              </w:rPr>
+              <w:t>contains</w:t>
+            </w:r>
+            <w:proofErr w:type="spellEnd"/>
+            <w:r>
+              <w:rPr>
+                <w:rFonts w:cs="Times New Roman"/>
+                <w:szCs w:val="28"/>
+              </w:rPr>
+              <w:t>(@href,'/stat/football/')]//*[normalize-</w:t>
+            </w:r>
+            <w:proofErr w:type="gramStart"/>
+            <w:r>
+              <w:rPr>
+                <w:rFonts w:cs="Times New Roman"/>
+                <w:szCs w:val="28"/>
+              </w:rPr>
+              <w:t>space(</w:t>
+            </w:r>
+            <w:proofErr w:type="gramEnd"/>
+            <w:r>
+              <w:rPr>
+                <w:rFonts w:cs="Times New Roman"/>
+                <w:szCs w:val="28"/>
+              </w:rPr>
+              <w:t>)='Все матчи'], //a[</w:t>
+            </w:r>
+            <w:proofErr w:type="spellStart"/>
+            <w:r>
+              <w:rPr>
+                <w:rFonts w:cs="Times New Roman"/>
+                <w:szCs w:val="28"/>
+              </w:rPr>
+              <w:t>contains</w:t>
+            </w:r>
+            <w:proofErr w:type="spellEnd"/>
+            <w:r>
+              <w:rPr>
+                <w:rFonts w:cs="Times New Roman"/>
+                <w:szCs w:val="28"/>
+              </w:rPr>
+              <w:t>(@href,'/stat/tennis/')]</w:t>
+            </w:r>
+          </w:p>
+        </w:tc>
+      </w:tr>
+      <w:tr>
+        <w:tc>
+          <w:tcPr>
+            <w:tcW w:w="625" w:type="dxa"/>
+          </w:tcPr>
+          <w:p>
+            <w:pPr>
+              <w:rPr>
+                <w:rFonts w:cs="Times New Roman"/>
+                <w:szCs w:val="28"/>
+              </w:rPr>
+            </w:pPr>
+            <w:r>
+              <w:rPr>
+                <w:rFonts w:cs="Times New Roman"/>
+                <w:color w:val="333333"/>
+                <w:spacing w:val="-4"/>
+                <w:szCs w:val="28"/>
+              </w:rPr>
+              <w:t xml:space="preserve">TS- </w:t>
+            </w:r>
+            <w:r>
+              <w:rPr>
+                <w:rFonts w:cs="Times New Roman"/>
+                <w:color w:val="333333"/>
+                <w:spacing w:val="-6"/>
+                <w:w w:val="105"/>
+                <w:szCs w:val="28"/>
+              </w:rPr>
+              <w:t>03</w:t>
+            </w:r>
+          </w:p>
+        </w:tc>
+        <w:tc>
+          <w:tcPr>
+            <w:tcW w:w="2658" w:type="dxa"/>
+            <w:vAlign w:val="center"/>
+          </w:tcPr>
+          <w:p>
+            <w:pPr>
+              <w:rPr>
+                <w:rFonts w:cs="Times New Roman"/>
+                <w:szCs w:val="28"/>
+              </w:rPr>
+            </w:pPr>
+            <w:r>
+              <w:rPr>
+                <w:rFonts w:cs="Times New Roman"/>
+                <w:szCs w:val="28"/>
+              </w:rPr>
+              <w:t>«Все матчи» → /</w:t>
+            </w:r>
+            <w:proofErr w:type="spellStart"/>
+            <w:r>
+              <w:rPr>
+                <w:rFonts w:cs="Times New Roman"/>
+                <w:szCs w:val="28"/>
+              </w:rPr>
+              <w:t>stat</w:t>
+            </w:r>
+            <w:proofErr w:type="spellEnd"/>
+            <w:r>
+              <w:rPr>
+                <w:rFonts w:cs="Times New Roman"/>
+                <w:szCs w:val="28"/>
+              </w:rPr>
+              <w:t>/</w:t>
+            </w:r>
+            <w:proofErr w:type="spellStart"/>
+            <w:r>
+              <w:rPr>
+                <w:rFonts w:cs="Times New Roman"/>
+                <w:szCs w:val="28"/>
+              </w:rPr>
+              <w:t>football</w:t>
+            </w:r>
+            <w:proofErr w:type="spellEnd"/>
+            <w:r>
+              <w:rPr>
+                <w:rFonts w:cs="Times New Roman"/>
+                <w:szCs w:val="28"/>
+              </w:rPr>
+              <w:t>/ «Вчера», «Завтра», дата в календаре</w:t>
+            </w:r>
+          </w:p>
+        </w:tc>
+        <w:tc>
+          <w:tcPr>
+            <w:tcW w:w="2036" w:type="dxa"/>
+            <w:vAlign w:val="center"/>
+          </w:tcPr>
+          <w:p>
+            <w:pPr>
+              <w:rPr>
+                <w:rFonts w:cs="Times New Roman"/>
+                <w:szCs w:val="28"/>
+              </w:rPr>
+            </w:pPr>
+            <w:r>
+              <w:rPr>
+                <w:rFonts w:cs="Times New Roman"/>
+                <w:szCs w:val="28"/>
+              </w:rPr>
+              <w:t>URL /</w:t>
+            </w:r>
+            <w:proofErr w:type="spellStart"/>
+            <w:r>
+              <w:rPr>
+                <w:rFonts w:cs="Times New Roman"/>
+                <w:szCs w:val="28"/>
+              </w:rPr>
+              <w:t>yesterday</w:t>
+            </w:r>
+            <w:proofErr w:type="spellEnd"/>
+            <w:r>
+              <w:rPr>
+                <w:rFonts w:cs="Times New Roman"/>
+                <w:szCs w:val="28"/>
+              </w:rPr>
+              <w:t>/, /</w:t>
+            </w:r>
+            <w:proofErr w:type="spellStart"/>
+            <w:r>
+              <w:rPr>
+                <w:rFonts w:cs="Times New Roman"/>
+                <w:szCs w:val="28"/>
+              </w:rPr>
+              <w:t>tomorrow</w:t>
+            </w:r>
+            <w:proofErr w:type="spellEnd"/>
+            <w:r>
+              <w:rPr>
+                <w:rFonts w:cs="Times New Roman"/>
+                <w:szCs w:val="28"/>
+              </w:rPr>
+              <w:t>/</w:t>
+            </w:r>
+            <w:proofErr w:type="gramStart"/>
+            <w:r>
+              <w:rPr>
+                <w:rFonts w:cs="Times New Roman"/>
+                <w:szCs w:val="28"/>
+              </w:rPr>
+              <w:t>, ?</w:t>
+            </w:r>
+            <w:proofErr w:type="spellStart"/>
+            <w:r>
+              <w:rPr>
+                <w:rFonts w:cs="Times New Roman"/>
+                <w:szCs w:val="28"/>
+              </w:rPr>
+              <w:t>date</w:t>
+            </w:r>
+            <w:proofErr w:type="spellEnd"/>
+            <w:proofErr w:type="gramEnd"/>
+            <w:r>
+              <w:rPr>
+                <w:rFonts w:cs="Times New Roman"/>
+                <w:szCs w:val="28"/>
+              </w:rPr>
+              <w:t>=;</w:t>
+            </w:r>
+          </w:p>
+        </w:tc>
+        <w:tc>
+          <w:tcPr>
+            <w:tcW w:w="5777" w:type="dxa"/>
+            <w:vAlign w:val="center"/>
+          </w:tcPr>
+          <w:p>
+            <w:pPr>
+              <w:rPr>
+                <w:rFonts w:cs="Times New Roman"/>
+                <w:szCs w:val="28"/>
+                <w:lang w:val="en-US"/>
+              </w:rPr>
+            </w:pPr>
+            <w:r>
+              <w:rPr>
+                <w:rFonts w:cs="Times New Roman"/>
+                <w:szCs w:val="28"/>
+                <w:lang w:val="en-US"/>
+              </w:rPr>
+              <w:t>//button[</w:t>
+            </w:r>
+            <w:proofErr w:type="gramStart"/>
+            <w:r>
+              <w:rPr>
+                <w:rFonts w:cs="Times New Roman"/>
+                <w:szCs w:val="28"/>
+                <w:lang w:val="en-US"/>
+              </w:rPr>
+              <w:t>contains(@</w:t>
+            </w:r>
+            <w:proofErr w:type="gramEnd"/>
+            <w:r>
+              <w:rPr>
+                <w:rFonts w:cs="Times New Roman"/>
+                <w:szCs w:val="28"/>
+                <w:lang w:val="en-US"/>
+              </w:rPr>
+              <w:t>class,'dateTag') and contains(.,'</w:t>
+            </w:r>
+            <w:r>
+              <w:rPr>
+                <w:rFonts w:cs="Times New Roman"/>
+                <w:szCs w:val="28"/>
+              </w:rPr>
+              <w:t>Вчера</w:t>
+            </w:r>
+            <w:r>
+              <w:rPr>
+                <w:rFonts w:cs="Times New Roman"/>
+                <w:szCs w:val="28"/>
+                <w:lang w:val="en-US"/>
+              </w:rPr>
+              <w:t>')], //</w:t>
+            </w:r>
+            <w:proofErr w:type="gramStart"/>
+            <w:r>
+              <w:rPr>
+                <w:rFonts w:cs="Times New Roman"/>
+                <w:szCs w:val="28"/>
+                <w:lang w:val="en-US"/>
+              </w:rPr>
+              <w:t>div[@</w:t>
+            </w:r>
+            <w:proofErr w:type="gramEnd"/>
+            <w:r>
+              <w:rPr>
+                <w:rFonts w:cs="Times New Roman"/>
+                <w:szCs w:val="28"/>
+                <w:lang w:val="en-US"/>
+              </w:rPr>
+              <w:t>data-qa='Calendar']</w:t>
+            </w:r>
+          </w:p>
+        </w:tc>
+      </w:tr>
+      <w:tr>
+        <w:tc>
+          <w:tcPr>
+            <w:tcW w:w="625" w:type="dxa"/>
+          </w:tcPr>
+          <w:p>
+            <w:pPr>
+              <w:rPr>
+                <w:rFonts w:cs="Times New Roman"/>
+                <w:szCs w:val="28"/>
+              </w:rPr>
+            </w:pPr>
+            <w:r>
+              <w:rPr>
+                <w:rFonts w:cs="Times New Roman"/>
+                <w:color w:val="333333"/>
+                <w:spacing w:val="-4"/>
+                <w:szCs w:val="28"/>
+              </w:rPr>
+              <w:t xml:space="preserve">TS- </w:t>
+            </w:r>
+            <w:r>
+              <w:rPr>
+                <w:rFonts w:cs="Times New Roman"/>
+                <w:color w:val="333333"/>
+                <w:spacing w:val="-6"/>
+                <w:w w:val="105"/>
+                <w:szCs w:val="28"/>
+              </w:rPr>
+              <w:t>04</w:t>
+            </w:r>
+          </w:p>
+        </w:tc>
+        <w:tc>
+          <w:tcPr>
+            <w:tcW w:w="2658" w:type="dxa"/>
+          </w:tcPr>
+          <w:p>
+            <w:pPr>
+              <w:rPr>
+                <w:rFonts w:cs="Times New Roman"/>
+                <w:szCs w:val="28"/>
+              </w:rPr>
+            </w:pPr>
+            <w:r>
+              <w:rPr>
+                <w:rFonts w:cs="Times New Roman"/>
+                <w:color w:val="333333"/>
+                <w:szCs w:val="28"/>
+              </w:rPr>
+              <w:t xml:space="preserve">Проверить список на </w:t>
+            </w:r>
+            <w:r>
+              <w:rPr>
+                <w:rFonts w:cs="Times New Roman"/>
+                <w:color w:val="333333"/>
+                <w:spacing w:val="-2"/>
+                <w:szCs w:val="28"/>
+              </w:rPr>
+              <w:t>главной</w:t>
+            </w:r>
+          </w:p>
+        </w:tc>
+        <w:tc>
+          <w:tcPr>
+            <w:tcW w:w="2036" w:type="dxa"/>
+          </w:tcPr>
+          <w:p>
+            <w:pPr>
+              <w:rPr>
+                <w:rFonts w:cs="Times New Roman"/>
+                <w:szCs w:val="28"/>
+              </w:rPr>
+            </w:pPr>
+            <w:r>
+              <w:rPr>
+                <w:rFonts w:cs="Times New Roman"/>
+                <w:color w:val="333333"/>
+                <w:szCs w:val="28"/>
+              </w:rPr>
+              <w:t>≥1</w:t>
+            </w:r>
+            <w:r>
+              <w:rPr>
+                <w:rFonts w:cs="Times New Roman"/>
+                <w:color w:val="333333"/>
+                <w:spacing w:val="1"/>
+                <w:szCs w:val="28"/>
+              </w:rPr>
+              <w:t xml:space="preserve"> </w:t>
+            </w:r>
+            <w:r>
+              <w:rPr>
+                <w:rFonts w:cs="Times New Roman"/>
+                <w:color w:val="333333"/>
+                <w:spacing w:val="-2"/>
+                <w:szCs w:val="28"/>
+              </w:rPr>
+              <w:t>ссылка</w:t>
+            </w:r>
+          </w:p>
+          <w:p>
+            <w:pPr>
+              <w:rPr>
+                <w:rFonts w:cs="Times New Roman"/>
+                <w:szCs w:val="28"/>
+              </w:rPr>
+            </w:pPr>
+            <w:r>
+              <w:rPr>
+                <w:rFonts w:cs="Times New Roman"/>
+                <w:spacing w:val="-2"/>
+                <w:szCs w:val="28"/>
+              </w:rPr>
+              <w:t>/</w:t>
+            </w:r>
+            <w:proofErr w:type="spellStart"/>
+            <w:r>
+              <w:rPr>
+                <w:rFonts w:cs="Times New Roman"/>
+                <w:spacing w:val="-2"/>
+                <w:szCs w:val="28"/>
+              </w:rPr>
+              <w:t>stat</w:t>
+            </w:r>
+            <w:proofErr w:type="spellEnd"/>
+            <w:r>
+              <w:rPr>
+                <w:rFonts w:cs="Times New Roman"/>
+                <w:spacing w:val="-2"/>
+                <w:szCs w:val="28"/>
+              </w:rPr>
+              <w:t>/</w:t>
+            </w:r>
+            <w:proofErr w:type="spellStart"/>
+            <w:r>
+              <w:rPr>
+                <w:rFonts w:cs="Times New Roman"/>
+                <w:spacing w:val="-2"/>
+                <w:szCs w:val="28"/>
+              </w:rPr>
+              <w:t>futbol</w:t>
+            </w:r>
+            <w:proofErr w:type="spellEnd"/>
+            <w:r>
+              <w:rPr>
+                <w:rFonts w:cs="Times New Roman"/>
+                <w:spacing w:val="-2"/>
+                <w:szCs w:val="28"/>
+              </w:rPr>
+              <w:t>/</w:t>
+            </w:r>
+          </w:p>
+        </w:tc>
+        <w:tc>
+          <w:tcPr>
+            <w:tcW w:w="5777" w:type="dxa"/>
+          </w:tcPr>
+          <w:p>
+            <w:pPr>
+              <w:rPr>
+                <w:rFonts w:cs="Times New Roman"/>
+                <w:szCs w:val="28"/>
+              </w:rPr>
+            </w:pPr>
+          </w:p>
+          <w:p>
+            <w:pPr>
+              <w:rPr>
+                <w:rFonts w:cs="Times New Roman"/>
+                <w:szCs w:val="28"/>
+              </w:rPr>
+            </w:pPr>
+            <w:r>
+              <w:rPr>
+                <w:rFonts w:cs="Times New Roman"/>
+                <w:spacing w:val="-2"/>
+                <w:szCs w:val="28"/>
+              </w:rPr>
+              <w:t>//a[</w:t>
+            </w:r>
+            <w:proofErr w:type="spellStart"/>
+            <w:r>
+              <w:rPr>
+                <w:rFonts w:cs="Times New Roman"/>
+                <w:spacing w:val="-2"/>
+                <w:szCs w:val="28"/>
+              </w:rPr>
+              <w:t>contains</w:t>
+            </w:r>
+            <w:proofErr w:type="spellEnd"/>
+            <w:r>
+              <w:rPr>
+                <w:rFonts w:cs="Times New Roman"/>
+                <w:spacing w:val="-2"/>
+                <w:szCs w:val="28"/>
+              </w:rPr>
+              <w:t>(@href,'/stat/futbol/')]</w:t>
+            </w:r>
+          </w:p>
+        </w:tc>
+      </w:tr>
+      <w:tr>
+        <w:tc>
+          <w:tcPr>
+            <w:tcW w:w="625" w:type="dxa"/>
+          </w:tcPr>
+          <w:p>
+            <w:pPr>
+              <w:rPr>
+                <w:rFonts w:cs="Times New Roman"/>
+                <w:szCs w:val="28"/>
+              </w:rPr>
+            </w:pPr>
+            <w:r>
+              <w:rPr>
+                <w:rFonts w:cs="Times New Roman"/>
+                <w:color w:val="333333"/>
+                <w:spacing w:val="-4"/>
+                <w:szCs w:val="28"/>
+              </w:rPr>
+              <w:t xml:space="preserve">TS- </w:t>
+            </w:r>
+            <w:r>
+              <w:rPr>
+                <w:rFonts w:cs="Times New Roman"/>
+                <w:color w:val="333333"/>
+                <w:spacing w:val="-6"/>
+                <w:w w:val="105"/>
+                <w:szCs w:val="28"/>
+              </w:rPr>
+              <w:t>05</w:t>
+            </w:r>
+          </w:p>
+        </w:tc>
+        <w:tc>
+          <w:tcPr>
+            <w:tcW w:w="2658" w:type="dxa"/>
+          </w:tcPr>
+          <w:p>
+            <w:pPr>
+              <w:rPr>
+                <w:rFonts w:cs="Times New Roman"/>
+                <w:szCs w:val="28"/>
+              </w:rPr>
+            </w:pPr>
+          </w:p>
           <w:p>
             <w:pPr>
               <w:rPr>
@@ -9917,7 +13030,7 @@
                 <w:color w:val="333333"/>
                 <w:szCs w:val="28"/>
               </w:rPr>
-              <w:t>вкладки</w:t>
+              <w:t>по</w:t>
             </w:r>
             <w:r>
               <w:rPr>
@@ -9934,7 +13047,7 @@
                 <w:color w:val="333333"/>
                 <w:szCs w:val="28"/>
               </w:rPr>
-              <w:t>«теннис»</w:t>
+              <w:t>первому</w:t>
             </w:r>
             <w:r>
               <w:rPr>
@@ -9949,27 +13062,1180 @@
               <w:rPr>
                 <w:rFonts w:cs="Times New Roman"/>
                 <w:color w:val="333333"/>
+                <w:spacing w:val="-4"/>
+                <w:szCs w:val="28"/>
+              </w:rPr>
+              <w:t>матчу</w:t>
+            </w:r>
+          </w:p>
+        </w:tc>
+        <w:tc>
+          <w:tcPr>
+            <w:tcW w:w="2036" w:type="dxa"/>
+          </w:tcPr>
+          <w:p>
+            <w:pPr>
+              <w:rPr>
+                <w:rFonts w:cs="Times New Roman"/>
+                <w:szCs w:val="28"/>
+              </w:rPr>
+            </w:pPr>
+            <w:r>
+              <w:rPr>
+                <w:rFonts w:cs="Times New Roman"/>
+                <w:color w:val="333333"/>
                 <w:spacing w:val="-5"/>
+                <w:w w:val="105"/>
+                <w:szCs w:val="28"/>
+              </w:rPr>
+              <w:t>URL</w:t>
+            </w:r>
+          </w:p>
+          <w:p>
+            <w:pPr>
+              <w:rPr>
+                <w:rFonts w:cs="Times New Roman"/>
+                <w:szCs w:val="28"/>
+              </w:rPr>
+            </w:pPr>
+            <w:r>
+              <w:rPr>
+                <w:rFonts w:cs="Times New Roman"/>
+                <w:spacing w:val="-2"/>
+                <w:szCs w:val="28"/>
+              </w:rPr>
+              <w:t>/</w:t>
+            </w:r>
+            <w:proofErr w:type="spellStart"/>
+            <w:r>
+              <w:rPr>
+                <w:rFonts w:cs="Times New Roman"/>
+                <w:spacing w:val="-2"/>
+                <w:szCs w:val="28"/>
+              </w:rPr>
+              <w:t>stat</w:t>
+            </w:r>
+            <w:proofErr w:type="spellEnd"/>
+            <w:r>
+              <w:rPr>
+                <w:rFonts w:cs="Times New Roman"/>
+                <w:spacing w:val="-2"/>
+                <w:szCs w:val="28"/>
+              </w:rPr>
+              <w:t>/</w:t>
+            </w:r>
+            <w:proofErr w:type="spellStart"/>
+            <w:r>
+              <w:rPr>
+                <w:rFonts w:cs="Times New Roman"/>
+                <w:spacing w:val="-2"/>
+                <w:szCs w:val="28"/>
+              </w:rPr>
+              <w:t>futbol</w:t>
+            </w:r>
+            <w:proofErr w:type="spellEnd"/>
+            <w:r>
+              <w:rPr>
+                <w:rFonts w:cs="Times New Roman"/>
+                <w:spacing w:val="-2"/>
+                <w:szCs w:val="28"/>
+              </w:rPr>
+              <w:t>/{</w:t>
+            </w:r>
+            <w:proofErr w:type="spellStart"/>
+            <w:r>
+              <w:rPr>
+                <w:rFonts w:cs="Times New Roman"/>
+                <w:spacing w:val="-2"/>
+                <w:szCs w:val="28"/>
+              </w:rPr>
+              <w:t>id</w:t>
+            </w:r>
+            <w:proofErr w:type="spellEnd"/>
+            <w:r>
+              <w:rPr>
+                <w:rFonts w:cs="Times New Roman"/>
+                <w:spacing w:val="-2"/>
+                <w:szCs w:val="28"/>
+              </w:rPr>
+              <w:t>}/</w:t>
+            </w:r>
+          </w:p>
+        </w:tc>
+        <w:tc>
+          <w:tcPr>
+            <w:tcW w:w="5777" w:type="dxa"/>
+          </w:tcPr>
+          <w:p>
+            <w:pPr>
+              <w:rPr>
+                <w:rFonts w:cs="Times New Roman"/>
+                <w:szCs w:val="28"/>
+              </w:rPr>
+            </w:pPr>
+          </w:p>
+          <w:p>
+            <w:pPr>
+              <w:rPr>
+                <w:rFonts w:cs="Times New Roman"/>
+                <w:szCs w:val="28"/>
+              </w:rPr>
+            </w:pPr>
+            <w:r>
+              <w:rPr>
+                <w:rFonts w:cs="Times New Roman"/>
+                <w:spacing w:val="-2"/>
+                <w:szCs w:val="28"/>
+              </w:rPr>
+              <w:t>(//a[</w:t>
+            </w:r>
+            <w:proofErr w:type="spellStart"/>
+            <w:r>
+              <w:rPr>
+                <w:rFonts w:cs="Times New Roman"/>
+                <w:spacing w:val="-2"/>
+                <w:szCs w:val="28"/>
+              </w:rPr>
+              <w:t>contains</w:t>
+            </w:r>
+            <w:proofErr w:type="spellEnd"/>
+            <w:r>
+              <w:rPr>
+                <w:rFonts w:cs="Times New Roman"/>
+                <w:spacing w:val="-2"/>
+                <w:szCs w:val="28"/>
+              </w:rPr>
+              <w:t>(@href,'/stat/futbol/')</w:t>
+            </w:r>
+            <w:proofErr w:type="gramStart"/>
+            <w:r>
+              <w:rPr>
+                <w:rFonts w:cs="Times New Roman"/>
+                <w:spacing w:val="-2"/>
+                <w:szCs w:val="28"/>
+              </w:rPr>
+              <w:t>])[</w:t>
+            </w:r>
+            <w:proofErr w:type="gramEnd"/>
+            <w:r>
+              <w:rPr>
+                <w:rFonts w:cs="Times New Roman"/>
+                <w:spacing w:val="-2"/>
+                <w:szCs w:val="28"/>
+              </w:rPr>
+              <w:t>1]</w:t>
+            </w:r>
+          </w:p>
+        </w:tc>
+      </w:tr>
+      <w:tr>
+        <w:tc>
+          <w:tcPr>
+            <w:tcW w:w="625" w:type="dxa"/>
+          </w:tcPr>
+          <w:p>
+            <w:pPr>
+              <w:rPr>
+                <w:rFonts w:cs="Times New Roman"/>
+                <w:szCs w:val="28"/>
+              </w:rPr>
+            </w:pPr>
+            <w:r>
+              <w:rPr>
+                <w:rFonts w:cs="Times New Roman"/>
+                <w:color w:val="333333"/>
+                <w:spacing w:val="-4"/>
+                <w:szCs w:val="28"/>
+              </w:rPr>
+              <w:t xml:space="preserve">TS- </w:t>
+            </w:r>
+            <w:r>
+              <w:rPr>
+                <w:rFonts w:cs="Times New Roman"/>
+                <w:color w:val="333333"/>
+                <w:spacing w:val="-6"/>
+                <w:w w:val="105"/>
+                <w:szCs w:val="28"/>
+              </w:rPr>
+              <w:t>06</w:t>
+            </w:r>
+          </w:p>
+        </w:tc>
+        <w:tc>
+          <w:tcPr>
+            <w:tcW w:w="2658" w:type="dxa"/>
+          </w:tcPr>
+          <w:p>
+            <w:pPr>
+              <w:rPr>
+                <w:rFonts w:cs="Times New Roman"/>
+                <w:szCs w:val="28"/>
+              </w:rPr>
+            </w:pPr>
+          </w:p>
+          <w:p>
+            <w:pPr>
+              <w:rPr>
+                <w:rFonts w:cs="Times New Roman"/>
+                <w:szCs w:val="28"/>
+              </w:rPr>
+            </w:pPr>
+            <w:r>
+              <w:rPr>
+                <w:rFonts w:cs="Times New Roman"/>
+                <w:color w:val="333333"/>
+                <w:w w:val="105"/>
+                <w:szCs w:val="28"/>
+              </w:rPr>
+              <w:t>Сравнить</w:t>
+            </w:r>
+            <w:r>
+              <w:rPr>
+                <w:rFonts w:cs="Times New Roman"/>
+                <w:color w:val="333333"/>
+                <w:spacing w:val="-10"/>
+                <w:w w:val="105"/>
+                <w:szCs w:val="28"/>
+              </w:rPr>
+              <w:t xml:space="preserve"> </w:t>
+            </w:r>
+            <w:r>
+              <w:rPr>
+                <w:rFonts w:cs="Times New Roman"/>
+                <w:color w:val="333333"/>
+                <w:w w:val="105"/>
+                <w:szCs w:val="28"/>
+              </w:rPr>
+              <w:t>2</w:t>
+            </w:r>
+            <w:r>
+              <w:rPr>
+                <w:rFonts w:cs="Times New Roman"/>
+                <w:color w:val="333333"/>
+                <w:spacing w:val="-9"/>
+                <w:w w:val="105"/>
+                <w:szCs w:val="28"/>
+              </w:rPr>
+              <w:t xml:space="preserve"> </w:t>
+            </w:r>
+            <w:proofErr w:type="spellStart"/>
+            <w:r>
+              <w:rPr>
+                <w:rFonts w:cs="Times New Roman"/>
+                <w:color w:val="333333"/>
+                <w:spacing w:val="-2"/>
+                <w:w w:val="105"/>
+                <w:szCs w:val="28"/>
+              </w:rPr>
+              <w:t>betCard</w:t>
+            </w:r>
+            <w:proofErr w:type="spellEnd"/>
+          </w:p>
+        </w:tc>
+        <w:tc>
+          <w:tcPr>
+            <w:tcW w:w="2036" w:type="dxa"/>
+          </w:tcPr>
+          <w:p>
+            <w:pPr>
+              <w:rPr>
+                <w:rFonts w:cs="Times New Roman"/>
+                <w:szCs w:val="28"/>
+              </w:rPr>
+            </w:pPr>
+            <w:r>
+              <w:rPr>
+                <w:rFonts w:cs="Times New Roman"/>
+                <w:color w:val="333333"/>
+                <w:szCs w:val="28"/>
+              </w:rPr>
+              <w:t>Разные</w:t>
+            </w:r>
+            <w:r>
+              <w:rPr>
+                <w:rFonts w:cs="Times New Roman"/>
+                <w:color w:val="333333"/>
+                <w:spacing w:val="-14"/>
+                <w:szCs w:val="28"/>
+              </w:rPr>
+              <w:t xml:space="preserve"> </w:t>
+            </w:r>
+            <w:r>
+              <w:rPr>
+                <w:rFonts w:cs="Times New Roman"/>
+                <w:color w:val="333333"/>
+                <w:szCs w:val="28"/>
+              </w:rPr>
+              <w:t xml:space="preserve">котировки/ </w:t>
+            </w:r>
+            <w:r>
+              <w:rPr>
+                <w:rFonts w:cs="Times New Roman"/>
+                <w:color w:val="333333"/>
+                <w:spacing w:val="-2"/>
+                <w:szCs w:val="28"/>
+              </w:rPr>
+              <w:t>исходы</w:t>
+            </w:r>
+          </w:p>
+        </w:tc>
+        <w:tc>
+          <w:tcPr>
+            <w:tcW w:w="5777" w:type="dxa"/>
+          </w:tcPr>
+          <w:p>
+            <w:pPr>
+              <w:rPr>
+                <w:rFonts w:cs="Times New Roman"/>
+                <w:szCs w:val="28"/>
+              </w:rPr>
+            </w:pPr>
+          </w:p>
+          <w:p>
+            <w:pPr>
+              <w:rPr>
+                <w:rFonts w:cs="Times New Roman"/>
+                <w:szCs w:val="28"/>
+              </w:rPr>
+            </w:pPr>
+            <w:r>
+              <w:rPr>
+                <w:rFonts w:cs="Times New Roman"/>
+                <w:spacing w:val="-2"/>
+                <w:szCs w:val="28"/>
+              </w:rPr>
+              <w:t>//</w:t>
+            </w:r>
+            <w:proofErr w:type="spellStart"/>
+            <w:r>
+              <w:rPr>
+                <w:rFonts w:cs="Times New Roman"/>
+                <w:spacing w:val="-2"/>
+                <w:szCs w:val="28"/>
+              </w:rPr>
+              <w:t>button</w:t>
+            </w:r>
+            <w:proofErr w:type="spellEnd"/>
+            <w:r>
+              <w:rPr>
+                <w:rFonts w:cs="Times New Roman"/>
+                <w:spacing w:val="-2"/>
+                <w:szCs w:val="28"/>
+              </w:rPr>
+              <w:t>[</w:t>
+            </w:r>
+            <w:proofErr w:type="spellStart"/>
+            <w:r>
+              <w:rPr>
+                <w:rFonts w:cs="Times New Roman"/>
+                <w:spacing w:val="-2"/>
+                <w:szCs w:val="28"/>
+              </w:rPr>
+              <w:t>contains</w:t>
+            </w:r>
+            <w:proofErr w:type="spellEnd"/>
+            <w:r>
+              <w:rPr>
+                <w:rFonts w:cs="Times New Roman"/>
+                <w:spacing w:val="-2"/>
+                <w:szCs w:val="28"/>
+              </w:rPr>
+              <w:t>(@class,'betCard')]</w:t>
+            </w:r>
+          </w:p>
+        </w:tc>
+      </w:tr>
+      <w:tr>
+        <w:tc>
+          <w:tcPr>
+            <w:tcW w:w="625" w:type="dxa"/>
+          </w:tcPr>
+          <w:p>
+            <w:pPr>
+              <w:rPr>
+                <w:rFonts w:cs="Times New Roman"/>
+                <w:szCs w:val="28"/>
+              </w:rPr>
+            </w:pPr>
+            <w:r>
+              <w:rPr>
+                <w:rFonts w:cs="Times New Roman"/>
+                <w:color w:val="333333"/>
+                <w:spacing w:val="-4"/>
+                <w:szCs w:val="28"/>
+              </w:rPr>
+              <w:t xml:space="preserve">TS- </w:t>
+            </w:r>
+            <w:r>
+              <w:rPr>
+                <w:rFonts w:cs="Times New Roman"/>
+                <w:color w:val="333333"/>
+                <w:spacing w:val="-6"/>
+                <w:w w:val="105"/>
+                <w:szCs w:val="28"/>
+              </w:rPr>
+              <w:t>07</w:t>
+            </w:r>
+          </w:p>
+        </w:tc>
+        <w:tc>
+          <w:tcPr>
+            <w:tcW w:w="2658" w:type="dxa"/>
+          </w:tcPr>
+          <w:p>
+            <w:pPr>
+              <w:rPr>
+                <w:rFonts w:cs="Times New Roman"/>
+                <w:szCs w:val="28"/>
+              </w:rPr>
+            </w:pPr>
+          </w:p>
+          <w:p>
+            <w:pPr>
+              <w:rPr>
+                <w:rFonts w:cs="Times New Roman"/>
+                <w:szCs w:val="28"/>
+              </w:rPr>
+            </w:pPr>
+            <w:r>
+              <w:rPr>
+                <w:rFonts w:cs="Times New Roman"/>
+                <w:color w:val="333333"/>
+                <w:szCs w:val="28"/>
+              </w:rPr>
+              <w:t>Клик</w:t>
+            </w:r>
+            <w:r>
+              <w:rPr>
+                <w:rFonts w:cs="Times New Roman"/>
+                <w:color w:val="333333"/>
+                <w:spacing w:val="8"/>
+                <w:szCs w:val="28"/>
+              </w:rPr>
+              <w:t xml:space="preserve"> </w:t>
+            </w:r>
+            <w:proofErr w:type="spellStart"/>
+            <w:r>
+              <w:rPr>
+                <w:rFonts w:cs="Times New Roman"/>
+                <w:color w:val="333333"/>
+                <w:szCs w:val="28"/>
+              </w:rPr>
+              <w:t>betCard</w:t>
+            </w:r>
+            <w:proofErr w:type="spellEnd"/>
+            <w:r>
+              <w:rPr>
+                <w:rFonts w:cs="Times New Roman"/>
+                <w:color w:val="333333"/>
+                <w:szCs w:val="28"/>
+              </w:rPr>
+              <w:t>,</w:t>
+            </w:r>
+            <w:r>
+              <w:rPr>
+                <w:rFonts w:cs="Times New Roman"/>
+                <w:color w:val="333333"/>
+                <w:spacing w:val="8"/>
+                <w:szCs w:val="28"/>
+              </w:rPr>
+              <w:t xml:space="preserve"> </w:t>
+            </w:r>
+            <w:r>
+              <w:rPr>
+                <w:rFonts w:cs="Times New Roman"/>
+                <w:color w:val="333333"/>
+                <w:szCs w:val="28"/>
+              </w:rPr>
+              <w:t>ждать</w:t>
+            </w:r>
+            <w:r>
+              <w:rPr>
+                <w:rFonts w:cs="Times New Roman"/>
+                <w:color w:val="333333"/>
+                <w:spacing w:val="8"/>
+                <w:szCs w:val="28"/>
+              </w:rPr>
+              <w:t xml:space="preserve"> </w:t>
+            </w:r>
+            <w:r>
+              <w:rPr>
+                <w:rFonts w:cs="Times New Roman"/>
+                <w:color w:val="333333"/>
+                <w:spacing w:val="-2"/>
+                <w:szCs w:val="28"/>
+              </w:rPr>
+              <w:t>вкладку</w:t>
+            </w:r>
+          </w:p>
+        </w:tc>
+        <w:tc>
+          <w:tcPr>
+            <w:tcW w:w="2036" w:type="dxa"/>
+          </w:tcPr>
+          <w:p>
+            <w:pPr>
+              <w:rPr>
+                <w:rFonts w:cs="Times New Roman"/>
+                <w:szCs w:val="28"/>
+              </w:rPr>
+            </w:pPr>
+            <w:r>
+              <w:rPr>
+                <w:rFonts w:cs="Times New Roman"/>
+                <w:color w:val="333333"/>
+                <w:szCs w:val="28"/>
+              </w:rPr>
+              <w:t>Новая вкладка, URL</w:t>
+            </w:r>
+            <w:r>
+              <w:rPr>
+                <w:rFonts w:cs="Times New Roman"/>
+                <w:color w:val="333333"/>
+                <w:spacing w:val="-1"/>
+                <w:szCs w:val="28"/>
+              </w:rPr>
+              <w:t xml:space="preserve"> </w:t>
+            </w:r>
+            <w:r>
+              <w:rPr>
+                <w:rFonts w:cs="Times New Roman"/>
+                <w:color w:val="333333"/>
+                <w:szCs w:val="28"/>
+              </w:rPr>
+              <w:t>≠</w:t>
+            </w:r>
+            <w:r>
+              <w:rPr>
+                <w:rFonts w:cs="Times New Roman"/>
+                <w:color w:val="333333"/>
+                <w:spacing w:val="8"/>
+                <w:szCs w:val="28"/>
+              </w:rPr>
+              <w:t xml:space="preserve"> </w:t>
+            </w:r>
+            <w:proofErr w:type="spellStart"/>
+            <w:r>
+              <w:rPr>
+                <w:rFonts w:cs="Times New Roman"/>
+                <w:color w:val="333333"/>
+                <w:spacing w:val="-2"/>
+                <w:szCs w:val="28"/>
+              </w:rPr>
+              <w:t>sravni.bet</w:t>
+            </w:r>
+            <w:proofErr w:type="spellEnd"/>
+          </w:p>
+        </w:tc>
+        <w:tc>
+          <w:tcPr>
+            <w:tcW w:w="5777" w:type="dxa"/>
+          </w:tcPr>
+          <w:p>
+            <w:pPr>
+              <w:rPr>
+                <w:rFonts w:cs="Times New Roman"/>
+                <w:szCs w:val="28"/>
+              </w:rPr>
+            </w:pPr>
+          </w:p>
+          <w:p>
+            <w:pPr>
+              <w:rPr>
+                <w:rFonts w:cs="Times New Roman"/>
+                <w:szCs w:val="28"/>
+              </w:rPr>
+            </w:pPr>
+            <w:r>
+              <w:rPr>
+                <w:rFonts w:cs="Times New Roman"/>
+                <w:spacing w:val="-2"/>
+                <w:szCs w:val="28"/>
+              </w:rPr>
+              <w:t>(//</w:t>
+            </w:r>
+            <w:proofErr w:type="spellStart"/>
+            <w:r>
+              <w:rPr>
+                <w:rFonts w:cs="Times New Roman"/>
+                <w:spacing w:val="-2"/>
+                <w:szCs w:val="28"/>
+              </w:rPr>
+              <w:t>button</w:t>
+            </w:r>
+            <w:proofErr w:type="spellEnd"/>
+            <w:r>
+              <w:rPr>
+                <w:rFonts w:cs="Times New Roman"/>
+                <w:spacing w:val="-2"/>
+                <w:szCs w:val="28"/>
+              </w:rPr>
+              <w:t>[</w:t>
+            </w:r>
+            <w:proofErr w:type="spellStart"/>
+            <w:r>
+              <w:rPr>
+                <w:rFonts w:cs="Times New Roman"/>
+                <w:spacing w:val="-2"/>
+                <w:szCs w:val="28"/>
+              </w:rPr>
+              <w:t>contains</w:t>
+            </w:r>
+            <w:proofErr w:type="spellEnd"/>
+            <w:r>
+              <w:rPr>
+                <w:rFonts w:cs="Times New Roman"/>
+                <w:spacing w:val="-2"/>
+                <w:szCs w:val="28"/>
+              </w:rPr>
+              <w:t>(@class,'betCard')</w:t>
+            </w:r>
+            <w:proofErr w:type="gramStart"/>
+            <w:r>
+              <w:rPr>
+                <w:rFonts w:cs="Times New Roman"/>
+                <w:spacing w:val="-2"/>
+                <w:szCs w:val="28"/>
+              </w:rPr>
+              <w:t>])[</w:t>
+            </w:r>
+            <w:proofErr w:type="gramEnd"/>
+            <w:r>
+              <w:rPr>
+                <w:rFonts w:cs="Times New Roman"/>
+                <w:spacing w:val="-2"/>
+                <w:szCs w:val="28"/>
+              </w:rPr>
+              <w:t>1]</w:t>
+            </w:r>
+          </w:p>
+        </w:tc>
+      </w:tr>
+      <w:tr>
+        <w:tc>
+          <w:tcPr>
+            <w:tcW w:w="625" w:type="dxa"/>
+          </w:tcPr>
+          <w:p>
+            <w:pPr>
+              <w:rPr>
+                <w:rFonts w:cs="Times New Roman"/>
+                <w:szCs w:val="28"/>
+              </w:rPr>
+            </w:pPr>
+            <w:r>
+              <w:rPr>
+                <w:rFonts w:cs="Times New Roman"/>
+                <w:color w:val="333333"/>
+                <w:spacing w:val="-4"/>
+                <w:szCs w:val="28"/>
+              </w:rPr>
+              <w:t xml:space="preserve">TS- </w:t>
+            </w:r>
+            <w:r>
+              <w:rPr>
+                <w:rFonts w:cs="Times New Roman"/>
+                <w:color w:val="333333"/>
+                <w:spacing w:val="-4"/>
+                <w:szCs w:val="28"/>
+              </w:rPr>
+              <w:t>08</w:t>
+            </w:r>
+          </w:p>
+        </w:tc>
+        <w:tc>
+          <w:tcPr>
+            <w:tcW w:w="2658" w:type="dxa"/>
+          </w:tcPr>
+          <w:p>
+            <w:pPr>
+              <w:rPr>
+                <w:rFonts w:cs="Times New Roman"/>
+                <w:szCs w:val="28"/>
+              </w:rPr>
+            </w:pPr>
+          </w:p>
+          <w:p>
+            <w:pPr>
+              <w:rPr>
+                <w:rFonts w:cs="Times New Roman"/>
+                <w:szCs w:val="28"/>
+              </w:rPr>
+            </w:pPr>
+            <w:r>
+              <w:rPr>
+                <w:rFonts w:cs="Times New Roman"/>
+                <w:color w:val="333333"/>
+                <w:szCs w:val="28"/>
+              </w:rPr>
+              <w:t>Открыть</w:t>
+            </w:r>
+            <w:r>
+              <w:rPr>
+                <w:rFonts w:cs="Times New Roman"/>
+                <w:color w:val="333333"/>
+                <w:spacing w:val="15"/>
+                <w:szCs w:val="28"/>
+              </w:rPr>
+              <w:t xml:space="preserve"> </w:t>
+            </w:r>
+            <w:r>
+              <w:rPr>
+                <w:rFonts w:cs="Times New Roman"/>
+                <w:color w:val="333333"/>
+                <w:szCs w:val="28"/>
+              </w:rPr>
+              <w:t>турнир</w:t>
+            </w:r>
+            <w:r>
+              <w:rPr>
+                <w:rFonts w:cs="Times New Roman"/>
+                <w:color w:val="333333"/>
+                <w:spacing w:val="15"/>
+                <w:szCs w:val="28"/>
+              </w:rPr>
+              <w:t xml:space="preserve"> </w:t>
+            </w:r>
+            <w:r>
+              <w:rPr>
+                <w:rFonts w:cs="Times New Roman"/>
+                <w:color w:val="333333"/>
+                <w:spacing w:val="-5"/>
+                <w:szCs w:val="28"/>
+              </w:rPr>
+              <w:t>667</w:t>
+            </w:r>
+          </w:p>
+        </w:tc>
+        <w:tc>
+          <w:tcPr>
+            <w:tcW w:w="2036" w:type="dxa"/>
+          </w:tcPr>
+          <w:p>
+            <w:pPr>
+              <w:rPr>
+                <w:rFonts w:cs="Times New Roman"/>
+                <w:szCs w:val="28"/>
+              </w:rPr>
+            </w:pPr>
+            <w:r>
+              <w:rPr>
+                <w:rFonts w:cs="Times New Roman"/>
+                <w:color w:val="333333"/>
+                <w:spacing w:val="-2"/>
+                <w:szCs w:val="28"/>
+              </w:rPr>
+              <w:t>Календарь, заголовок</w:t>
+            </w:r>
+          </w:p>
+        </w:tc>
+        <w:tc>
+          <w:tcPr>
+            <w:tcW w:w="5777" w:type="dxa"/>
+          </w:tcPr>
+          <w:p>
+            <w:pPr>
+              <w:rPr>
+                <w:rFonts w:cs="Times New Roman"/>
+                <w:szCs w:val="28"/>
+              </w:rPr>
+            </w:pPr>
+          </w:p>
+          <w:p>
+            <w:pPr>
+              <w:rPr>
+                <w:rFonts w:cs="Times New Roman"/>
+                <w:szCs w:val="28"/>
+              </w:rPr>
+            </w:pPr>
+            <w:r>
+              <w:rPr>
+                <w:rFonts w:cs="Times New Roman"/>
+                <w:spacing w:val="-2"/>
+                <w:szCs w:val="28"/>
+              </w:rPr>
+              <w:t>//h1[</w:t>
+            </w:r>
+            <w:proofErr w:type="spellStart"/>
+            <w:r>
+              <w:rPr>
+                <w:rFonts w:cs="Times New Roman"/>
+                <w:spacing w:val="-2"/>
+                <w:szCs w:val="28"/>
+              </w:rPr>
+              <w:t>contains</w:t>
+            </w:r>
+            <w:proofErr w:type="spellEnd"/>
+            <w:r>
+              <w:rPr>
+                <w:rFonts w:cs="Times New Roman"/>
+                <w:spacing w:val="-2"/>
+                <w:szCs w:val="28"/>
+              </w:rPr>
+              <w:t>(.,'</w:t>
+            </w:r>
+            <w:proofErr w:type="spellStart"/>
+            <w:r>
+              <w:rPr>
+                <w:rFonts w:cs="Times New Roman"/>
+                <w:spacing w:val="-2"/>
+                <w:szCs w:val="28"/>
+              </w:rPr>
+              <w:t>товарищеск</w:t>
+            </w:r>
+            <w:proofErr w:type="spellEnd"/>
+            <w:r>
+              <w:rPr>
+                <w:rFonts w:cs="Times New Roman"/>
+                <w:spacing w:val="-2"/>
+                <w:szCs w:val="28"/>
+              </w:rPr>
+              <w:t>')]</w:t>
+            </w:r>
+          </w:p>
+        </w:tc>
+      </w:tr>
+      <w:tr>
+        <w:tc>
+          <w:tcPr>
+            <w:tcW w:w="625" w:type="dxa"/>
+          </w:tcPr>
+          <w:p>
+            <w:pPr>
+              <w:rPr>
+                <w:rFonts w:cs="Times New Roman"/>
+                <w:szCs w:val="28"/>
+              </w:rPr>
+            </w:pPr>
+            <w:r>
+              <w:rPr>
+                <w:rFonts w:cs="Times New Roman"/>
+                <w:color w:val="333333"/>
+                <w:spacing w:val="-4"/>
+                <w:szCs w:val="28"/>
+              </w:rPr>
+              <w:t xml:space="preserve">TS- </w:t>
+            </w:r>
+            <w:r>
+              <w:rPr>
+                <w:rFonts w:cs="Times New Roman"/>
+                <w:color w:val="333333"/>
+                <w:spacing w:val="-6"/>
+                <w:w w:val="105"/>
+                <w:szCs w:val="28"/>
+              </w:rPr>
+              <w:t>09</w:t>
+            </w:r>
+          </w:p>
+        </w:tc>
+        <w:tc>
+          <w:tcPr>
+            <w:tcW w:w="2658" w:type="dxa"/>
+          </w:tcPr>
+          <w:p>
+            <w:pPr>
+              <w:rPr>
+                <w:rFonts w:cs="Times New Roman"/>
+                <w:szCs w:val="28"/>
+              </w:rPr>
+            </w:pPr>
+          </w:p>
+          <w:p>
+            <w:pPr>
+              <w:rPr>
+                <w:rFonts w:cs="Times New Roman"/>
+                <w:szCs w:val="28"/>
+              </w:rPr>
+            </w:pPr>
+            <w:r>
+              <w:rPr>
+                <w:rFonts w:cs="Times New Roman"/>
+                <w:color w:val="333333"/>
+                <w:szCs w:val="28"/>
+              </w:rPr>
+              <w:t>Страница</w:t>
+            </w:r>
+            <w:r>
+              <w:rPr>
+                <w:rFonts w:cs="Times New Roman"/>
+                <w:color w:val="333333"/>
+                <w:spacing w:val="20"/>
+                <w:szCs w:val="28"/>
+              </w:rPr>
+              <w:t xml:space="preserve"> </w:t>
+            </w:r>
+            <w:r>
+              <w:rPr>
+                <w:rFonts w:cs="Times New Roman"/>
+                <w:color w:val="333333"/>
+                <w:szCs w:val="28"/>
+              </w:rPr>
+              <w:t>матча</w:t>
+            </w:r>
+            <w:r>
+              <w:rPr>
+                <w:rFonts w:cs="Times New Roman"/>
+                <w:color w:val="333333"/>
+                <w:spacing w:val="20"/>
+                <w:szCs w:val="28"/>
+              </w:rPr>
+              <w:t xml:space="preserve"> </w:t>
+            </w:r>
+            <w:r>
+              <w:rPr>
+                <w:rFonts w:cs="Times New Roman"/>
+                <w:color w:val="333333"/>
+                <w:spacing w:val="-2"/>
+                <w:szCs w:val="28"/>
+              </w:rPr>
+              <w:t>1545279</w:t>
+            </w:r>
+          </w:p>
+        </w:tc>
+        <w:tc>
+          <w:tcPr>
+            <w:tcW w:w="2036" w:type="dxa"/>
+          </w:tcPr>
+          <w:p>
+            <w:pPr>
+              <w:rPr>
+                <w:rFonts w:cs="Times New Roman"/>
+                <w:szCs w:val="28"/>
+              </w:rPr>
+            </w:pPr>
+          </w:p>
+          <w:p>
+            <w:pPr>
+              <w:rPr>
+                <w:rFonts w:cs="Times New Roman"/>
+                <w:szCs w:val="28"/>
+              </w:rPr>
+            </w:pPr>
+            <w:r>
+              <w:rPr>
+                <w:rFonts w:cs="Times New Roman"/>
+                <w:color w:val="333333"/>
+                <w:w w:val="105"/>
+                <w:szCs w:val="28"/>
+              </w:rPr>
+              <w:t>H2H</w:t>
+            </w:r>
+            <w:r>
+              <w:rPr>
+                <w:rFonts w:cs="Times New Roman"/>
+                <w:color w:val="333333"/>
+                <w:spacing w:val="-7"/>
+                <w:w w:val="105"/>
+                <w:szCs w:val="28"/>
+              </w:rPr>
+              <w:t xml:space="preserve"> </w:t>
+            </w:r>
+            <w:r>
+              <w:rPr>
+                <w:rFonts w:cs="Times New Roman"/>
+                <w:color w:val="333333"/>
+                <w:w w:val="105"/>
                 <w:szCs w:val="28"/>
               </w:rPr>
               <w:t>или</w:t>
             </w:r>
-          </w:p>
-          <w:p>
-            <w:pPr>
-              <w:rPr>
-                <w:rFonts w:cs="Times New Roman"/>
-                <w:szCs w:val="28"/>
-              </w:rPr>
-            </w:pPr>
+            <w:r>
+              <w:rPr>
+                <w:rFonts w:cs="Times New Roman"/>
+                <w:color w:val="333333"/>
+                <w:spacing w:val="-7"/>
+                <w:w w:val="105"/>
+                <w:szCs w:val="28"/>
+              </w:rPr>
+              <w:t xml:space="preserve"> </w:t>
+            </w:r>
             <w:r>
               <w:rPr>
                 <w:rFonts w:cs="Times New Roman"/>
                 <w:color w:val="333333"/>
                 <w:spacing w:val="-2"/>
-                <w:szCs w:val="28"/>
-              </w:rPr>
-              <w:t>«хоккей»</w:t>
+                <w:w w:val="105"/>
+                <w:szCs w:val="28"/>
+              </w:rPr>
+              <w:t>состав</w:t>
+            </w:r>
+          </w:p>
+        </w:tc>
+        <w:tc>
+          <w:tcPr>
+            <w:tcW w:w="5777" w:type="dxa"/>
+          </w:tcPr>
+          <w:p>
+            <w:pPr>
+              <w:rPr>
+                <w:rFonts w:cs="Times New Roman"/>
+                <w:szCs w:val="28"/>
+              </w:rPr>
+            </w:pPr>
+          </w:p>
+          <w:p>
+            <w:pPr>
+              <w:rPr>
+                <w:rFonts w:cs="Times New Roman"/>
+                <w:szCs w:val="28"/>
+              </w:rPr>
+            </w:pPr>
+            <w:r>
+              <w:rPr>
+                <w:rFonts w:cs="Times New Roman"/>
+                <w:szCs w:val="28"/>
+              </w:rPr>
+              <w:t>//*[</w:t>
+            </w:r>
+            <w:proofErr w:type="spellStart"/>
+            <w:proofErr w:type="gramStart"/>
+            <w:r>
+              <w:rPr>
+                <w:rFonts w:cs="Times New Roman"/>
+                <w:szCs w:val="28"/>
+              </w:rPr>
+              <w:t>contains</w:t>
+            </w:r>
+            <w:proofErr w:type="spellEnd"/>
+            <w:r>
+              <w:rPr>
+                <w:rFonts w:cs="Times New Roman"/>
+                <w:szCs w:val="28"/>
+              </w:rPr>
+              <w:t>(</w:t>
+            </w:r>
+            <w:proofErr w:type="gramEnd"/>
+            <w:r>
+              <w:rPr>
+                <w:rFonts w:cs="Times New Roman"/>
+                <w:szCs w:val="28"/>
+              </w:rPr>
+              <w:t>.,'Личные</w:t>
+            </w:r>
+            <w:r>
+              <w:rPr>
+                <w:rFonts w:cs="Times New Roman"/>
+                <w:spacing w:val="45"/>
+                <w:szCs w:val="28"/>
+              </w:rPr>
+              <w:t xml:space="preserve"> </w:t>
+            </w:r>
+            <w:r>
+              <w:rPr>
+                <w:rFonts w:cs="Times New Roman"/>
+                <w:spacing w:val="-2"/>
+                <w:szCs w:val="28"/>
+              </w:rPr>
+              <w:t>встречи')]</w:t>
+            </w:r>
+          </w:p>
+        </w:tc>
+      </w:tr>
+      <w:tr>
+        <w:tc>
+          <w:tcPr>
+            <w:tcW w:w="625" w:type="dxa"/>
+          </w:tcPr>
+          <w:p>
+            <w:pPr>
+              <w:rPr>
+                <w:rFonts w:cs="Times New Roman"/>
+                <w:szCs w:val="28"/>
+              </w:rPr>
+            </w:pPr>
+            <w:r>
+              <w:rPr>
+                <w:rFonts w:cs="Times New Roman"/>
+                <w:color w:val="333333"/>
+                <w:spacing w:val="-4"/>
+                <w:szCs w:val="28"/>
+              </w:rPr>
+              <w:t xml:space="preserve">TS- </w:t>
+            </w:r>
+            <w:r>
+              <w:rPr>
+                <w:rFonts w:cs="Times New Roman"/>
+                <w:color w:val="333333"/>
+                <w:spacing w:val="-6"/>
+                <w:w w:val="105"/>
+                <w:szCs w:val="28"/>
+              </w:rPr>
+              <w:t>1</w:t>
+            </w:r>
+            <w:r>
+              <w:rPr>
+                <w:rFonts w:cs="Times New Roman"/>
+                <w:color w:val="333333"/>
+                <w:spacing w:val="-6"/>
+                <w:w w:val="105"/>
+                <w:szCs w:val="28"/>
+              </w:rPr>
+              <w:t>0</w:t>
+            </w:r>
+          </w:p>
+        </w:tc>
+        <w:tc>
+          <w:tcPr>
+            <w:tcW w:w="2658" w:type="dxa"/>
+          </w:tcPr>
+          <w:p>
+            <w:pPr>
+              <w:rPr>
+                <w:rFonts w:cs="Times New Roman"/>
+                <w:szCs w:val="28"/>
+              </w:rPr>
+            </w:pPr>
+          </w:p>
+          <w:p>
+            <w:pPr>
+              <w:rPr>
+                <w:rFonts w:cs="Times New Roman"/>
+                <w:szCs w:val="28"/>
+              </w:rPr>
+            </w:pPr>
+            <w:r>
+              <w:rPr>
+                <w:rFonts w:cs="Times New Roman"/>
+                <w:spacing w:val="-2"/>
+                <w:szCs w:val="28"/>
+              </w:rPr>
+              <w:t>/</w:t>
+            </w:r>
+            <w:proofErr w:type="spellStart"/>
+            <w:r>
+              <w:rPr>
+                <w:rFonts w:cs="Times New Roman"/>
+                <w:spacing w:val="-2"/>
+                <w:szCs w:val="28"/>
+              </w:rPr>
+              <w:t>bukmekery</w:t>
+            </w:r>
+            <w:proofErr w:type="spellEnd"/>
+            <w:r>
+              <w:rPr>
+                <w:rFonts w:cs="Times New Roman"/>
+                <w:spacing w:val="-2"/>
+                <w:szCs w:val="28"/>
+              </w:rPr>
+              <w:t>/</w:t>
+            </w:r>
+            <w:proofErr w:type="spellStart"/>
+            <w:r>
+              <w:rPr>
+                <w:rFonts w:cs="Times New Roman"/>
+                <w:spacing w:val="-2"/>
+                <w:szCs w:val="28"/>
+              </w:rPr>
+              <w:t>luchshie</w:t>
+            </w:r>
+            <w:proofErr w:type="spellEnd"/>
+            <w:r>
+              <w:rPr>
+                <w:rFonts w:cs="Times New Roman"/>
+                <w:spacing w:val="-2"/>
+                <w:szCs w:val="28"/>
+              </w:rPr>
+              <w:t>/</w:t>
             </w:r>
           </w:p>
         </w:tc>
@@ -9990,13 +14256,418 @@
                 <w:color w:val="333333"/>
                 <w:szCs w:val="28"/>
               </w:rPr>
-              <w:t>Изменился</w:t>
+              <w:t xml:space="preserve">FONBET / </w:t>
+            </w:r>
+            <w:proofErr w:type="spellStart"/>
+            <w:r>
+              <w:rPr>
+                <w:rFonts w:cs="Times New Roman"/>
+                <w:color w:val="333333"/>
+                <w:szCs w:val="28"/>
+              </w:rPr>
+              <w:t>Winline</w:t>
+            </w:r>
+            <w:proofErr w:type="spellEnd"/>
+            <w:r>
+              <w:rPr>
+                <w:rFonts w:cs="Times New Roman"/>
+                <w:color w:val="333333"/>
+                <w:szCs w:val="28"/>
+              </w:rPr>
+              <w:t xml:space="preserve"> в </w:t>
+            </w:r>
+            <w:r>
+              <w:rPr>
+                <w:rFonts w:cs="Times New Roman"/>
+                <w:color w:val="333333"/>
+                <w:spacing w:val="-2"/>
+                <w:szCs w:val="28"/>
+              </w:rPr>
+              <w:t>тексте</w:t>
+            </w:r>
+          </w:p>
+        </w:tc>
+        <w:tc>
+          <w:tcPr>
+            <w:tcW w:w="5777" w:type="dxa"/>
+          </w:tcPr>
+          <w:p>
+            <w:pPr>
+              <w:rPr>
+                <w:rFonts w:cs="Times New Roman"/>
+                <w:szCs w:val="28"/>
+              </w:rPr>
+            </w:pPr>
+          </w:p>
+          <w:p>
+            <w:pPr>
+              <w:rPr>
+                <w:rFonts w:cs="Times New Roman"/>
+                <w:szCs w:val="28"/>
+              </w:rPr>
+            </w:pPr>
+            <w:r>
+              <w:rPr>
+                <w:rFonts w:cs="Times New Roman"/>
+                <w:spacing w:val="-2"/>
+                <w:szCs w:val="28"/>
+              </w:rPr>
+              <w:t>//*[</w:t>
+            </w:r>
+            <w:proofErr w:type="spellStart"/>
+            <w:r>
+              <w:rPr>
+                <w:rFonts w:cs="Times New Roman"/>
+                <w:spacing w:val="-2"/>
+                <w:szCs w:val="28"/>
+              </w:rPr>
+              <w:t>contains</w:t>
+            </w:r>
+            <w:proofErr w:type="spellEnd"/>
+            <w:r>
+              <w:rPr>
+                <w:rFonts w:cs="Times New Roman"/>
+                <w:spacing w:val="-2"/>
+                <w:szCs w:val="28"/>
+              </w:rPr>
+              <w:t>(.,'FONBET')]</w:t>
+            </w:r>
+          </w:p>
+        </w:tc>
+      </w:tr>
+      <w:tr>
+        <w:tc>
+          <w:tcPr>
+            <w:tcW w:w="625" w:type="dxa"/>
+          </w:tcPr>
+          <w:p>
+            <w:pPr>
+              <w:rPr>
+                <w:rFonts w:cs="Times New Roman"/>
+                <w:szCs w:val="28"/>
+              </w:rPr>
+            </w:pPr>
+            <w:r>
+              <w:rPr>
+                <w:rFonts w:cs="Times New Roman"/>
+                <w:color w:val="333333"/>
+                <w:spacing w:val="-4"/>
+                <w:szCs w:val="28"/>
+              </w:rPr>
+              <w:t xml:space="preserve">TS- </w:t>
             </w:r>
             <w:r>
               <w:rPr>
                 <w:rFonts w:cs="Times New Roman"/>
                 <w:color w:val="333333"/>
                 <w:spacing w:val="-6"/>
+                <w:w w:val="105"/>
+                <w:szCs w:val="28"/>
+              </w:rPr>
+              <w:t>1</w:t>
+            </w:r>
+            <w:r>
+              <w:rPr>
+                <w:rFonts w:cs="Times New Roman"/>
+                <w:color w:val="333333"/>
+                <w:spacing w:val="-6"/>
+                <w:w w:val="105"/>
+                <w:szCs w:val="28"/>
+              </w:rPr>
+              <w:t>1</w:t>
+            </w:r>
+          </w:p>
+        </w:tc>
+        <w:tc>
+          <w:tcPr>
+            <w:tcW w:w="2658" w:type="dxa"/>
+          </w:tcPr>
+          <w:p>
+            <w:pPr>
+              <w:rPr>
+                <w:rFonts w:cs="Times New Roman"/>
+                <w:szCs w:val="28"/>
+              </w:rPr>
+            </w:pPr>
+          </w:p>
+          <w:p>
+            <w:pPr>
+              <w:rPr>
+                <w:rFonts w:cs="Times New Roman"/>
+                <w:szCs w:val="28"/>
+              </w:rPr>
+            </w:pPr>
+            <w:r>
+              <w:rPr>
+                <w:rFonts w:cs="Times New Roman"/>
+                <w:spacing w:val="-2"/>
+                <w:szCs w:val="28"/>
+              </w:rPr>
+              <w:t>/</w:t>
+            </w:r>
+            <w:proofErr w:type="spellStart"/>
+            <w:r>
+              <w:rPr>
+                <w:rFonts w:cs="Times New Roman"/>
+                <w:spacing w:val="-2"/>
+                <w:szCs w:val="28"/>
+              </w:rPr>
+              <w:t>fonbet</w:t>
+            </w:r>
+            <w:proofErr w:type="spellEnd"/>
+            <w:r>
+              <w:rPr>
+                <w:rFonts w:cs="Times New Roman"/>
+                <w:spacing w:val="-2"/>
+                <w:szCs w:val="28"/>
+              </w:rPr>
+              <w:t>/</w:t>
+            </w:r>
+          </w:p>
+        </w:tc>
+        <w:tc>
+          <w:tcPr>
+            <w:tcW w:w="2036" w:type="dxa"/>
+          </w:tcPr>
+          <w:p>
+            <w:pPr>
+              <w:rPr>
+                <w:rFonts w:cs="Times New Roman"/>
+                <w:szCs w:val="28"/>
+              </w:rPr>
+            </w:pPr>
+            <w:r>
+              <w:rPr>
+                <w:rFonts w:cs="Times New Roman"/>
+                <w:color w:val="333333"/>
+                <w:szCs w:val="28"/>
+              </w:rPr>
+              <w:t xml:space="preserve">Страница обзора </w:t>
+            </w:r>
+            <w:proofErr w:type="spellStart"/>
+            <w:r>
+              <w:rPr>
+                <w:rFonts w:cs="Times New Roman"/>
+                <w:color w:val="333333"/>
+                <w:spacing w:val="-2"/>
+                <w:w w:val="105"/>
+                <w:szCs w:val="28"/>
+              </w:rPr>
+              <w:t>Fonbet</w:t>
+            </w:r>
+            <w:proofErr w:type="spellEnd"/>
+          </w:p>
+        </w:tc>
+        <w:tc>
+          <w:tcPr>
+            <w:tcW w:w="5777" w:type="dxa"/>
+          </w:tcPr>
+          <w:p>
+            <w:pPr>
+              <w:rPr>
+                <w:rFonts w:cs="Times New Roman"/>
+                <w:szCs w:val="28"/>
+              </w:rPr>
+            </w:pPr>
+          </w:p>
+          <w:p>
+            <w:pPr>
+              <w:rPr>
+                <w:rFonts w:cs="Times New Roman"/>
+                <w:szCs w:val="28"/>
+              </w:rPr>
+            </w:pPr>
+            <w:r>
+              <w:rPr>
+                <w:rFonts w:cs="Times New Roman"/>
+                <w:spacing w:val="-2"/>
+                <w:szCs w:val="28"/>
+              </w:rPr>
+              <w:t>//h1[</w:t>
+            </w:r>
+            <w:proofErr w:type="spellStart"/>
+            <w:r>
+              <w:rPr>
+                <w:rFonts w:cs="Times New Roman"/>
+                <w:spacing w:val="-2"/>
+                <w:szCs w:val="28"/>
+              </w:rPr>
+              <w:t>contains</w:t>
+            </w:r>
+            <w:proofErr w:type="spellEnd"/>
+            <w:r>
+              <w:rPr>
+                <w:rFonts w:cs="Times New Roman"/>
+                <w:spacing w:val="-2"/>
+                <w:szCs w:val="28"/>
+              </w:rPr>
+              <w:t>(.,'</w:t>
+            </w:r>
+            <w:proofErr w:type="spellStart"/>
+            <w:r>
+              <w:rPr>
+                <w:rFonts w:cs="Times New Roman"/>
+                <w:spacing w:val="-2"/>
+                <w:szCs w:val="28"/>
+              </w:rPr>
+              <w:t>Фонбет</w:t>
+            </w:r>
+            <w:proofErr w:type="spellEnd"/>
+            <w:r>
+              <w:rPr>
+                <w:rFonts w:cs="Times New Roman"/>
+                <w:spacing w:val="-2"/>
+                <w:szCs w:val="28"/>
+              </w:rPr>
+              <w:t>')]</w:t>
+            </w:r>
+          </w:p>
+        </w:tc>
+      </w:tr>
+      <w:tr>
+        <w:tc>
+          <w:tcPr>
+            <w:tcW w:w="625" w:type="dxa"/>
+          </w:tcPr>
+          <w:p>
+            <w:pPr>
+              <w:rPr>
+                <w:rFonts w:cs="Times New Roman"/>
+                <w:szCs w:val="28"/>
+              </w:rPr>
+            </w:pPr>
+            <w:r>
+              <w:rPr>
+                <w:rFonts w:cs="Times New Roman"/>
+                <w:color w:val="333333"/>
+                <w:spacing w:val="-4"/>
+                <w:szCs w:val="28"/>
+              </w:rPr>
+              <w:t xml:space="preserve">TS- </w:t>
+            </w:r>
+            <w:r>
+              <w:rPr>
+                <w:rFonts w:cs="Times New Roman"/>
+                <w:color w:val="333333"/>
+                <w:spacing w:val="-6"/>
+                <w:w w:val="105"/>
+                <w:szCs w:val="28"/>
+              </w:rPr>
+              <w:t>1</w:t>
+            </w:r>
+            <w:r>
+              <w:rPr>
+                <w:rFonts w:cs="Times New Roman"/>
+                <w:color w:val="333333"/>
+                <w:spacing w:val="-6"/>
+                <w:w w:val="105"/>
+                <w:szCs w:val="28"/>
+              </w:rPr>
+              <w:t>2</w:t>
+            </w:r>
+          </w:p>
+        </w:tc>
+        <w:tc>
+          <w:tcPr>
+            <w:tcW w:w="2658" w:type="dxa"/>
+          </w:tcPr>
+          <w:p>
+            <w:pPr>
+              <w:rPr>
+                <w:rFonts w:cs="Times New Roman"/>
+                <w:szCs w:val="28"/>
+              </w:rPr>
+            </w:pPr>
+          </w:p>
+          <w:p>
+            <w:pPr>
+              <w:rPr>
+                <w:rFonts w:cs="Times New Roman"/>
+                <w:szCs w:val="28"/>
+              </w:rPr>
+            </w:pPr>
+            <w:r>
+              <w:rPr>
+                <w:rFonts w:cs="Times New Roman"/>
+                <w:szCs w:val="28"/>
+              </w:rPr>
+              <w:t>/</w:t>
+            </w:r>
+            <w:proofErr w:type="spellStart"/>
+            <w:r>
+              <w:rPr>
+                <w:rFonts w:cs="Times New Roman"/>
+                <w:szCs w:val="28"/>
+              </w:rPr>
+              <w:t>bukmekery</w:t>
+            </w:r>
+            <w:proofErr w:type="spellEnd"/>
+            <w:r>
+              <w:rPr>
+                <w:rFonts w:cs="Times New Roman"/>
+                <w:szCs w:val="28"/>
+              </w:rPr>
+              <w:t>/</w:t>
+            </w:r>
+            <w:proofErr w:type="spellStart"/>
+            <w:r>
+              <w:rPr>
+                <w:rFonts w:cs="Times New Roman"/>
+                <w:szCs w:val="28"/>
+              </w:rPr>
+              <w:t>luchshie-</w:t>
+            </w:r>
+            <w:r>
+              <w:rPr>
+                <w:rFonts w:cs="Times New Roman"/>
+                <w:spacing w:val="-2"/>
+                <w:szCs w:val="28"/>
+              </w:rPr>
+              <w:t>fribety</w:t>
+            </w:r>
+            <w:proofErr w:type="spellEnd"/>
+            <w:r>
+              <w:rPr>
+                <w:rFonts w:cs="Times New Roman"/>
+                <w:spacing w:val="-2"/>
+                <w:szCs w:val="28"/>
+              </w:rPr>
+              <w:t>/</w:t>
+            </w:r>
+          </w:p>
+        </w:tc>
+        <w:tc>
+          <w:tcPr>
+            <w:tcW w:w="2036" w:type="dxa"/>
+          </w:tcPr>
+          <w:p>
+            <w:pPr>
+              <w:rPr>
+                <w:rFonts w:cs="Times New Roman"/>
+                <w:szCs w:val="28"/>
+              </w:rPr>
+            </w:pPr>
+          </w:p>
+          <w:p>
+            <w:pPr>
+              <w:rPr>
+                <w:rFonts w:cs="Times New Roman"/>
+                <w:szCs w:val="28"/>
+              </w:rPr>
+            </w:pPr>
+            <w:r>
+              <w:rPr>
+                <w:rFonts w:cs="Times New Roman"/>
+                <w:color w:val="333333"/>
+                <w:szCs w:val="28"/>
+              </w:rPr>
+              <w:t>Текст</w:t>
+            </w:r>
+            <w:r>
+              <w:rPr>
+                <w:rFonts w:cs="Times New Roman"/>
+                <w:color w:val="333333"/>
+                <w:spacing w:val="-4"/>
                 <w:szCs w:val="28"/>
               </w:rPr>
               <w:t xml:space="preserve"> </w:t>
@@ -10005,15 +14676,1015 @@
               <w:rPr>
                 <w:rFonts w:cs="Times New Roman"/>
                 <w:color w:val="333333"/>
-                <w:szCs w:val="28"/>
-              </w:rPr>
-              <w:t>список или контент</w:t>
-            </w:r>
-          </w:p>
-        </w:tc>
-        <w:tc>
-          <w:tcPr>
-            <w:tcW w:w="4684" w:type="dxa"/>
+                <w:spacing w:val="-2"/>
+                <w:szCs w:val="28"/>
+              </w:rPr>
+              <w:t>«</w:t>
+            </w:r>
+            <w:proofErr w:type="spellStart"/>
+            <w:r>
+              <w:rPr>
+                <w:rFonts w:cs="Times New Roman"/>
+                <w:color w:val="333333"/>
+                <w:spacing w:val="-2"/>
+                <w:szCs w:val="28"/>
+              </w:rPr>
+              <w:t>фрибет</w:t>
+            </w:r>
+            <w:proofErr w:type="spellEnd"/>
+            <w:r>
+              <w:rPr>
+                <w:rFonts w:cs="Times New Roman"/>
+                <w:color w:val="333333"/>
+                <w:spacing w:val="-2"/>
+                <w:szCs w:val="28"/>
+              </w:rPr>
+              <w:t>»</w:t>
+            </w:r>
+          </w:p>
+        </w:tc>
+        <w:tc>
+          <w:tcPr>
+            <w:tcW w:w="5777" w:type="dxa"/>
+          </w:tcPr>
+          <w:p>
+            <w:pPr>
+              <w:rPr>
+                <w:rFonts w:cs="Times New Roman"/>
+                <w:szCs w:val="28"/>
+              </w:rPr>
+            </w:pPr>
+          </w:p>
+          <w:p>
+            <w:pPr>
+              <w:rPr>
+                <w:rFonts w:cs="Times New Roman"/>
+                <w:szCs w:val="28"/>
+              </w:rPr>
+            </w:pPr>
+            <w:r>
+              <w:rPr>
+                <w:rFonts w:cs="Times New Roman"/>
+                <w:spacing w:val="-2"/>
+                <w:szCs w:val="28"/>
+              </w:rPr>
+              <w:t>//*[</w:t>
+            </w:r>
+            <w:proofErr w:type="spellStart"/>
+            <w:r>
+              <w:rPr>
+                <w:rFonts w:cs="Times New Roman"/>
+                <w:spacing w:val="-2"/>
+                <w:szCs w:val="28"/>
+              </w:rPr>
+              <w:t>contains</w:t>
+            </w:r>
+            <w:proofErr w:type="spellEnd"/>
+            <w:r>
+              <w:rPr>
+                <w:rFonts w:cs="Times New Roman"/>
+                <w:spacing w:val="-2"/>
+                <w:szCs w:val="28"/>
+              </w:rPr>
+              <w:t>(.,'</w:t>
+            </w:r>
+            <w:proofErr w:type="spellStart"/>
+            <w:r>
+              <w:rPr>
+                <w:rFonts w:cs="Times New Roman"/>
+                <w:spacing w:val="-2"/>
+                <w:szCs w:val="28"/>
+              </w:rPr>
+              <w:t>фрибет</w:t>
+            </w:r>
+            <w:proofErr w:type="spellEnd"/>
+            <w:r>
+              <w:rPr>
+                <w:rFonts w:cs="Times New Roman"/>
+                <w:spacing w:val="-2"/>
+                <w:szCs w:val="28"/>
+              </w:rPr>
+              <w:t>')]</w:t>
+            </w:r>
+          </w:p>
+        </w:tc>
+      </w:tr>
+      <w:tr>
+        <w:tc>
+          <w:tcPr>
+            <w:tcW w:w="625" w:type="dxa"/>
+          </w:tcPr>
+          <w:p>
+            <w:pPr>
+              <w:rPr>
+                <w:rFonts w:cs="Times New Roman"/>
+                <w:szCs w:val="28"/>
+              </w:rPr>
+            </w:pPr>
+            <w:r>
+              <w:rPr>
+                <w:rFonts w:cs="Times New Roman"/>
+                <w:color w:val="333333"/>
+                <w:spacing w:val="-4"/>
+                <w:szCs w:val="28"/>
+              </w:rPr>
+              <w:lastRenderedPageBreak/>
+              <w:t xml:space="preserve">TS- </w:t>
+            </w:r>
+            <w:r>
+              <w:rPr>
+                <w:rFonts w:cs="Times New Roman"/>
+                <w:color w:val="333333"/>
+                <w:spacing w:val="-6"/>
+                <w:w w:val="105"/>
+                <w:szCs w:val="28"/>
+              </w:rPr>
+              <w:t>1</w:t>
+            </w:r>
+            <w:r>
+              <w:rPr>
+                <w:rFonts w:cs="Times New Roman"/>
+                <w:color w:val="333333"/>
+                <w:spacing w:val="-6"/>
+                <w:w w:val="105"/>
+                <w:szCs w:val="28"/>
+              </w:rPr>
+              <w:t>3</w:t>
+            </w:r>
+          </w:p>
+        </w:tc>
+        <w:tc>
+          <w:tcPr>
+            <w:tcW w:w="2658" w:type="dxa"/>
+          </w:tcPr>
+          <w:p>
+            <w:pPr>
+              <w:rPr>
+                <w:rFonts w:cs="Times New Roman"/>
+                <w:szCs w:val="28"/>
+              </w:rPr>
+            </w:pPr>
+          </w:p>
+          <w:p>
+            <w:pPr>
+              <w:rPr>
+                <w:rFonts w:cs="Times New Roman"/>
+                <w:szCs w:val="28"/>
+              </w:rPr>
+            </w:pPr>
+            <w:r>
+              <w:rPr>
+                <w:rFonts w:cs="Times New Roman"/>
+                <w:color w:val="333333"/>
+                <w:szCs w:val="28"/>
+              </w:rPr>
+              <w:t>Клик</w:t>
+            </w:r>
+            <w:r>
+              <w:rPr>
+                <w:rFonts w:cs="Times New Roman"/>
+                <w:color w:val="333333"/>
+                <w:spacing w:val="8"/>
+                <w:szCs w:val="28"/>
+              </w:rPr>
+              <w:t xml:space="preserve"> </w:t>
+            </w:r>
+            <w:r>
+              <w:rPr>
+                <w:rFonts w:cs="Times New Roman"/>
+                <w:color w:val="333333"/>
+                <w:szCs w:val="28"/>
+              </w:rPr>
+              <w:t>«Получить</w:t>
+            </w:r>
+            <w:r>
+              <w:rPr>
+                <w:rFonts w:cs="Times New Roman"/>
+                <w:color w:val="333333"/>
+                <w:spacing w:val="8"/>
+                <w:szCs w:val="28"/>
+              </w:rPr>
+              <w:t xml:space="preserve"> </w:t>
+            </w:r>
+            <w:proofErr w:type="spellStart"/>
+            <w:r>
+              <w:rPr>
+                <w:rFonts w:cs="Times New Roman"/>
+                <w:color w:val="333333"/>
+                <w:spacing w:val="-2"/>
+                <w:szCs w:val="28"/>
+              </w:rPr>
+              <w:t>фрибет</w:t>
+            </w:r>
+            <w:proofErr w:type="spellEnd"/>
+            <w:r>
+              <w:rPr>
+                <w:rFonts w:cs="Times New Roman"/>
+                <w:color w:val="333333"/>
+                <w:spacing w:val="-2"/>
+                <w:szCs w:val="28"/>
+              </w:rPr>
+              <w:t>»</w:t>
+            </w:r>
+          </w:p>
+        </w:tc>
+        <w:tc>
+          <w:tcPr>
+            <w:tcW w:w="2036" w:type="dxa"/>
+          </w:tcPr>
+          <w:p>
+            <w:pPr>
+              <w:rPr>
+                <w:rFonts w:cs="Times New Roman"/>
+                <w:szCs w:val="28"/>
+              </w:rPr>
+            </w:pPr>
+            <w:r>
+              <w:rPr>
+                <w:rFonts w:cs="Times New Roman"/>
+                <w:color w:val="333333"/>
+                <w:spacing w:val="-2"/>
+                <w:szCs w:val="28"/>
+              </w:rPr>
+              <w:t xml:space="preserve">Партнёрский </w:t>
+            </w:r>
+            <w:r>
+              <w:rPr>
+                <w:rFonts w:cs="Times New Roman"/>
+                <w:color w:val="333333"/>
+                <w:szCs w:val="28"/>
+              </w:rPr>
+              <w:t>переход</w:t>
+            </w:r>
+            <w:r>
+              <w:rPr>
+                <w:rFonts w:cs="Times New Roman"/>
+                <w:color w:val="333333"/>
+                <w:spacing w:val="-5"/>
+                <w:szCs w:val="28"/>
+              </w:rPr>
+              <w:t xml:space="preserve"> </w:t>
+            </w:r>
+            <w:r>
+              <w:rPr>
+                <w:rFonts w:cs="Times New Roman"/>
+                <w:color w:val="333333"/>
+                <w:szCs w:val="28"/>
+              </w:rPr>
+              <w:t>/</w:t>
+            </w:r>
+            <w:r>
+              <w:rPr>
+                <w:rFonts w:cs="Times New Roman"/>
+                <w:color w:val="333333"/>
+                <w:spacing w:val="-5"/>
+                <w:szCs w:val="28"/>
+              </w:rPr>
+              <w:t xml:space="preserve"> </w:t>
+            </w:r>
+            <w:r>
+              <w:rPr>
+                <w:rFonts w:cs="Times New Roman"/>
+                <w:color w:val="333333"/>
+                <w:szCs w:val="28"/>
+              </w:rPr>
+              <w:t>трекинг</w:t>
+            </w:r>
+          </w:p>
+        </w:tc>
+        <w:tc>
+          <w:tcPr>
+            <w:tcW w:w="5777" w:type="dxa"/>
+          </w:tcPr>
+          <w:p>
+            <w:pPr>
+              <w:rPr>
+                <w:rFonts w:cs="Times New Roman"/>
+                <w:szCs w:val="28"/>
+              </w:rPr>
+            </w:pPr>
+          </w:p>
+          <w:p>
+            <w:pPr>
+              <w:rPr>
+                <w:rFonts w:cs="Times New Roman"/>
+                <w:szCs w:val="28"/>
+              </w:rPr>
+            </w:pPr>
+            <w:r>
+              <w:rPr>
+                <w:rFonts w:cs="Times New Roman"/>
+                <w:szCs w:val="28"/>
+              </w:rPr>
+              <w:t>//*[</w:t>
+            </w:r>
+            <w:proofErr w:type="spellStart"/>
+            <w:proofErr w:type="gramStart"/>
+            <w:r>
+              <w:rPr>
+                <w:rFonts w:cs="Times New Roman"/>
+                <w:szCs w:val="28"/>
+              </w:rPr>
+              <w:t>contains</w:t>
+            </w:r>
+            <w:proofErr w:type="spellEnd"/>
+            <w:r>
+              <w:rPr>
+                <w:rFonts w:cs="Times New Roman"/>
+                <w:szCs w:val="28"/>
+              </w:rPr>
+              <w:t>(</w:t>
+            </w:r>
+            <w:proofErr w:type="gramEnd"/>
+            <w:r>
+              <w:rPr>
+                <w:rFonts w:cs="Times New Roman"/>
+                <w:szCs w:val="28"/>
+              </w:rPr>
+              <w:t>.,'Получить</w:t>
+            </w:r>
+            <w:r>
+              <w:rPr>
+                <w:rFonts w:cs="Times New Roman"/>
+                <w:spacing w:val="49"/>
+                <w:szCs w:val="28"/>
+              </w:rPr>
+              <w:t xml:space="preserve"> </w:t>
+            </w:r>
+            <w:proofErr w:type="spellStart"/>
+            <w:r>
+              <w:rPr>
+                <w:rFonts w:cs="Times New Roman"/>
+                <w:spacing w:val="-2"/>
+                <w:szCs w:val="28"/>
+              </w:rPr>
+              <w:t>фрибет</w:t>
+            </w:r>
+            <w:proofErr w:type="spellEnd"/>
+            <w:r>
+              <w:rPr>
+                <w:rFonts w:cs="Times New Roman"/>
+                <w:spacing w:val="-2"/>
+                <w:szCs w:val="28"/>
+              </w:rPr>
+              <w:t>')]</w:t>
+            </w:r>
+          </w:p>
+        </w:tc>
+      </w:tr>
+      <w:tr>
+        <w:tc>
+          <w:tcPr>
+            <w:tcW w:w="625" w:type="dxa"/>
+          </w:tcPr>
+          <w:p>
+            <w:pPr>
+              <w:rPr>
+                <w:rFonts w:cs="Times New Roman"/>
+                <w:szCs w:val="28"/>
+              </w:rPr>
+            </w:pPr>
+            <w:r>
+              <w:rPr>
+                <w:rFonts w:cs="Times New Roman"/>
+                <w:color w:val="333333"/>
+                <w:spacing w:val="-4"/>
+                <w:szCs w:val="28"/>
+              </w:rPr>
+              <w:t xml:space="preserve">TS- </w:t>
+            </w:r>
+            <w:r>
+              <w:rPr>
+                <w:rFonts w:cs="Times New Roman"/>
+                <w:color w:val="333333"/>
+                <w:spacing w:val="-6"/>
+                <w:w w:val="105"/>
+                <w:szCs w:val="28"/>
+              </w:rPr>
+              <w:t>1</w:t>
+            </w:r>
+            <w:r>
+              <w:rPr>
+                <w:rFonts w:cs="Times New Roman"/>
+                <w:color w:val="333333"/>
+                <w:spacing w:val="-6"/>
+                <w:w w:val="105"/>
+                <w:szCs w:val="28"/>
+              </w:rPr>
+              <w:t>4</w:t>
+            </w:r>
+          </w:p>
+        </w:tc>
+        <w:tc>
+          <w:tcPr>
+            <w:tcW w:w="2658" w:type="dxa"/>
+          </w:tcPr>
+          <w:p>
+            <w:pPr>
+              <w:rPr>
+                <w:rFonts w:cs="Times New Roman"/>
+                <w:szCs w:val="28"/>
+              </w:rPr>
+            </w:pPr>
+          </w:p>
+          <w:p>
+            <w:pPr>
+              <w:rPr>
+                <w:rFonts w:cs="Times New Roman"/>
+                <w:szCs w:val="28"/>
+              </w:rPr>
+            </w:pPr>
+            <w:r>
+              <w:rPr>
+                <w:rFonts w:cs="Times New Roman"/>
+                <w:color w:val="333333"/>
+                <w:w w:val="105"/>
+                <w:szCs w:val="28"/>
+              </w:rPr>
+              <w:t>Новости</w:t>
+            </w:r>
+            <w:r>
+              <w:rPr>
+                <w:rFonts w:cs="Times New Roman"/>
+                <w:color w:val="333333"/>
+                <w:spacing w:val="-14"/>
+                <w:w w:val="105"/>
+                <w:szCs w:val="28"/>
+              </w:rPr>
+              <w:t xml:space="preserve"> </w:t>
+            </w:r>
+            <w:r>
+              <w:rPr>
+                <w:rFonts w:cs="Times New Roman"/>
+                <w:color w:val="333333"/>
+                <w:w w:val="105"/>
+                <w:szCs w:val="28"/>
+              </w:rPr>
+              <w:t>→</w:t>
+            </w:r>
+            <w:r>
+              <w:rPr>
+                <w:rFonts w:cs="Times New Roman"/>
+                <w:color w:val="333333"/>
+                <w:spacing w:val="-14"/>
+                <w:w w:val="105"/>
+                <w:szCs w:val="28"/>
+              </w:rPr>
+              <w:t xml:space="preserve"> </w:t>
+            </w:r>
+            <w:r>
+              <w:rPr>
+                <w:rFonts w:cs="Times New Roman"/>
+                <w:color w:val="333333"/>
+                <w:w w:val="105"/>
+                <w:szCs w:val="28"/>
+              </w:rPr>
+              <w:t>первая</w:t>
+            </w:r>
+            <w:r>
+              <w:rPr>
+                <w:rFonts w:cs="Times New Roman"/>
+                <w:color w:val="333333"/>
+                <w:spacing w:val="-14"/>
+                <w:w w:val="105"/>
+                <w:szCs w:val="28"/>
+              </w:rPr>
+              <w:t xml:space="preserve"> </w:t>
+            </w:r>
+            <w:r>
+              <w:rPr>
+                <w:rFonts w:cs="Times New Roman"/>
+                <w:color w:val="333333"/>
+                <w:spacing w:val="-2"/>
+                <w:w w:val="105"/>
+                <w:szCs w:val="28"/>
+              </w:rPr>
+              <w:t>статья</w:t>
+            </w:r>
+          </w:p>
+        </w:tc>
+        <w:tc>
+          <w:tcPr>
+            <w:tcW w:w="2036" w:type="dxa"/>
+          </w:tcPr>
+          <w:p>
+            <w:pPr>
+              <w:rPr>
+                <w:rFonts w:cs="Times New Roman"/>
+                <w:szCs w:val="28"/>
+              </w:rPr>
+            </w:pPr>
+            <w:r>
+              <w:rPr>
+                <w:rFonts w:cs="Times New Roman"/>
+                <w:color w:val="333333"/>
+                <w:spacing w:val="-5"/>
+                <w:w w:val="105"/>
+                <w:szCs w:val="28"/>
+              </w:rPr>
+              <w:t>URL</w:t>
+            </w:r>
+          </w:p>
+          <w:p>
+            <w:pPr>
+              <w:rPr>
+                <w:rFonts w:cs="Times New Roman"/>
+                <w:szCs w:val="28"/>
+              </w:rPr>
+            </w:pPr>
+            <w:r>
+              <w:rPr>
+                <w:rFonts w:cs="Times New Roman"/>
+                <w:spacing w:val="-2"/>
+                <w:szCs w:val="28"/>
+              </w:rPr>
+              <w:t>/</w:t>
+            </w:r>
+            <w:proofErr w:type="spellStart"/>
+            <w:r>
+              <w:rPr>
+                <w:rFonts w:cs="Times New Roman"/>
+                <w:spacing w:val="-2"/>
+                <w:szCs w:val="28"/>
+              </w:rPr>
+              <w:t>mag</w:t>
+            </w:r>
+            <w:proofErr w:type="spellEnd"/>
+            <w:r>
+              <w:rPr>
+                <w:rFonts w:cs="Times New Roman"/>
+                <w:spacing w:val="-2"/>
+                <w:szCs w:val="28"/>
+              </w:rPr>
+              <w:t>/</w:t>
+            </w:r>
+            <w:proofErr w:type="spellStart"/>
+            <w:r>
+              <w:rPr>
+                <w:rFonts w:cs="Times New Roman"/>
+                <w:spacing w:val="-2"/>
+                <w:szCs w:val="28"/>
+              </w:rPr>
+              <w:t>novosti</w:t>
+            </w:r>
+            <w:proofErr w:type="spellEnd"/>
+            <w:r>
+              <w:rPr>
+                <w:rFonts w:cs="Times New Roman"/>
+                <w:spacing w:val="-2"/>
+                <w:szCs w:val="28"/>
+              </w:rPr>
+              <w:t>/...</w:t>
+            </w:r>
+          </w:p>
+        </w:tc>
+        <w:tc>
+          <w:tcPr>
+            <w:tcW w:w="5777" w:type="dxa"/>
+          </w:tcPr>
+          <w:p>
+            <w:pPr>
+              <w:rPr>
+                <w:rFonts w:cs="Times New Roman"/>
+                <w:szCs w:val="28"/>
+              </w:rPr>
+            </w:pPr>
+          </w:p>
+          <w:p>
+            <w:pPr>
+              <w:rPr>
+                <w:rFonts w:cs="Times New Roman"/>
+                <w:szCs w:val="28"/>
+              </w:rPr>
+            </w:pPr>
+            <w:r>
+              <w:rPr>
+                <w:rFonts w:cs="Times New Roman"/>
+                <w:spacing w:val="-2"/>
+                <w:szCs w:val="28"/>
+              </w:rPr>
+              <w:t>//a[</w:t>
+            </w:r>
+            <w:proofErr w:type="spellStart"/>
+            <w:r>
+              <w:rPr>
+                <w:rFonts w:cs="Times New Roman"/>
+                <w:spacing w:val="-2"/>
+                <w:szCs w:val="28"/>
+              </w:rPr>
+              <w:t>contains</w:t>
+            </w:r>
+            <w:proofErr w:type="spellEnd"/>
+            <w:r>
+              <w:rPr>
+                <w:rFonts w:cs="Times New Roman"/>
+                <w:spacing w:val="-2"/>
+                <w:szCs w:val="28"/>
+              </w:rPr>
+              <w:t>(@href,'/mag/novosti/')]</w:t>
+            </w:r>
+          </w:p>
+        </w:tc>
+      </w:tr>
+      <w:tr>
+        <w:tc>
+          <w:tcPr>
+            <w:tcW w:w="625" w:type="dxa"/>
+          </w:tcPr>
+          <w:p>
+            <w:pPr>
+              <w:rPr>
+                <w:rFonts w:cs="Times New Roman"/>
+                <w:szCs w:val="28"/>
+              </w:rPr>
+            </w:pPr>
+            <w:r>
+              <w:rPr>
+                <w:rFonts w:cs="Times New Roman"/>
+                <w:color w:val="333333"/>
+                <w:spacing w:val="-4"/>
+                <w:szCs w:val="28"/>
+              </w:rPr>
+              <w:t xml:space="preserve">TS- </w:t>
+            </w:r>
+            <w:r>
+              <w:rPr>
+                <w:rFonts w:cs="Times New Roman"/>
+                <w:color w:val="333333"/>
+                <w:spacing w:val="-6"/>
+                <w:w w:val="105"/>
+                <w:szCs w:val="28"/>
+              </w:rPr>
+              <w:t>1</w:t>
+            </w:r>
+            <w:r>
+              <w:rPr>
+                <w:rFonts w:cs="Times New Roman"/>
+                <w:color w:val="333333"/>
+                <w:spacing w:val="-6"/>
+                <w:w w:val="105"/>
+                <w:szCs w:val="28"/>
+              </w:rPr>
+              <w:t>5</w:t>
+            </w:r>
+          </w:p>
+        </w:tc>
+        <w:tc>
+          <w:tcPr>
+            <w:tcW w:w="2658" w:type="dxa"/>
+          </w:tcPr>
+          <w:p>
+            <w:pPr>
+              <w:rPr>
+                <w:rFonts w:cs="Times New Roman"/>
+                <w:szCs w:val="28"/>
+              </w:rPr>
+            </w:pPr>
+          </w:p>
+          <w:p>
+            <w:pPr>
+              <w:rPr>
+                <w:rFonts w:cs="Times New Roman"/>
+                <w:szCs w:val="28"/>
+              </w:rPr>
+            </w:pPr>
+            <w:r>
+              <w:rPr>
+                <w:rFonts w:cs="Times New Roman"/>
+                <w:color w:val="333333"/>
+                <w:szCs w:val="28"/>
+              </w:rPr>
+              <w:t>Прогнозы</w:t>
+            </w:r>
+            <w:r>
+              <w:rPr>
+                <w:rFonts w:cs="Times New Roman"/>
+                <w:color w:val="333333"/>
+                <w:spacing w:val="11"/>
+                <w:szCs w:val="28"/>
+              </w:rPr>
+              <w:t xml:space="preserve"> </w:t>
+            </w:r>
+            <w:r>
+              <w:rPr>
+                <w:rFonts w:cs="Times New Roman"/>
+                <w:color w:val="333333"/>
+                <w:szCs w:val="28"/>
+              </w:rPr>
+              <w:t>→</w:t>
+            </w:r>
+            <w:r>
+              <w:rPr>
+                <w:rFonts w:cs="Times New Roman"/>
+                <w:color w:val="333333"/>
+                <w:spacing w:val="11"/>
+                <w:szCs w:val="28"/>
+              </w:rPr>
+              <w:t xml:space="preserve"> </w:t>
+            </w:r>
+            <w:r>
+              <w:rPr>
+                <w:rFonts w:cs="Times New Roman"/>
+                <w:color w:val="333333"/>
+                <w:spacing w:val="-2"/>
+                <w:szCs w:val="28"/>
+              </w:rPr>
+              <w:t>«Подробнее»</w:t>
+            </w:r>
+          </w:p>
+        </w:tc>
+        <w:tc>
+          <w:tcPr>
+            <w:tcW w:w="2036" w:type="dxa"/>
+          </w:tcPr>
+          <w:p>
+            <w:pPr>
+              <w:rPr>
+                <w:rFonts w:cs="Times New Roman"/>
+                <w:szCs w:val="28"/>
+              </w:rPr>
+            </w:pPr>
+          </w:p>
+          <w:p>
+            <w:pPr>
+              <w:rPr>
+                <w:rFonts w:cs="Times New Roman"/>
+                <w:szCs w:val="28"/>
+              </w:rPr>
+            </w:pPr>
+            <w:r>
+              <w:rPr>
+                <w:rFonts w:cs="Times New Roman"/>
+                <w:color w:val="333333"/>
+                <w:w w:val="105"/>
+                <w:szCs w:val="28"/>
+              </w:rPr>
+              <w:t>URL</w:t>
+            </w:r>
+            <w:r>
+              <w:rPr>
+                <w:rFonts w:cs="Times New Roman"/>
+                <w:color w:val="333333"/>
+                <w:spacing w:val="48"/>
+                <w:w w:val="105"/>
+                <w:szCs w:val="28"/>
+              </w:rPr>
+              <w:t xml:space="preserve"> </w:t>
+            </w:r>
+            <w:r>
+              <w:rPr>
+                <w:rFonts w:cs="Times New Roman"/>
+                <w:spacing w:val="-2"/>
+                <w:w w:val="105"/>
+                <w:szCs w:val="28"/>
+              </w:rPr>
+              <w:t>/</w:t>
+            </w:r>
+            <w:proofErr w:type="spellStart"/>
+            <w:r>
+              <w:rPr>
+                <w:rFonts w:cs="Times New Roman"/>
+                <w:spacing w:val="-2"/>
+                <w:w w:val="105"/>
+                <w:szCs w:val="28"/>
+              </w:rPr>
+              <w:t>prognozy</w:t>
+            </w:r>
+            <w:proofErr w:type="spellEnd"/>
+            <w:r>
+              <w:rPr>
+                <w:rFonts w:cs="Times New Roman"/>
+                <w:spacing w:val="-2"/>
+                <w:w w:val="105"/>
+                <w:szCs w:val="28"/>
+              </w:rPr>
+              <w:t>/...</w:t>
+            </w:r>
+          </w:p>
+        </w:tc>
+        <w:tc>
+          <w:tcPr>
+            <w:tcW w:w="5777" w:type="dxa"/>
+          </w:tcPr>
+          <w:p>
+            <w:pPr>
+              <w:rPr>
+                <w:rFonts w:cs="Times New Roman"/>
+                <w:szCs w:val="28"/>
+              </w:rPr>
+            </w:pPr>
+          </w:p>
+          <w:p>
+            <w:pPr>
+              <w:rPr>
+                <w:rFonts w:cs="Times New Roman"/>
+                <w:szCs w:val="28"/>
+              </w:rPr>
+            </w:pPr>
+            <w:r>
+              <w:rPr>
+                <w:rFonts w:cs="Times New Roman"/>
+                <w:spacing w:val="-2"/>
+                <w:szCs w:val="28"/>
+              </w:rPr>
+              <w:t>//a[</w:t>
+            </w:r>
+            <w:proofErr w:type="spellStart"/>
+            <w:r>
+              <w:rPr>
+                <w:rFonts w:cs="Times New Roman"/>
+                <w:spacing w:val="-2"/>
+                <w:szCs w:val="28"/>
+              </w:rPr>
+              <w:t>contains</w:t>
+            </w:r>
+            <w:proofErr w:type="spellEnd"/>
+            <w:r>
+              <w:rPr>
+                <w:rFonts w:cs="Times New Roman"/>
+                <w:spacing w:val="-2"/>
+                <w:szCs w:val="28"/>
+              </w:rPr>
+              <w:t>(.,'Подробнее')][1]</w:t>
+            </w:r>
+          </w:p>
+        </w:tc>
+      </w:tr>
+      <w:tr>
+        <w:tc>
+          <w:tcPr>
+            <w:tcW w:w="625" w:type="dxa"/>
+          </w:tcPr>
+          <w:p>
+            <w:pPr>
+              <w:rPr>
+                <w:rFonts w:cs="Times New Roman"/>
+                <w:szCs w:val="28"/>
+              </w:rPr>
+            </w:pPr>
+            <w:r>
+              <w:rPr>
+                <w:rFonts w:cs="Times New Roman"/>
+                <w:color w:val="333333"/>
+                <w:spacing w:val="-4"/>
+                <w:szCs w:val="28"/>
+              </w:rPr>
+              <w:t xml:space="preserve">TS- </w:t>
+            </w:r>
+            <w:r>
+              <w:rPr>
+                <w:rFonts w:cs="Times New Roman"/>
+                <w:color w:val="333333"/>
+                <w:spacing w:val="-6"/>
+                <w:w w:val="105"/>
+                <w:szCs w:val="28"/>
+              </w:rPr>
+              <w:t>1</w:t>
+            </w:r>
+            <w:r>
+              <w:rPr>
+                <w:rFonts w:cs="Times New Roman"/>
+                <w:color w:val="333333"/>
+                <w:spacing w:val="-6"/>
+                <w:w w:val="105"/>
+                <w:szCs w:val="28"/>
+              </w:rPr>
+              <w:t>6</w:t>
+            </w:r>
+          </w:p>
+        </w:tc>
+        <w:tc>
+          <w:tcPr>
+            <w:tcW w:w="2658" w:type="dxa"/>
+          </w:tcPr>
+          <w:p>
+            <w:pPr>
+              <w:rPr>
+                <w:rFonts w:cs="Times New Roman"/>
+                <w:szCs w:val="28"/>
+              </w:rPr>
+            </w:pPr>
+            <w:r>
+              <w:rPr>
+                <w:rFonts w:cs="Times New Roman"/>
+                <w:color w:val="333333"/>
+                <w:szCs w:val="28"/>
+              </w:rPr>
+              <w:t>Поиск</w:t>
+            </w:r>
+            <w:r>
+              <w:rPr>
+                <w:rFonts w:cs="Times New Roman"/>
+                <w:color w:val="333333"/>
+                <w:spacing w:val="-2"/>
+                <w:szCs w:val="28"/>
+              </w:rPr>
+              <w:t xml:space="preserve"> </w:t>
+            </w:r>
+            <w:r>
+              <w:rPr>
+                <w:rFonts w:cs="Times New Roman"/>
+                <w:color w:val="333333"/>
+                <w:szCs w:val="28"/>
+              </w:rPr>
+              <w:t>«</w:t>
+            </w:r>
+            <w:proofErr w:type="spellStart"/>
+            <w:r>
+              <w:rPr>
+                <w:rFonts w:cs="Times New Roman"/>
+                <w:color w:val="333333"/>
+                <w:szCs w:val="28"/>
+              </w:rPr>
+              <w:t>тотал</w:t>
+            </w:r>
+            <w:proofErr w:type="spellEnd"/>
+            <w:r>
+              <w:rPr>
+                <w:rFonts w:cs="Times New Roman"/>
+                <w:color w:val="333333"/>
+                <w:szCs w:val="28"/>
+              </w:rPr>
+              <w:t>»</w:t>
+            </w:r>
+            <w:r>
+              <w:rPr>
+                <w:rFonts w:cs="Times New Roman"/>
+                <w:color w:val="333333"/>
+                <w:spacing w:val="-2"/>
+                <w:szCs w:val="28"/>
+              </w:rPr>
+              <w:t xml:space="preserve"> </w:t>
+            </w:r>
+            <w:r>
+              <w:rPr>
+                <w:rFonts w:cs="Times New Roman"/>
+                <w:color w:val="333333"/>
+                <w:szCs w:val="28"/>
+              </w:rPr>
+              <w:t xml:space="preserve">в </w:t>
+            </w:r>
+            <w:r>
+              <w:rPr>
+                <w:rFonts w:cs="Times New Roman"/>
+                <w:color w:val="333333"/>
+                <w:spacing w:val="-2"/>
+                <w:szCs w:val="28"/>
+              </w:rPr>
+              <w:t>энциклопедии</w:t>
+            </w:r>
+          </w:p>
+        </w:tc>
+        <w:tc>
+          <w:tcPr>
+            <w:tcW w:w="2036" w:type="dxa"/>
+          </w:tcPr>
+          <w:p>
+            <w:pPr>
+              <w:rPr>
+                <w:rFonts w:cs="Times New Roman"/>
+                <w:szCs w:val="28"/>
+              </w:rPr>
+            </w:pPr>
+            <w:r>
+              <w:rPr>
+                <w:rFonts w:cs="Times New Roman"/>
+                <w:color w:val="333333"/>
+                <w:szCs w:val="28"/>
+              </w:rPr>
+              <w:t>Результаты</w:t>
+            </w:r>
+            <w:r>
+              <w:rPr>
+                <w:rFonts w:cs="Times New Roman"/>
+                <w:color w:val="333333"/>
+                <w:spacing w:val="-14"/>
+                <w:szCs w:val="28"/>
+              </w:rPr>
+              <w:t xml:space="preserve"> </w:t>
+            </w:r>
+            <w:r>
+              <w:rPr>
+                <w:rFonts w:cs="Times New Roman"/>
+                <w:color w:val="333333"/>
+                <w:szCs w:val="28"/>
+              </w:rPr>
+              <w:t xml:space="preserve">по </w:t>
+            </w:r>
+            <w:r>
+              <w:rPr>
+                <w:rFonts w:cs="Times New Roman"/>
+                <w:color w:val="333333"/>
+                <w:spacing w:val="-4"/>
+                <w:szCs w:val="28"/>
+              </w:rPr>
+              <w:t>теме</w:t>
+            </w:r>
+          </w:p>
+        </w:tc>
+        <w:tc>
+          <w:tcPr>
+            <w:tcW w:w="5777" w:type="dxa"/>
           </w:tcPr>
           <w:p>
             <w:pPr>
@@ -10070,15 +15741,15 @@
                 <w:spacing w:val="-2"/>
                 <w:szCs w:val="28"/>
               </w:rPr>
-              <w:t>'теннис']</w:t>
-            </w:r>
-          </w:p>
-        </w:tc>
-      </w:tr>
-      <w:tr>
-        <w:tc>
-          <w:tcPr>
-            <w:tcW w:w="1248" w:type="dxa"/>
+              <w:t>'Найти']</w:t>
+            </w:r>
+          </w:p>
+        </w:tc>
+      </w:tr>
+      <w:tr>
+        <w:tc>
+          <w:tcPr>
+            <w:tcW w:w="625" w:type="dxa"/>
           </w:tcPr>
           <w:p>
             <w:pPr>
@@ -10104,246 +15775,7 @@
                 <w:w w:val="105"/>
                 <w:szCs w:val="28"/>
               </w:rPr>
-              <w:t>03</w:t>
-            </w:r>
-          </w:p>
-        </w:tc>
-        <w:tc>
-          <w:tcPr>
-            <w:tcW w:w="2658" w:type="dxa"/>
-          </w:tcPr>
-          <w:p>
-            <w:pPr>
-              <w:rPr>
-                <w:rFonts w:cs="Times New Roman"/>
-                <w:szCs w:val="28"/>
-              </w:rPr>
-            </w:pPr>
-          </w:p>
-          <w:p>
-            <w:pPr>
-              <w:rPr>
-                <w:rFonts w:cs="Times New Roman"/>
-                <w:szCs w:val="28"/>
-              </w:rPr>
-            </w:pPr>
-            <w:r>
-              <w:rPr>
-                <w:rFonts w:cs="Times New Roman"/>
-                <w:color w:val="333333"/>
-                <w:szCs w:val="28"/>
-              </w:rPr>
-              <w:t>Клик</w:t>
-            </w:r>
-            <w:r>
-              <w:rPr>
-                <w:rFonts w:cs="Times New Roman"/>
-                <w:color w:val="333333"/>
-                <w:spacing w:val="2"/>
-                <w:szCs w:val="28"/>
-              </w:rPr>
-              <w:t xml:space="preserve"> </w:t>
-            </w:r>
-            <w:r>
-              <w:rPr>
-                <w:rFonts w:cs="Times New Roman"/>
-                <w:color w:val="333333"/>
-                <w:szCs w:val="28"/>
-              </w:rPr>
-              <w:t>2-го</w:t>
-            </w:r>
-            <w:r>
-              <w:rPr>
-                <w:rFonts w:cs="Times New Roman"/>
-                <w:color w:val="333333"/>
-                <w:spacing w:val="2"/>
-                <w:szCs w:val="28"/>
-              </w:rPr>
-              <w:t xml:space="preserve"> </w:t>
-            </w:r>
-            <w:r>
-              <w:rPr>
-                <w:rFonts w:cs="Times New Roman"/>
-                <w:color w:val="333333"/>
-                <w:szCs w:val="28"/>
-              </w:rPr>
-              <w:t>и</w:t>
-            </w:r>
-            <w:r>
-              <w:rPr>
-                <w:rFonts w:cs="Times New Roman"/>
-                <w:color w:val="333333"/>
-                <w:spacing w:val="3"/>
-                <w:szCs w:val="28"/>
-              </w:rPr>
-              <w:t xml:space="preserve"> </w:t>
-            </w:r>
-            <w:r>
-              <w:rPr>
-                <w:rFonts w:cs="Times New Roman"/>
-                <w:color w:val="333333"/>
-                <w:szCs w:val="28"/>
-              </w:rPr>
-              <w:t>3-го</w:t>
-            </w:r>
-            <w:r>
-              <w:rPr>
-                <w:rFonts w:cs="Times New Roman"/>
-                <w:color w:val="333333"/>
-                <w:spacing w:val="2"/>
-                <w:szCs w:val="28"/>
-              </w:rPr>
-              <w:t xml:space="preserve"> </w:t>
-            </w:r>
-            <w:r>
-              <w:rPr>
-                <w:rFonts w:cs="Times New Roman"/>
-                <w:color w:val="333333"/>
-                <w:szCs w:val="28"/>
-              </w:rPr>
-              <w:t>тега</w:t>
-            </w:r>
-            <w:r>
-              <w:rPr>
-                <w:rFonts w:cs="Times New Roman"/>
-                <w:color w:val="333333"/>
-                <w:spacing w:val="2"/>
-                <w:szCs w:val="28"/>
-              </w:rPr>
-              <w:t xml:space="preserve"> </w:t>
-            </w:r>
-            <w:r>
-              <w:rPr>
-                <w:rFonts w:cs="Times New Roman"/>
-                <w:color w:val="333333"/>
-                <w:spacing w:val="-4"/>
-                <w:szCs w:val="28"/>
-              </w:rPr>
-              <w:t>даты</w:t>
-            </w:r>
-          </w:p>
-        </w:tc>
-        <w:tc>
-          <w:tcPr>
-            <w:tcW w:w="2036" w:type="dxa"/>
-          </w:tcPr>
-          <w:p>
-            <w:pPr>
-              <w:rPr>
-                <w:rFonts w:cs="Times New Roman"/>
-                <w:szCs w:val="28"/>
-              </w:rPr>
-            </w:pPr>
-            <w:r>
-              <w:rPr>
-                <w:rFonts w:cs="Times New Roman"/>
-                <w:color w:val="333333"/>
-                <w:szCs w:val="28"/>
-              </w:rPr>
-              <w:t xml:space="preserve">Обновился список </w:t>
-            </w:r>
-            <w:r>
-              <w:rPr>
-                <w:rFonts w:cs="Times New Roman"/>
-                <w:color w:val="333333"/>
-                <w:spacing w:val="-2"/>
-                <w:szCs w:val="28"/>
-              </w:rPr>
-              <w:t>матчей</w:t>
-            </w:r>
-          </w:p>
-        </w:tc>
-        <w:tc>
-          <w:tcPr>
-            <w:tcW w:w="4684" w:type="dxa"/>
-          </w:tcPr>
-          <w:p>
-            <w:pPr>
-              <w:rPr>
-                <w:rFonts w:cs="Times New Roman"/>
-                <w:szCs w:val="28"/>
-              </w:rPr>
-            </w:pPr>
-          </w:p>
-          <w:p>
-            <w:pPr>
-              <w:rPr>
-                <w:rFonts w:cs="Times New Roman"/>
-                <w:szCs w:val="28"/>
-              </w:rPr>
-            </w:pPr>
-            <w:r>
-              <w:rPr>
-                <w:rFonts w:cs="Times New Roman"/>
-                <w:szCs w:val="28"/>
-              </w:rPr>
-              <w:t>(//</w:t>
-            </w:r>
-            <w:proofErr w:type="spellStart"/>
-            <w:r>
-              <w:rPr>
-                <w:rFonts w:cs="Times New Roman"/>
-                <w:szCs w:val="28"/>
-              </w:rPr>
-              <w:t>span</w:t>
-            </w:r>
-            <w:proofErr w:type="spellEnd"/>
-            <w:r>
-              <w:rPr>
-                <w:rFonts w:cs="Times New Roman"/>
-                <w:szCs w:val="28"/>
-              </w:rPr>
-              <w:t>[@data-</w:t>
-            </w:r>
-            <w:r>
-              <w:rPr>
-                <w:rFonts w:cs="Times New Roman"/>
-                <w:spacing w:val="-2"/>
-                <w:szCs w:val="28"/>
-              </w:rPr>
-              <w:t>qa='Tag'</w:t>
-            </w:r>
-            <w:proofErr w:type="gramStart"/>
-            <w:r>
-              <w:rPr>
-                <w:rFonts w:cs="Times New Roman"/>
-                <w:spacing w:val="-2"/>
-                <w:szCs w:val="28"/>
-              </w:rPr>
-              <w:t>])[</w:t>
-            </w:r>
-            <w:proofErr w:type="gramEnd"/>
-            <w:r>
-              <w:rPr>
-                <w:rFonts w:cs="Times New Roman"/>
-                <w:spacing w:val="-2"/>
-                <w:szCs w:val="28"/>
-              </w:rPr>
-              <w:t>2]</w:t>
-            </w:r>
-          </w:p>
-        </w:tc>
-      </w:tr>
-      <w:tr>
-        <w:tc>
-          <w:tcPr>
-            <w:tcW w:w="1248" w:type="dxa"/>
-          </w:tcPr>
-          <w:p>
-            <w:pPr>
-              <w:rPr>
-                <w:rFonts w:cs="Times New Roman"/>
-                <w:szCs w:val="28"/>
-              </w:rPr>
-            </w:pPr>
-            <w:r>
-              <w:rPr>
-                <w:rFonts w:cs="Times New Roman"/>
-                <w:color w:val="333333"/>
-                <w:spacing w:val="-4"/>
-                <w:szCs w:val="28"/>
-              </w:rPr>
-              <w:t xml:space="preserve">TS- </w:t>
+              <w:t>1</w:t>
             </w:r>
             <w:r>
               <w:rPr>
@@ -10353,7 +15785,7 @@
                 <w:w w:val="105"/>
                 <w:szCs w:val="28"/>
               </w:rPr>
-              <w:t>04</w:t>
+              <w:t>7</w:t>
             </w:r>
           </w:p>
         </w:tc>
@@ -10368,49 +15800,29 @@
                 <w:szCs w:val="28"/>
               </w:rPr>
             </w:pPr>
-            <w:r>
-              <w:rPr>
-                <w:rFonts w:cs="Times New Roman"/>
-                <w:color w:val="333333"/>
-                <w:szCs w:val="28"/>
-              </w:rPr>
-              <w:t xml:space="preserve">Проверить список на </w:t>
-            </w:r>
-            <w:r>
-              <w:rPr>
-                <w:rFonts w:cs="Times New Roman"/>
-                <w:color w:val="333333"/>
-                <w:spacing w:val="-2"/>
-                <w:szCs w:val="28"/>
-              </w:rPr>
-              <w:t>главной</w:t>
-            </w:r>
-          </w:p>
-        </w:tc>
-        <w:tc>
-          <w:tcPr>
-            <w:tcW w:w="2036" w:type="dxa"/>
-          </w:tcPr>
-          <w:p>
-            <w:pPr>
-              <w:rPr>
-                <w:rFonts w:cs="Times New Roman"/>
-                <w:szCs w:val="28"/>
-              </w:rPr>
-            </w:pPr>
-            <w:r>
-              <w:rPr>
-                <w:rFonts w:cs="Times New Roman"/>
-                <w:color w:val="333333"/>
-                <w:szCs w:val="28"/>
-              </w:rPr>
-              <w:t>≥1</w:t>
-            </w:r>
-            <w:r>
-              <w:rPr>
-                <w:rFonts w:cs="Times New Roman"/>
-                <w:color w:val="333333"/>
-                <w:spacing w:val="1"/>
+          </w:p>
+          <w:p>
+            <w:pPr>
+              <w:rPr>
+                <w:rFonts w:cs="Times New Roman"/>
+                <w:szCs w:val="28"/>
+              </w:rPr>
+            </w:pPr>
+            <w:r>
+              <w:rPr>
+                <w:rFonts w:cs="Times New Roman"/>
+                <w:color w:val="333333"/>
+                <w:w w:val="105"/>
+                <w:szCs w:val="28"/>
+              </w:rPr>
+              <w:t>Статья</w:t>
+            </w:r>
+            <w:r>
+              <w:rPr>
+                <w:rFonts w:cs="Times New Roman"/>
+                <w:color w:val="333333"/>
+                <w:spacing w:val="-11"/>
+                <w:w w:val="105"/>
                 <w:szCs w:val="28"/>
               </w:rPr>
               <w:t xml:space="preserve"> </w:t>
@@ -10419,471 +15831,16 @@
               <w:rPr>
                 <w:rFonts w:cs="Times New Roman"/>
                 <w:color w:val="333333"/>
-                <w:spacing w:val="-2"/>
-                <w:szCs w:val="28"/>
-              </w:rPr>
-              <w:t>ссылка</w:t>
-            </w:r>
-          </w:p>
-          <w:p>
-            <w:pPr>
-              <w:rPr>
-                <w:rFonts w:cs="Times New Roman"/>
-                <w:szCs w:val="28"/>
-              </w:rPr>
-            </w:pPr>
-            <w:r>
-              <w:rPr>
-                <w:rFonts w:cs="Times New Roman"/>
-                <w:spacing w:val="-2"/>
-                <w:szCs w:val="28"/>
-              </w:rPr>
-              <w:t>/</w:t>
-            </w:r>
-            <w:proofErr w:type="spellStart"/>
-            <w:r>
-              <w:rPr>
-                <w:rFonts w:cs="Times New Roman"/>
-                <w:spacing w:val="-2"/>
-                <w:szCs w:val="28"/>
-              </w:rPr>
-              <w:t>stat</w:t>
-            </w:r>
-            <w:proofErr w:type="spellEnd"/>
-            <w:r>
-              <w:rPr>
-                <w:rFonts w:cs="Times New Roman"/>
-                <w:spacing w:val="-2"/>
-                <w:szCs w:val="28"/>
-              </w:rPr>
-              <w:t>/</w:t>
-            </w:r>
-            <w:proofErr w:type="spellStart"/>
-            <w:r>
-              <w:rPr>
-                <w:rFonts w:cs="Times New Roman"/>
-                <w:spacing w:val="-2"/>
-                <w:szCs w:val="28"/>
-              </w:rPr>
-              <w:t>futbol</w:t>
-            </w:r>
-            <w:proofErr w:type="spellEnd"/>
-            <w:r>
-              <w:rPr>
-                <w:rFonts w:cs="Times New Roman"/>
-                <w:spacing w:val="-2"/>
-                <w:szCs w:val="28"/>
-              </w:rPr>
-              <w:t>/</w:t>
-            </w:r>
-          </w:p>
-        </w:tc>
-        <w:tc>
-          <w:tcPr>
-            <w:tcW w:w="4684" w:type="dxa"/>
-          </w:tcPr>
-          <w:p>
-            <w:pPr>
-              <w:rPr>
-                <w:rFonts w:cs="Times New Roman"/>
-                <w:szCs w:val="28"/>
-              </w:rPr>
-            </w:pPr>
-          </w:p>
-          <w:p>
-            <w:pPr>
-              <w:rPr>
-                <w:rFonts w:cs="Times New Roman"/>
-                <w:szCs w:val="28"/>
-              </w:rPr>
-            </w:pPr>
-            <w:r>
-              <w:rPr>
-                <w:rFonts w:cs="Times New Roman"/>
-                <w:spacing w:val="-2"/>
-                <w:szCs w:val="28"/>
-              </w:rPr>
-              <w:t>//a[</w:t>
-            </w:r>
-            <w:proofErr w:type="spellStart"/>
-            <w:r>
-              <w:rPr>
-                <w:rFonts w:cs="Times New Roman"/>
-                <w:spacing w:val="-2"/>
-                <w:szCs w:val="28"/>
-              </w:rPr>
-              <w:t>contains</w:t>
-            </w:r>
-            <w:proofErr w:type="spellEnd"/>
-            <w:r>
-              <w:rPr>
-                <w:rFonts w:cs="Times New Roman"/>
-                <w:spacing w:val="-2"/>
-                <w:szCs w:val="28"/>
-              </w:rPr>
-              <w:t>(@href,'/stat/futbol/')]</w:t>
-            </w:r>
-          </w:p>
-        </w:tc>
-      </w:tr>
-      <w:tr>
-        <w:tc>
-          <w:tcPr>
-            <w:tcW w:w="1248" w:type="dxa"/>
-          </w:tcPr>
-          <w:p>
-            <w:pPr>
-              <w:rPr>
-                <w:rFonts w:cs="Times New Roman"/>
-                <w:szCs w:val="28"/>
-              </w:rPr>
-            </w:pPr>
-            <w:r>
-              <w:rPr>
-                <w:rFonts w:cs="Times New Roman"/>
-                <w:color w:val="333333"/>
-                <w:spacing w:val="-4"/>
-                <w:szCs w:val="28"/>
-              </w:rPr>
-              <w:t xml:space="preserve">TS- </w:t>
-            </w:r>
-            <w:r>
-              <w:rPr>
-                <w:rFonts w:cs="Times New Roman"/>
-                <w:color w:val="333333"/>
-                <w:spacing w:val="-6"/>
                 <w:w w:val="105"/>
                 <w:szCs w:val="28"/>
               </w:rPr>
-              <w:t>05</w:t>
-            </w:r>
-          </w:p>
-        </w:tc>
-        <w:tc>
-          <w:tcPr>
-            <w:tcW w:w="2658" w:type="dxa"/>
-          </w:tcPr>
-          <w:p>
-            <w:pPr>
-              <w:rPr>
-                <w:rFonts w:cs="Times New Roman"/>
-                <w:szCs w:val="28"/>
-              </w:rPr>
-            </w:pPr>
-          </w:p>
-          <w:p>
-            <w:pPr>
-              <w:rPr>
-                <w:rFonts w:cs="Times New Roman"/>
-                <w:szCs w:val="28"/>
-              </w:rPr>
-            </w:pPr>
-            <w:r>
-              <w:rPr>
-                <w:rFonts w:cs="Times New Roman"/>
-                <w:color w:val="333333"/>
-                <w:szCs w:val="28"/>
-              </w:rPr>
-              <w:t>Клик</w:t>
-            </w:r>
-            <w:r>
-              <w:rPr>
-                <w:rFonts w:cs="Times New Roman"/>
-                <w:color w:val="333333"/>
-                <w:spacing w:val="4"/>
-                <w:szCs w:val="28"/>
-              </w:rPr>
-              <w:t xml:space="preserve"> </w:t>
-            </w:r>
-            <w:r>
-              <w:rPr>
-                <w:rFonts w:cs="Times New Roman"/>
-                <w:color w:val="333333"/>
-                <w:szCs w:val="28"/>
-              </w:rPr>
-              <w:t>по</w:t>
-            </w:r>
-            <w:r>
-              <w:rPr>
-                <w:rFonts w:cs="Times New Roman"/>
-                <w:color w:val="333333"/>
-                <w:spacing w:val="5"/>
-                <w:szCs w:val="28"/>
-              </w:rPr>
-              <w:t xml:space="preserve"> </w:t>
-            </w:r>
-            <w:r>
-              <w:rPr>
-                <w:rFonts w:cs="Times New Roman"/>
-                <w:color w:val="333333"/>
-                <w:szCs w:val="28"/>
-              </w:rPr>
-              <w:t>первому</w:t>
-            </w:r>
-            <w:r>
-              <w:rPr>
-                <w:rFonts w:cs="Times New Roman"/>
-                <w:color w:val="333333"/>
-                <w:spacing w:val="4"/>
-                <w:szCs w:val="28"/>
-              </w:rPr>
-              <w:t xml:space="preserve"> </w:t>
-            </w:r>
-            <w:r>
-              <w:rPr>
-                <w:rFonts w:cs="Times New Roman"/>
-                <w:color w:val="333333"/>
-                <w:spacing w:val="-4"/>
-                <w:szCs w:val="28"/>
-              </w:rPr>
-              <w:t>матчу</w:t>
-            </w:r>
-          </w:p>
-        </w:tc>
-        <w:tc>
-          <w:tcPr>
-            <w:tcW w:w="2036" w:type="dxa"/>
-          </w:tcPr>
-          <w:p>
-            <w:pPr>
-              <w:rPr>
-                <w:rFonts w:cs="Times New Roman"/>
-                <w:szCs w:val="28"/>
-              </w:rPr>
-            </w:pPr>
-            <w:r>
-              <w:rPr>
-                <w:rFonts w:cs="Times New Roman"/>
-                <w:color w:val="333333"/>
-                <w:spacing w:val="-5"/>
-                <w:w w:val="105"/>
-                <w:szCs w:val="28"/>
-              </w:rPr>
-              <w:t>URL</w:t>
-            </w:r>
-          </w:p>
-          <w:p>
-            <w:pPr>
-              <w:rPr>
-                <w:rFonts w:cs="Times New Roman"/>
-                <w:szCs w:val="28"/>
-              </w:rPr>
-            </w:pPr>
-            <w:r>
-              <w:rPr>
-                <w:rFonts w:cs="Times New Roman"/>
-                <w:spacing w:val="-2"/>
-                <w:szCs w:val="28"/>
-              </w:rPr>
-              <w:t>/</w:t>
-            </w:r>
-            <w:proofErr w:type="spellStart"/>
-            <w:r>
-              <w:rPr>
-                <w:rFonts w:cs="Times New Roman"/>
-                <w:spacing w:val="-2"/>
-                <w:szCs w:val="28"/>
-              </w:rPr>
-              <w:t>stat</w:t>
-            </w:r>
-            <w:proofErr w:type="spellEnd"/>
-            <w:r>
-              <w:rPr>
-                <w:rFonts w:cs="Times New Roman"/>
-                <w:spacing w:val="-2"/>
-                <w:szCs w:val="28"/>
-              </w:rPr>
-              <w:t>/</w:t>
-            </w:r>
-            <w:proofErr w:type="spellStart"/>
-            <w:r>
-              <w:rPr>
-                <w:rFonts w:cs="Times New Roman"/>
-                <w:spacing w:val="-2"/>
-                <w:szCs w:val="28"/>
-              </w:rPr>
-              <w:t>futbol</w:t>
-            </w:r>
-            <w:proofErr w:type="spellEnd"/>
-            <w:r>
-              <w:rPr>
-                <w:rFonts w:cs="Times New Roman"/>
-                <w:spacing w:val="-2"/>
-                <w:szCs w:val="28"/>
-              </w:rPr>
-              <w:t>/{</w:t>
-            </w:r>
-            <w:proofErr w:type="spellStart"/>
-            <w:r>
-              <w:rPr>
-                <w:rFonts w:cs="Times New Roman"/>
-                <w:spacing w:val="-2"/>
-                <w:szCs w:val="28"/>
-              </w:rPr>
-              <w:t>id</w:t>
-            </w:r>
-            <w:proofErr w:type="spellEnd"/>
-            <w:r>
-              <w:rPr>
-                <w:rFonts w:cs="Times New Roman"/>
-                <w:spacing w:val="-2"/>
-                <w:szCs w:val="28"/>
-              </w:rPr>
-              <w:t>}/</w:t>
-            </w:r>
-          </w:p>
-        </w:tc>
-        <w:tc>
-          <w:tcPr>
-            <w:tcW w:w="4684" w:type="dxa"/>
-          </w:tcPr>
-          <w:p>
-            <w:pPr>
-              <w:rPr>
-                <w:rFonts w:cs="Times New Roman"/>
-                <w:szCs w:val="28"/>
-              </w:rPr>
-            </w:pPr>
-          </w:p>
-          <w:p>
-            <w:pPr>
-              <w:rPr>
-                <w:rFonts w:cs="Times New Roman"/>
-                <w:szCs w:val="28"/>
-              </w:rPr>
-            </w:pPr>
-            <w:r>
-              <w:rPr>
-                <w:rFonts w:cs="Times New Roman"/>
-                <w:spacing w:val="-2"/>
-                <w:szCs w:val="28"/>
-              </w:rPr>
-              <w:t>(//a[</w:t>
-            </w:r>
-            <w:proofErr w:type="spellStart"/>
-            <w:r>
-              <w:rPr>
-                <w:rFonts w:cs="Times New Roman"/>
-                <w:spacing w:val="-2"/>
-                <w:szCs w:val="28"/>
-              </w:rPr>
-              <w:t>contains</w:t>
-            </w:r>
-            <w:proofErr w:type="spellEnd"/>
-            <w:r>
-              <w:rPr>
-                <w:rFonts w:cs="Times New Roman"/>
-                <w:spacing w:val="-2"/>
-                <w:szCs w:val="28"/>
-              </w:rPr>
-              <w:t>(@href,'/stat/futbol/')</w:t>
-            </w:r>
-            <w:proofErr w:type="gramStart"/>
-            <w:r>
-              <w:rPr>
-                <w:rFonts w:cs="Times New Roman"/>
-                <w:spacing w:val="-2"/>
-                <w:szCs w:val="28"/>
-              </w:rPr>
-              <w:t>])[</w:t>
-            </w:r>
-            <w:proofErr w:type="gramEnd"/>
-            <w:r>
-              <w:rPr>
-                <w:rFonts w:cs="Times New Roman"/>
-                <w:spacing w:val="-2"/>
-                <w:szCs w:val="28"/>
-              </w:rPr>
-              <w:t>1]</w:t>
-            </w:r>
-          </w:p>
-        </w:tc>
-      </w:tr>
-      <w:tr>
-        <w:tc>
-          <w:tcPr>
-            <w:tcW w:w="1248" w:type="dxa"/>
-          </w:tcPr>
-          <w:p>
-            <w:pPr>
-              <w:rPr>
-                <w:rFonts w:cs="Times New Roman"/>
-                <w:szCs w:val="28"/>
-              </w:rPr>
-            </w:pPr>
-            <w:r>
-              <w:rPr>
-                <w:rFonts w:cs="Times New Roman"/>
-                <w:color w:val="333333"/>
-                <w:spacing w:val="-4"/>
-                <w:szCs w:val="28"/>
-              </w:rPr>
-              <w:t xml:space="preserve">TS- </w:t>
-            </w:r>
-            <w:r>
-              <w:rPr>
-                <w:rFonts w:cs="Times New Roman"/>
-                <w:color w:val="333333"/>
-                <w:spacing w:val="-6"/>
-                <w:w w:val="105"/>
-                <w:szCs w:val="28"/>
-              </w:rPr>
-              <w:t>06</w:t>
-            </w:r>
-          </w:p>
-        </w:tc>
-        <w:tc>
-          <w:tcPr>
-            <w:tcW w:w="2658" w:type="dxa"/>
-          </w:tcPr>
-          <w:p>
-            <w:pPr>
-              <w:rPr>
-                <w:rFonts w:cs="Times New Roman"/>
-                <w:szCs w:val="28"/>
-              </w:rPr>
-            </w:pPr>
-          </w:p>
-          <w:p>
-            <w:pPr>
-              <w:rPr>
-                <w:rFonts w:cs="Times New Roman"/>
-                <w:szCs w:val="28"/>
-              </w:rPr>
-            </w:pPr>
-            <w:r>
-              <w:rPr>
-                <w:rFonts w:cs="Times New Roman"/>
-                <w:color w:val="333333"/>
-                <w:w w:val="105"/>
-                <w:szCs w:val="28"/>
-              </w:rPr>
-              <w:t>Сравнить</w:t>
-            </w:r>
-            <w:r>
-              <w:rPr>
-                <w:rFonts w:cs="Times New Roman"/>
-                <w:color w:val="333333"/>
-                <w:spacing w:val="-10"/>
-                <w:w w:val="105"/>
-                <w:szCs w:val="28"/>
-              </w:rPr>
-              <w:t xml:space="preserve"> </w:t>
-            </w:r>
-            <w:r>
-              <w:rPr>
-                <w:rFonts w:cs="Times New Roman"/>
-                <w:color w:val="333333"/>
-                <w:w w:val="105"/>
-                <w:szCs w:val="28"/>
-              </w:rPr>
-              <w:t>2</w:t>
-            </w:r>
-            <w:r>
-              <w:rPr>
-                <w:rFonts w:cs="Times New Roman"/>
-                <w:color w:val="333333"/>
-                <w:spacing w:val="-9"/>
+              <w:t>о</w:t>
+            </w:r>
+            <w:r>
+              <w:rPr>
+                <w:rFonts w:cs="Times New Roman"/>
+                <w:color w:val="333333"/>
+                <w:spacing w:val="-11"/>
                 <w:w w:val="105"/>
                 <w:szCs w:val="28"/>
               </w:rPr>
@@ -10898,7 +15855,7 @@
                 <w:w w:val="105"/>
                 <w:szCs w:val="28"/>
               </w:rPr>
-              <w:t>betCard</w:t>
+              <w:t>тотале</w:t>
             </w:r>
             <w:proofErr w:type="spellEnd"/>
           </w:p>
@@ -10920,13 +15877,13 @@
                 <w:color w:val="333333"/>
                 <w:szCs w:val="28"/>
               </w:rPr>
-              <w:t>Разные</w:t>
-            </w:r>
-            <w:r>
-              <w:rPr>
-                <w:rFonts w:cs="Times New Roman"/>
-                <w:color w:val="333333"/>
-                <w:spacing w:val="-14"/>
+              <w:t>Заголовок</w:t>
+            </w:r>
+            <w:r>
+              <w:rPr>
+                <w:rFonts w:cs="Times New Roman"/>
+                <w:color w:val="333333"/>
+                <w:spacing w:val="-1"/>
                 <w:szCs w:val="28"/>
               </w:rPr>
               <w:t xml:space="preserve"> </w:t>
@@ -10935,691 +15892,19 @@
               <w:rPr>
                 <w:rFonts w:cs="Times New Roman"/>
                 <w:color w:val="333333"/>
-                <w:szCs w:val="28"/>
-              </w:rPr>
-              <w:t xml:space="preserve">котировки/ </w:t>
-            </w:r>
-            <w:r>
-              <w:rPr>
-                <w:rFonts w:cs="Times New Roman"/>
-                <w:color w:val="333333"/>
-                <w:spacing w:val="-2"/>
-                <w:szCs w:val="28"/>
-              </w:rPr>
-              <w:t>исходы</w:t>
-            </w:r>
-          </w:p>
-        </w:tc>
-        <w:tc>
-          <w:tcPr>
-            <w:tcW w:w="4684" w:type="dxa"/>
-          </w:tcPr>
-          <w:p>
-            <w:pPr>
-              <w:rPr>
-                <w:rFonts w:cs="Times New Roman"/>
-                <w:szCs w:val="28"/>
-              </w:rPr>
-            </w:pPr>
-          </w:p>
-          <w:p>
-            <w:pPr>
-              <w:rPr>
-                <w:rFonts w:cs="Times New Roman"/>
-                <w:szCs w:val="28"/>
-              </w:rPr>
-            </w:pPr>
-            <w:r>
-              <w:rPr>
-                <w:rFonts w:cs="Times New Roman"/>
-                <w:spacing w:val="-2"/>
-                <w:szCs w:val="28"/>
-              </w:rPr>
-              <w:t>//</w:t>
-            </w:r>
-            <w:proofErr w:type="spellStart"/>
-            <w:r>
-              <w:rPr>
-                <w:rFonts w:cs="Times New Roman"/>
-                <w:spacing w:val="-2"/>
-                <w:szCs w:val="28"/>
-              </w:rPr>
-              <w:t>button</w:t>
-            </w:r>
-            <w:proofErr w:type="spellEnd"/>
-            <w:r>
-              <w:rPr>
-                <w:rFonts w:cs="Times New Roman"/>
-                <w:spacing w:val="-2"/>
-                <w:szCs w:val="28"/>
-              </w:rPr>
-              <w:t>[</w:t>
-            </w:r>
-            <w:proofErr w:type="spellStart"/>
-            <w:r>
-              <w:rPr>
-                <w:rFonts w:cs="Times New Roman"/>
-                <w:spacing w:val="-2"/>
-                <w:szCs w:val="28"/>
-              </w:rPr>
-              <w:t>contains</w:t>
-            </w:r>
-            <w:proofErr w:type="spellEnd"/>
-            <w:r>
-              <w:rPr>
-                <w:rFonts w:cs="Times New Roman"/>
-                <w:spacing w:val="-2"/>
-                <w:szCs w:val="28"/>
-              </w:rPr>
-              <w:t>(@class,'betCard')]</w:t>
-            </w:r>
-          </w:p>
-        </w:tc>
-      </w:tr>
-      <w:tr>
-        <w:tc>
-          <w:tcPr>
-            <w:tcW w:w="1248" w:type="dxa"/>
-          </w:tcPr>
-          <w:p>
-            <w:pPr>
-              <w:rPr>
-                <w:rFonts w:cs="Times New Roman"/>
-                <w:szCs w:val="28"/>
-              </w:rPr>
-            </w:pPr>
-            <w:r>
-              <w:rPr>
-                <w:rFonts w:cs="Times New Roman"/>
-                <w:color w:val="333333"/>
-                <w:spacing w:val="-4"/>
-                <w:szCs w:val="28"/>
-              </w:rPr>
-              <w:t xml:space="preserve">TS- </w:t>
-            </w:r>
-            <w:r>
-              <w:rPr>
-                <w:rFonts w:cs="Times New Roman"/>
-                <w:color w:val="333333"/>
-                <w:spacing w:val="-6"/>
-                <w:w w:val="105"/>
-                <w:szCs w:val="28"/>
-              </w:rPr>
-              <w:t>07</w:t>
-            </w:r>
-          </w:p>
-        </w:tc>
-        <w:tc>
-          <w:tcPr>
-            <w:tcW w:w="2658" w:type="dxa"/>
-          </w:tcPr>
-          <w:p>
-            <w:pPr>
-              <w:rPr>
-                <w:rFonts w:cs="Times New Roman"/>
-                <w:szCs w:val="28"/>
-              </w:rPr>
-            </w:pPr>
-          </w:p>
-          <w:p>
-            <w:pPr>
-              <w:rPr>
-                <w:rFonts w:cs="Times New Roman"/>
-                <w:szCs w:val="28"/>
-              </w:rPr>
-            </w:pPr>
-            <w:r>
-              <w:rPr>
-                <w:rFonts w:cs="Times New Roman"/>
-                <w:color w:val="333333"/>
-                <w:szCs w:val="28"/>
-              </w:rPr>
-              <w:t>Клик</w:t>
-            </w:r>
-            <w:r>
-              <w:rPr>
-                <w:rFonts w:cs="Times New Roman"/>
-                <w:color w:val="333333"/>
-                <w:spacing w:val="8"/>
-                <w:szCs w:val="28"/>
-              </w:rPr>
-              <w:t xml:space="preserve"> </w:t>
-            </w:r>
-            <w:proofErr w:type="spellStart"/>
-            <w:r>
-              <w:rPr>
-                <w:rFonts w:cs="Times New Roman"/>
-                <w:color w:val="333333"/>
-                <w:szCs w:val="28"/>
-              </w:rPr>
-              <w:t>betCard</w:t>
-            </w:r>
-            <w:proofErr w:type="spellEnd"/>
-            <w:r>
-              <w:rPr>
-                <w:rFonts w:cs="Times New Roman"/>
-                <w:color w:val="333333"/>
-                <w:szCs w:val="28"/>
-              </w:rPr>
-              <w:t>,</w:t>
-            </w:r>
-            <w:r>
-              <w:rPr>
-                <w:rFonts w:cs="Times New Roman"/>
-                <w:color w:val="333333"/>
-                <w:spacing w:val="8"/>
-                <w:szCs w:val="28"/>
-              </w:rPr>
-              <w:t xml:space="preserve"> </w:t>
-            </w:r>
-            <w:r>
-              <w:rPr>
-                <w:rFonts w:cs="Times New Roman"/>
-                <w:color w:val="333333"/>
-                <w:szCs w:val="28"/>
-              </w:rPr>
-              <w:t>ждать</w:t>
-            </w:r>
-            <w:r>
-              <w:rPr>
-                <w:rFonts w:cs="Times New Roman"/>
-                <w:color w:val="333333"/>
-                <w:spacing w:val="8"/>
-                <w:szCs w:val="28"/>
-              </w:rPr>
-              <w:t xml:space="preserve"> </w:t>
-            </w:r>
-            <w:r>
-              <w:rPr>
-                <w:rFonts w:cs="Times New Roman"/>
-                <w:color w:val="333333"/>
-                <w:spacing w:val="-2"/>
-                <w:szCs w:val="28"/>
-              </w:rPr>
-              <w:t>вкладку</w:t>
-            </w:r>
-          </w:p>
-        </w:tc>
-        <w:tc>
-          <w:tcPr>
-            <w:tcW w:w="2036" w:type="dxa"/>
-          </w:tcPr>
-          <w:p>
-            <w:pPr>
-              <w:rPr>
-                <w:rFonts w:cs="Times New Roman"/>
-                <w:szCs w:val="28"/>
-              </w:rPr>
-            </w:pPr>
-            <w:r>
-              <w:rPr>
-                <w:rFonts w:cs="Times New Roman"/>
-                <w:color w:val="333333"/>
-                <w:szCs w:val="28"/>
-              </w:rPr>
-              <w:t>Новая вкладка, URL</w:t>
-            </w:r>
-            <w:r>
-              <w:rPr>
-                <w:rFonts w:cs="Times New Roman"/>
-                <w:color w:val="333333"/>
-                <w:spacing w:val="-1"/>
-                <w:szCs w:val="28"/>
-              </w:rPr>
-              <w:t xml:space="preserve"> </w:t>
-            </w:r>
-            <w:r>
-              <w:rPr>
-                <w:rFonts w:cs="Times New Roman"/>
-                <w:color w:val="333333"/>
-                <w:szCs w:val="28"/>
-              </w:rPr>
-              <w:t>≠</w:t>
-            </w:r>
-            <w:r>
-              <w:rPr>
-                <w:rFonts w:cs="Times New Roman"/>
-                <w:color w:val="333333"/>
-                <w:spacing w:val="8"/>
-                <w:szCs w:val="28"/>
-              </w:rPr>
-              <w:t xml:space="preserve"> </w:t>
-            </w:r>
-            <w:proofErr w:type="spellStart"/>
-            <w:r>
-              <w:rPr>
-                <w:rFonts w:cs="Times New Roman"/>
-                <w:color w:val="333333"/>
-                <w:spacing w:val="-2"/>
-                <w:szCs w:val="28"/>
-              </w:rPr>
-              <w:t>sravni.bet</w:t>
-            </w:r>
-            <w:proofErr w:type="spellEnd"/>
-          </w:p>
-        </w:tc>
-        <w:tc>
-          <w:tcPr>
-            <w:tcW w:w="4684" w:type="dxa"/>
-          </w:tcPr>
-          <w:p>
-            <w:pPr>
-              <w:rPr>
-                <w:rFonts w:cs="Times New Roman"/>
-                <w:szCs w:val="28"/>
-              </w:rPr>
-            </w:pPr>
-          </w:p>
-          <w:p>
-            <w:pPr>
-              <w:rPr>
-                <w:rFonts w:cs="Times New Roman"/>
-                <w:szCs w:val="28"/>
-              </w:rPr>
-            </w:pPr>
-            <w:r>
-              <w:rPr>
-                <w:rFonts w:cs="Times New Roman"/>
-                <w:spacing w:val="-2"/>
-                <w:szCs w:val="28"/>
-              </w:rPr>
-              <w:t>(//</w:t>
-            </w:r>
-            <w:proofErr w:type="spellStart"/>
-            <w:r>
-              <w:rPr>
-                <w:rFonts w:cs="Times New Roman"/>
-                <w:spacing w:val="-2"/>
-                <w:szCs w:val="28"/>
-              </w:rPr>
-              <w:t>button</w:t>
-            </w:r>
-            <w:proofErr w:type="spellEnd"/>
-            <w:r>
-              <w:rPr>
-                <w:rFonts w:cs="Times New Roman"/>
-                <w:spacing w:val="-2"/>
-                <w:szCs w:val="28"/>
-              </w:rPr>
-              <w:t>[</w:t>
-            </w:r>
-            <w:proofErr w:type="spellStart"/>
-            <w:r>
-              <w:rPr>
-                <w:rFonts w:cs="Times New Roman"/>
-                <w:spacing w:val="-2"/>
-                <w:szCs w:val="28"/>
-              </w:rPr>
-              <w:t>contains</w:t>
-            </w:r>
-            <w:proofErr w:type="spellEnd"/>
-            <w:r>
-              <w:rPr>
-                <w:rFonts w:cs="Times New Roman"/>
-                <w:spacing w:val="-2"/>
-                <w:szCs w:val="28"/>
-              </w:rPr>
-              <w:t>(@class,'betCard')</w:t>
-            </w:r>
-            <w:proofErr w:type="gramStart"/>
-            <w:r>
-              <w:rPr>
-                <w:rFonts w:cs="Times New Roman"/>
-                <w:spacing w:val="-2"/>
-                <w:szCs w:val="28"/>
-              </w:rPr>
-              <w:t>])[</w:t>
-            </w:r>
-            <w:proofErr w:type="gramEnd"/>
-            <w:r>
-              <w:rPr>
-                <w:rFonts w:cs="Times New Roman"/>
-                <w:spacing w:val="-2"/>
-                <w:szCs w:val="28"/>
-              </w:rPr>
-              <w:t>1]</w:t>
-            </w:r>
-          </w:p>
-        </w:tc>
-      </w:tr>
-      <w:tr>
-        <w:tc>
-          <w:tcPr>
-            <w:tcW w:w="1248" w:type="dxa"/>
-          </w:tcPr>
-          <w:p>
-            <w:pPr>
-              <w:rPr>
-                <w:rFonts w:cs="Times New Roman"/>
-                <w:szCs w:val="28"/>
-              </w:rPr>
-            </w:pPr>
-            <w:r>
-              <w:rPr>
-                <w:rFonts w:cs="Times New Roman"/>
-                <w:color w:val="333333"/>
-                <w:spacing w:val="-4"/>
-                <w:szCs w:val="28"/>
-              </w:rPr>
-              <w:t xml:space="preserve">TS- </w:t>
-            </w:r>
-            <w:r>
-              <w:rPr>
-                <w:rFonts w:cs="Times New Roman"/>
-                <w:color w:val="333333"/>
-                <w:spacing w:val="-4"/>
-                <w:szCs w:val="28"/>
-              </w:rPr>
-              <w:t>08</w:t>
-            </w:r>
-          </w:p>
-        </w:tc>
-        <w:tc>
-          <w:tcPr>
-            <w:tcW w:w="2658" w:type="dxa"/>
-          </w:tcPr>
-          <w:p>
-            <w:pPr>
-              <w:rPr>
-                <w:rFonts w:cs="Times New Roman"/>
-                <w:szCs w:val="28"/>
-              </w:rPr>
-            </w:pPr>
-          </w:p>
-          <w:p>
-            <w:pPr>
-              <w:rPr>
-                <w:rFonts w:cs="Times New Roman"/>
-                <w:szCs w:val="28"/>
-              </w:rPr>
-            </w:pPr>
-            <w:r>
-              <w:rPr>
-                <w:rFonts w:cs="Times New Roman"/>
-                <w:color w:val="333333"/>
-                <w:szCs w:val="28"/>
-              </w:rPr>
-              <w:t>Открыть</w:t>
-            </w:r>
-            <w:r>
-              <w:rPr>
-                <w:rFonts w:cs="Times New Roman"/>
-                <w:color w:val="333333"/>
-                <w:spacing w:val="15"/>
-                <w:szCs w:val="28"/>
-              </w:rPr>
-              <w:t xml:space="preserve"> </w:t>
-            </w:r>
-            <w:r>
-              <w:rPr>
-                <w:rFonts w:cs="Times New Roman"/>
-                <w:color w:val="333333"/>
-                <w:szCs w:val="28"/>
-              </w:rPr>
-              <w:t>турнир</w:t>
-            </w:r>
-            <w:r>
-              <w:rPr>
-                <w:rFonts w:cs="Times New Roman"/>
-                <w:color w:val="333333"/>
-                <w:spacing w:val="15"/>
-                <w:szCs w:val="28"/>
-              </w:rPr>
-              <w:t xml:space="preserve"> </w:t>
-            </w:r>
-            <w:r>
-              <w:rPr>
-                <w:rFonts w:cs="Times New Roman"/>
-                <w:color w:val="333333"/>
-                <w:spacing w:val="-5"/>
-                <w:szCs w:val="28"/>
-              </w:rPr>
-              <w:t>667</w:t>
-            </w:r>
-          </w:p>
-        </w:tc>
-        <w:tc>
-          <w:tcPr>
-            <w:tcW w:w="2036" w:type="dxa"/>
-          </w:tcPr>
-          <w:p>
-            <w:pPr>
-              <w:rPr>
-                <w:rFonts w:cs="Times New Roman"/>
-                <w:szCs w:val="28"/>
-              </w:rPr>
-            </w:pPr>
-            <w:r>
-              <w:rPr>
-                <w:rFonts w:cs="Times New Roman"/>
-                <w:color w:val="333333"/>
-                <w:spacing w:val="-2"/>
-                <w:szCs w:val="28"/>
-              </w:rPr>
-              <w:t>Календарь, заголовок</w:t>
-            </w:r>
-          </w:p>
-        </w:tc>
-        <w:tc>
-          <w:tcPr>
-            <w:tcW w:w="4684" w:type="dxa"/>
-          </w:tcPr>
-          <w:p>
-            <w:pPr>
-              <w:rPr>
-                <w:rFonts w:cs="Times New Roman"/>
-                <w:szCs w:val="28"/>
-              </w:rPr>
-            </w:pPr>
-          </w:p>
-          <w:p>
-            <w:pPr>
-              <w:rPr>
-                <w:rFonts w:cs="Times New Roman"/>
-                <w:szCs w:val="28"/>
-              </w:rPr>
-            </w:pPr>
-            <w:r>
-              <w:rPr>
-                <w:rFonts w:cs="Times New Roman"/>
-                <w:spacing w:val="-2"/>
-                <w:szCs w:val="28"/>
-              </w:rPr>
-              <w:t>//h1[</w:t>
-            </w:r>
-            <w:proofErr w:type="spellStart"/>
-            <w:r>
-              <w:rPr>
-                <w:rFonts w:cs="Times New Roman"/>
-                <w:spacing w:val="-2"/>
-                <w:szCs w:val="28"/>
-              </w:rPr>
-              <w:t>contains</w:t>
-            </w:r>
-            <w:proofErr w:type="spellEnd"/>
-            <w:r>
-              <w:rPr>
-                <w:rFonts w:cs="Times New Roman"/>
-                <w:spacing w:val="-2"/>
-                <w:szCs w:val="28"/>
-              </w:rPr>
-              <w:t>(.,'</w:t>
-            </w:r>
-            <w:proofErr w:type="spellStart"/>
-            <w:r>
-              <w:rPr>
-                <w:rFonts w:cs="Times New Roman"/>
-                <w:spacing w:val="-2"/>
-                <w:szCs w:val="28"/>
-              </w:rPr>
-              <w:t>товарищеск</w:t>
-            </w:r>
-            <w:proofErr w:type="spellEnd"/>
-            <w:r>
-              <w:rPr>
-                <w:rFonts w:cs="Times New Roman"/>
-                <w:spacing w:val="-2"/>
-                <w:szCs w:val="28"/>
-              </w:rPr>
-              <w:t>')]</w:t>
-            </w:r>
-          </w:p>
-        </w:tc>
-      </w:tr>
-      <w:tr>
-        <w:tc>
-          <w:tcPr>
-            <w:tcW w:w="1248" w:type="dxa"/>
-          </w:tcPr>
-          <w:p>
-            <w:pPr>
-              <w:rPr>
-                <w:rFonts w:cs="Times New Roman"/>
-                <w:szCs w:val="28"/>
-              </w:rPr>
-            </w:pPr>
-            <w:r>
-              <w:rPr>
-                <w:rFonts w:cs="Times New Roman"/>
-                <w:color w:val="333333"/>
-                <w:spacing w:val="-4"/>
-                <w:szCs w:val="28"/>
-              </w:rPr>
-              <w:t xml:space="preserve">TS- </w:t>
-            </w:r>
-            <w:r>
-              <w:rPr>
-                <w:rFonts w:cs="Times New Roman"/>
-                <w:color w:val="333333"/>
-                <w:spacing w:val="-6"/>
-                <w:w w:val="105"/>
-                <w:szCs w:val="28"/>
-              </w:rPr>
-              <w:t>09</w:t>
-            </w:r>
-          </w:p>
-        </w:tc>
-        <w:tc>
-          <w:tcPr>
-            <w:tcW w:w="2658" w:type="dxa"/>
-          </w:tcPr>
-          <w:p>
-            <w:pPr>
-              <w:rPr>
-                <w:rFonts w:cs="Times New Roman"/>
-                <w:szCs w:val="28"/>
-              </w:rPr>
-            </w:pPr>
-          </w:p>
-          <w:p>
-            <w:pPr>
-              <w:rPr>
-                <w:rFonts w:cs="Times New Roman"/>
-                <w:szCs w:val="28"/>
-              </w:rPr>
-            </w:pPr>
-            <w:r>
-              <w:rPr>
-                <w:rFonts w:cs="Times New Roman"/>
-                <w:color w:val="333333"/>
-                <w:szCs w:val="28"/>
-              </w:rPr>
-              <w:t>Страница</w:t>
-            </w:r>
-            <w:r>
-              <w:rPr>
-                <w:rFonts w:cs="Times New Roman"/>
-                <w:color w:val="333333"/>
-                <w:spacing w:val="20"/>
-                <w:szCs w:val="28"/>
-              </w:rPr>
-              <w:t xml:space="preserve"> </w:t>
-            </w:r>
-            <w:r>
-              <w:rPr>
-                <w:rFonts w:cs="Times New Roman"/>
-                <w:color w:val="333333"/>
-                <w:szCs w:val="28"/>
-              </w:rPr>
-              <w:t>матча</w:t>
-            </w:r>
-            <w:r>
-              <w:rPr>
-                <w:rFonts w:cs="Times New Roman"/>
-                <w:color w:val="333333"/>
-                <w:spacing w:val="20"/>
-                <w:szCs w:val="28"/>
-              </w:rPr>
-              <w:t xml:space="preserve"> </w:t>
-            </w:r>
-            <w:r>
-              <w:rPr>
-                <w:rFonts w:cs="Times New Roman"/>
-                <w:color w:val="333333"/>
-                <w:spacing w:val="-2"/>
-                <w:szCs w:val="28"/>
-              </w:rPr>
-              <w:t>1545279</w:t>
-            </w:r>
-          </w:p>
-        </w:tc>
-        <w:tc>
-          <w:tcPr>
-            <w:tcW w:w="2036" w:type="dxa"/>
-          </w:tcPr>
-          <w:p>
-            <w:pPr>
-              <w:rPr>
-                <w:rFonts w:cs="Times New Roman"/>
-                <w:szCs w:val="28"/>
-              </w:rPr>
-            </w:pPr>
-          </w:p>
-          <w:p>
-            <w:pPr>
-              <w:rPr>
-                <w:rFonts w:cs="Times New Roman"/>
-                <w:szCs w:val="28"/>
-              </w:rPr>
-            </w:pPr>
-            <w:r>
-              <w:rPr>
-                <w:rFonts w:cs="Times New Roman"/>
-                <w:color w:val="333333"/>
-                <w:w w:val="105"/>
-                <w:szCs w:val="28"/>
-              </w:rPr>
-              <w:t>H2H</w:t>
-            </w:r>
-            <w:r>
-              <w:rPr>
-                <w:rFonts w:cs="Times New Roman"/>
-                <w:color w:val="333333"/>
-                <w:spacing w:val="-7"/>
-                <w:w w:val="105"/>
-                <w:szCs w:val="28"/>
-              </w:rPr>
-              <w:t xml:space="preserve"> </w:t>
-            </w:r>
-            <w:r>
-              <w:rPr>
-                <w:rFonts w:cs="Times New Roman"/>
-                <w:color w:val="333333"/>
-                <w:w w:val="105"/>
-                <w:szCs w:val="28"/>
-              </w:rPr>
-              <w:t>или</w:t>
-            </w:r>
-            <w:r>
-              <w:rPr>
-                <w:rFonts w:cs="Times New Roman"/>
-                <w:color w:val="333333"/>
-                <w:spacing w:val="-7"/>
-                <w:w w:val="105"/>
-                <w:szCs w:val="28"/>
-              </w:rPr>
-              <w:t xml:space="preserve"> </w:t>
-            </w:r>
+                <w:spacing w:val="-10"/>
+                <w:szCs w:val="28"/>
+              </w:rPr>
+              <w:t>с</w:t>
+            </w:r>
+          </w:p>
+          <w:p>
+            <w:pPr>
+              <w:rPr>
+                <w:rFonts w:cs="Times New Roman"/>
+                <w:szCs w:val="28"/>
+              </w:rPr>
+            </w:pPr>
             <w:r>
               <w:rPr>
                 <w:rFonts w:cs="Times New Roman"/>
@@ -11628,392 +15913,7 @@
                 <w:w w:val="105"/>
                 <w:szCs w:val="28"/>
               </w:rPr>
-              <w:t>состав</w:t>
-            </w:r>
-          </w:p>
-        </w:tc>
-        <w:tc>
-          <w:tcPr>
-            <w:tcW w:w="4684" w:type="dxa"/>
-          </w:tcPr>
-          <w:p>
-            <w:pPr>
-              <w:rPr>
-                <w:rFonts w:cs="Times New Roman"/>
-                <w:szCs w:val="28"/>
-              </w:rPr>
-            </w:pPr>
-          </w:p>
-          <w:p>
-            <w:pPr>
-              <w:rPr>
-                <w:rFonts w:cs="Times New Roman"/>
-                <w:szCs w:val="28"/>
-              </w:rPr>
-            </w:pPr>
-            <w:r>
-              <w:rPr>
-                <w:rFonts w:cs="Times New Roman"/>
-                <w:szCs w:val="28"/>
-              </w:rPr>
-              <w:t>//*[</w:t>
-            </w:r>
-            <w:proofErr w:type="spellStart"/>
-            <w:proofErr w:type="gramStart"/>
-            <w:r>
-              <w:rPr>
-                <w:rFonts w:cs="Times New Roman"/>
-                <w:szCs w:val="28"/>
-              </w:rPr>
-              <w:t>contains</w:t>
-            </w:r>
-            <w:proofErr w:type="spellEnd"/>
-            <w:r>
-              <w:rPr>
-                <w:rFonts w:cs="Times New Roman"/>
-                <w:szCs w:val="28"/>
-              </w:rPr>
-              <w:t>(</w:t>
-            </w:r>
-            <w:proofErr w:type="gramEnd"/>
-            <w:r>
-              <w:rPr>
-                <w:rFonts w:cs="Times New Roman"/>
-                <w:szCs w:val="28"/>
-              </w:rPr>
-              <w:t>.,'Личные</w:t>
-            </w:r>
-            <w:r>
-              <w:rPr>
-                <w:rFonts w:cs="Times New Roman"/>
-                <w:spacing w:val="45"/>
-                <w:szCs w:val="28"/>
-              </w:rPr>
-              <w:t xml:space="preserve"> </w:t>
-            </w:r>
-            <w:r>
-              <w:rPr>
-                <w:rFonts w:cs="Times New Roman"/>
-                <w:spacing w:val="-2"/>
-                <w:szCs w:val="28"/>
-              </w:rPr>
-              <w:t>встречи')]</w:t>
-            </w:r>
-          </w:p>
-        </w:tc>
-      </w:tr>
-      <w:tr>
-        <w:tc>
-          <w:tcPr>
-            <w:tcW w:w="1248" w:type="dxa"/>
-          </w:tcPr>
-          <w:p>
-            <w:pPr>
-              <w:rPr>
-                <w:rFonts w:cs="Times New Roman"/>
-                <w:szCs w:val="28"/>
-              </w:rPr>
-            </w:pPr>
-            <w:r>
-              <w:rPr>
-                <w:rFonts w:cs="Times New Roman"/>
-                <w:color w:val="333333"/>
-                <w:spacing w:val="-4"/>
-                <w:szCs w:val="28"/>
-              </w:rPr>
-              <w:t xml:space="preserve">TS- </w:t>
-            </w:r>
-            <w:r>
-              <w:rPr>
-                <w:rFonts w:cs="Times New Roman"/>
-                <w:color w:val="333333"/>
-                <w:spacing w:val="-6"/>
-                <w:w w:val="105"/>
-                <w:szCs w:val="28"/>
-              </w:rPr>
-              <w:t>1</w:t>
-            </w:r>
-            <w:r>
-              <w:rPr>
-                <w:rFonts w:cs="Times New Roman"/>
-                <w:color w:val="333333"/>
-                <w:spacing w:val="-6"/>
-                <w:w w:val="105"/>
-                <w:szCs w:val="28"/>
-              </w:rPr>
-              <w:t>0</w:t>
-            </w:r>
-          </w:p>
-        </w:tc>
-        <w:tc>
-          <w:tcPr>
-            <w:tcW w:w="2658" w:type="dxa"/>
-          </w:tcPr>
-          <w:p>
-            <w:pPr>
-              <w:rPr>
-                <w:rFonts w:cs="Times New Roman"/>
-                <w:szCs w:val="28"/>
-              </w:rPr>
-            </w:pPr>
-          </w:p>
-          <w:p>
-            <w:pPr>
-              <w:rPr>
-                <w:rFonts w:cs="Times New Roman"/>
-                <w:szCs w:val="28"/>
-              </w:rPr>
-            </w:pPr>
-            <w:r>
-              <w:rPr>
-                <w:rFonts w:cs="Times New Roman"/>
-                <w:spacing w:val="-2"/>
-                <w:szCs w:val="28"/>
-              </w:rPr>
-              <w:t>/</w:t>
-            </w:r>
-            <w:proofErr w:type="spellStart"/>
-            <w:r>
-              <w:rPr>
-                <w:rFonts w:cs="Times New Roman"/>
-                <w:spacing w:val="-2"/>
-                <w:szCs w:val="28"/>
-              </w:rPr>
-              <w:t>bukmekery</w:t>
-            </w:r>
-            <w:proofErr w:type="spellEnd"/>
-            <w:r>
-              <w:rPr>
-                <w:rFonts w:cs="Times New Roman"/>
-                <w:spacing w:val="-2"/>
-                <w:szCs w:val="28"/>
-              </w:rPr>
-              <w:t>/</w:t>
-            </w:r>
-            <w:proofErr w:type="spellStart"/>
-            <w:r>
-              <w:rPr>
-                <w:rFonts w:cs="Times New Roman"/>
-                <w:spacing w:val="-2"/>
-                <w:szCs w:val="28"/>
-              </w:rPr>
-              <w:t>luchshie</w:t>
-            </w:r>
-            <w:proofErr w:type="spellEnd"/>
-            <w:r>
-              <w:rPr>
-                <w:rFonts w:cs="Times New Roman"/>
-                <w:spacing w:val="-2"/>
-                <w:szCs w:val="28"/>
-              </w:rPr>
-              <w:t>/</w:t>
-            </w:r>
-          </w:p>
-        </w:tc>
-        <w:tc>
-          <w:tcPr>
-            <w:tcW w:w="2036" w:type="dxa"/>
-          </w:tcPr>
-          <w:p>
-            <w:pPr>
-              <w:rPr>
-                <w:rFonts w:cs="Times New Roman"/>
-                <w:szCs w:val="28"/>
-              </w:rPr>
-            </w:pPr>
-            <w:r>
-              <w:rPr>
-                <w:rFonts w:cs="Times New Roman"/>
-                <w:color w:val="333333"/>
-                <w:szCs w:val="28"/>
-              </w:rPr>
-              <w:t xml:space="preserve">FONBET / </w:t>
-            </w:r>
-            <w:proofErr w:type="spellStart"/>
-            <w:r>
-              <w:rPr>
-                <w:rFonts w:cs="Times New Roman"/>
-                <w:color w:val="333333"/>
-                <w:szCs w:val="28"/>
-              </w:rPr>
-              <w:t>Winline</w:t>
-            </w:r>
-            <w:proofErr w:type="spellEnd"/>
-            <w:r>
-              <w:rPr>
-                <w:rFonts w:cs="Times New Roman"/>
-                <w:color w:val="333333"/>
-                <w:szCs w:val="28"/>
-              </w:rPr>
-              <w:t xml:space="preserve"> в </w:t>
-            </w:r>
-            <w:r>
-              <w:rPr>
-                <w:rFonts w:cs="Times New Roman"/>
-                <w:color w:val="333333"/>
-                <w:spacing w:val="-2"/>
-                <w:szCs w:val="28"/>
-              </w:rPr>
-              <w:t>тексте</w:t>
-            </w:r>
-          </w:p>
-        </w:tc>
-        <w:tc>
-          <w:tcPr>
-            <w:tcW w:w="4684" w:type="dxa"/>
-          </w:tcPr>
-          <w:p>
-            <w:pPr>
-              <w:rPr>
-                <w:rFonts w:cs="Times New Roman"/>
-                <w:szCs w:val="28"/>
-              </w:rPr>
-            </w:pPr>
-          </w:p>
-          <w:p>
-            <w:pPr>
-              <w:rPr>
-                <w:rFonts w:cs="Times New Roman"/>
-                <w:szCs w:val="28"/>
-              </w:rPr>
-            </w:pPr>
-            <w:r>
-              <w:rPr>
-                <w:rFonts w:cs="Times New Roman"/>
-                <w:spacing w:val="-2"/>
-                <w:szCs w:val="28"/>
-              </w:rPr>
-              <w:t>//*[</w:t>
-            </w:r>
-            <w:proofErr w:type="spellStart"/>
-            <w:r>
-              <w:rPr>
-                <w:rFonts w:cs="Times New Roman"/>
-                <w:spacing w:val="-2"/>
-                <w:szCs w:val="28"/>
-              </w:rPr>
-              <w:t>contains</w:t>
-            </w:r>
-            <w:proofErr w:type="spellEnd"/>
-            <w:r>
-              <w:rPr>
-                <w:rFonts w:cs="Times New Roman"/>
-                <w:spacing w:val="-2"/>
-                <w:szCs w:val="28"/>
-              </w:rPr>
-              <w:t>(.,'FONBET')]</w:t>
-            </w:r>
-          </w:p>
-        </w:tc>
-      </w:tr>
-      <w:tr>
-        <w:tc>
-          <w:tcPr>
-            <w:tcW w:w="1248" w:type="dxa"/>
-          </w:tcPr>
-          <w:p>
-            <w:pPr>
-              <w:rPr>
-                <w:rFonts w:cs="Times New Roman"/>
-                <w:szCs w:val="28"/>
-              </w:rPr>
-            </w:pPr>
-            <w:r>
-              <w:rPr>
-                <w:rFonts w:cs="Times New Roman"/>
-                <w:color w:val="333333"/>
-                <w:spacing w:val="-4"/>
-                <w:szCs w:val="28"/>
-              </w:rPr>
-              <w:t xml:space="preserve">TS- </w:t>
-            </w:r>
-            <w:r>
-              <w:rPr>
-                <w:rFonts w:cs="Times New Roman"/>
-                <w:color w:val="333333"/>
-                <w:spacing w:val="-6"/>
-                <w:w w:val="105"/>
-                <w:szCs w:val="28"/>
-              </w:rPr>
-              <w:t>1</w:t>
-            </w:r>
-            <w:r>
-              <w:rPr>
-                <w:rFonts w:cs="Times New Roman"/>
-                <w:color w:val="333333"/>
-                <w:spacing w:val="-6"/>
-                <w:w w:val="105"/>
-                <w:szCs w:val="28"/>
-              </w:rPr>
-              <w:t>1</w:t>
-            </w:r>
-          </w:p>
-        </w:tc>
-        <w:tc>
-          <w:tcPr>
-            <w:tcW w:w="2658" w:type="dxa"/>
-          </w:tcPr>
-          <w:p>
-            <w:pPr>
-              <w:rPr>
-                <w:rFonts w:cs="Times New Roman"/>
-                <w:szCs w:val="28"/>
-              </w:rPr>
-            </w:pPr>
-          </w:p>
-          <w:p>
-            <w:pPr>
-              <w:rPr>
-                <w:rFonts w:cs="Times New Roman"/>
-                <w:szCs w:val="28"/>
-              </w:rPr>
-            </w:pPr>
-            <w:r>
-              <w:rPr>
-                <w:rFonts w:cs="Times New Roman"/>
-                <w:spacing w:val="-2"/>
-                <w:szCs w:val="28"/>
-              </w:rPr>
-              <w:t>/</w:t>
-            </w:r>
-            <w:proofErr w:type="spellStart"/>
-            <w:r>
-              <w:rPr>
-                <w:rFonts w:cs="Times New Roman"/>
-                <w:spacing w:val="-2"/>
-                <w:szCs w:val="28"/>
-              </w:rPr>
-              <w:t>fonbet</w:t>
-            </w:r>
-            <w:proofErr w:type="spellEnd"/>
-            <w:r>
-              <w:rPr>
-                <w:rFonts w:cs="Times New Roman"/>
-                <w:spacing w:val="-2"/>
-                <w:szCs w:val="28"/>
-              </w:rPr>
-              <w:t>/</w:t>
-            </w:r>
-          </w:p>
-        </w:tc>
-        <w:tc>
-          <w:tcPr>
-            <w:tcW w:w="2036" w:type="dxa"/>
-          </w:tcPr>
-          <w:p>
-            <w:pPr>
-              <w:rPr>
-                <w:rFonts w:cs="Times New Roman"/>
-                <w:szCs w:val="28"/>
-              </w:rPr>
-            </w:pPr>
-            <w:r>
-              <w:rPr>
-                <w:rFonts w:cs="Times New Roman"/>
-                <w:color w:val="333333"/>
-                <w:szCs w:val="28"/>
-              </w:rPr>
-              <w:t xml:space="preserve">Страница обзора </w:t>
+              <w:t>«</w:t>
             </w:r>
             <w:proofErr w:type="spellStart"/>
             <w:r>
@@ -12024,704 +15924,9 @@
                 <w:w w:val="105"/>
                 <w:szCs w:val="28"/>
               </w:rPr>
-              <w:t>Fonbet</w:t>
+              <w:t>тотал</w:t>
             </w:r>
             <w:proofErr w:type="spellEnd"/>
-          </w:p>
-        </w:tc>
-        <w:tc>
-          <w:tcPr>
-            <w:tcW w:w="4684" w:type="dxa"/>
-          </w:tcPr>
-          <w:p>
-            <w:pPr>
-              <w:rPr>
-                <w:rFonts w:cs="Times New Roman"/>
-                <w:szCs w:val="28"/>
-              </w:rPr>
-            </w:pPr>
-          </w:p>
-          <w:p>
-            <w:pPr>
-              <w:rPr>
-                <w:rFonts w:cs="Times New Roman"/>
-                <w:szCs w:val="28"/>
-              </w:rPr>
-            </w:pPr>
-            <w:r>
-              <w:rPr>
-                <w:rFonts w:cs="Times New Roman"/>
-                <w:spacing w:val="-2"/>
-                <w:szCs w:val="28"/>
-              </w:rPr>
-              <w:t>//h1[</w:t>
-            </w:r>
-            <w:proofErr w:type="spellStart"/>
-            <w:r>
-              <w:rPr>
-                <w:rFonts w:cs="Times New Roman"/>
-                <w:spacing w:val="-2"/>
-                <w:szCs w:val="28"/>
-              </w:rPr>
-              <w:t>contains</w:t>
-            </w:r>
-            <w:proofErr w:type="spellEnd"/>
-            <w:r>
-              <w:rPr>
-                <w:rFonts w:cs="Times New Roman"/>
-                <w:spacing w:val="-2"/>
-                <w:szCs w:val="28"/>
-              </w:rPr>
-              <w:t>(.,'</w:t>
-            </w:r>
-            <w:proofErr w:type="spellStart"/>
-            <w:r>
-              <w:rPr>
-                <w:rFonts w:cs="Times New Roman"/>
-                <w:spacing w:val="-2"/>
-                <w:szCs w:val="28"/>
-              </w:rPr>
-              <w:t>Фонбет</w:t>
-            </w:r>
-            <w:proofErr w:type="spellEnd"/>
-            <w:r>
-              <w:rPr>
-                <w:rFonts w:cs="Times New Roman"/>
-                <w:spacing w:val="-2"/>
-                <w:szCs w:val="28"/>
-              </w:rPr>
-              <w:t>')]</w:t>
-            </w:r>
-          </w:p>
-        </w:tc>
-      </w:tr>
-      <w:tr>
-        <w:tc>
-          <w:tcPr>
-            <w:tcW w:w="1248" w:type="dxa"/>
-          </w:tcPr>
-          <w:p>
-            <w:pPr>
-              <w:rPr>
-                <w:rFonts w:cs="Times New Roman"/>
-                <w:szCs w:val="28"/>
-              </w:rPr>
-            </w:pPr>
-            <w:r>
-              <w:rPr>
-                <w:rFonts w:cs="Times New Roman"/>
-                <w:color w:val="333333"/>
-                <w:spacing w:val="-4"/>
-                <w:szCs w:val="28"/>
-              </w:rPr>
-              <w:lastRenderedPageBreak/>
-              <w:t xml:space="preserve">TS- </w:t>
-            </w:r>
-            <w:r>
-              <w:rPr>
-                <w:rFonts w:cs="Times New Roman"/>
-                <w:color w:val="333333"/>
-                <w:spacing w:val="-6"/>
-                <w:w w:val="105"/>
-                <w:szCs w:val="28"/>
-              </w:rPr>
-              <w:t>1</w:t>
-            </w:r>
-            <w:r>
-              <w:rPr>
-                <w:rFonts w:cs="Times New Roman"/>
-                <w:color w:val="333333"/>
-                <w:spacing w:val="-6"/>
-                <w:w w:val="105"/>
-                <w:szCs w:val="28"/>
-              </w:rPr>
-              <w:t>2</w:t>
-            </w:r>
-          </w:p>
-        </w:tc>
-        <w:tc>
-          <w:tcPr>
-            <w:tcW w:w="2658" w:type="dxa"/>
-          </w:tcPr>
-          <w:p>
-            <w:pPr>
-              <w:rPr>
-                <w:rFonts w:cs="Times New Roman"/>
-                <w:szCs w:val="28"/>
-              </w:rPr>
-            </w:pPr>
-          </w:p>
-          <w:p>
-            <w:pPr>
-              <w:rPr>
-                <w:rFonts w:cs="Times New Roman"/>
-                <w:szCs w:val="28"/>
-              </w:rPr>
-            </w:pPr>
-            <w:r>
-              <w:rPr>
-                <w:rFonts w:cs="Times New Roman"/>
-                <w:szCs w:val="28"/>
-              </w:rPr>
-              <w:t>/</w:t>
-            </w:r>
-            <w:proofErr w:type="spellStart"/>
-            <w:r>
-              <w:rPr>
-                <w:rFonts w:cs="Times New Roman"/>
-                <w:szCs w:val="28"/>
-              </w:rPr>
-              <w:t>bukmekery</w:t>
-            </w:r>
-            <w:proofErr w:type="spellEnd"/>
-            <w:r>
-              <w:rPr>
-                <w:rFonts w:cs="Times New Roman"/>
-                <w:szCs w:val="28"/>
-              </w:rPr>
-              <w:t>/</w:t>
-            </w:r>
-            <w:proofErr w:type="spellStart"/>
-            <w:r>
-              <w:rPr>
-                <w:rFonts w:cs="Times New Roman"/>
-                <w:szCs w:val="28"/>
-              </w:rPr>
-              <w:t>luchshie-</w:t>
-            </w:r>
-            <w:r>
-              <w:rPr>
-                <w:rFonts w:cs="Times New Roman"/>
-                <w:spacing w:val="-2"/>
-                <w:szCs w:val="28"/>
-              </w:rPr>
-              <w:t>fribety</w:t>
-            </w:r>
-            <w:proofErr w:type="spellEnd"/>
-            <w:r>
-              <w:rPr>
-                <w:rFonts w:cs="Times New Roman"/>
-                <w:spacing w:val="-2"/>
-                <w:szCs w:val="28"/>
-              </w:rPr>
-              <w:t>/</w:t>
-            </w:r>
-          </w:p>
-        </w:tc>
-        <w:tc>
-          <w:tcPr>
-            <w:tcW w:w="2036" w:type="dxa"/>
-          </w:tcPr>
-          <w:p>
-            <w:pPr>
-              <w:rPr>
-                <w:rFonts w:cs="Times New Roman"/>
-                <w:szCs w:val="28"/>
-              </w:rPr>
-            </w:pPr>
-          </w:p>
-          <w:p>
-            <w:pPr>
-              <w:rPr>
-                <w:rFonts w:cs="Times New Roman"/>
-                <w:szCs w:val="28"/>
-              </w:rPr>
-            </w:pPr>
-            <w:r>
-              <w:rPr>
-                <w:rFonts w:cs="Times New Roman"/>
-                <w:color w:val="333333"/>
-                <w:szCs w:val="28"/>
-              </w:rPr>
-              <w:t>Текст</w:t>
-            </w:r>
-            <w:r>
-              <w:rPr>
-                <w:rFonts w:cs="Times New Roman"/>
-                <w:color w:val="333333"/>
-                <w:spacing w:val="-4"/>
-                <w:szCs w:val="28"/>
-              </w:rPr>
-              <w:t xml:space="preserve"> </w:t>
-            </w:r>
-            <w:r>
-              <w:rPr>
-                <w:rFonts w:cs="Times New Roman"/>
-                <w:color w:val="333333"/>
-                <w:spacing w:val="-2"/>
-                <w:szCs w:val="28"/>
-              </w:rPr>
-              <w:t>«</w:t>
-            </w:r>
-            <w:proofErr w:type="spellStart"/>
-            <w:r>
-              <w:rPr>
-                <w:rFonts w:cs="Times New Roman"/>
-                <w:color w:val="333333"/>
-                <w:spacing w:val="-2"/>
-                <w:szCs w:val="28"/>
-              </w:rPr>
-              <w:t>фрибет</w:t>
-            </w:r>
-            <w:proofErr w:type="spellEnd"/>
-            <w:r>
-              <w:rPr>
-                <w:rFonts w:cs="Times New Roman"/>
-                <w:color w:val="333333"/>
-                <w:spacing w:val="-2"/>
-                <w:szCs w:val="28"/>
-              </w:rPr>
-              <w:t>»</w:t>
-            </w:r>
-          </w:p>
-        </w:tc>
-        <w:tc>
-          <w:tcPr>
-            <w:tcW w:w="4684" w:type="dxa"/>
-          </w:tcPr>
-          <w:p>
-            <w:pPr>
-              <w:rPr>
-                <w:rFonts w:cs="Times New Roman"/>
-                <w:szCs w:val="28"/>
-              </w:rPr>
-            </w:pPr>
-          </w:p>
-          <w:p>
-            <w:pPr>
-              <w:rPr>
-                <w:rFonts w:cs="Times New Roman"/>
-                <w:szCs w:val="28"/>
-              </w:rPr>
-            </w:pPr>
-            <w:r>
-              <w:rPr>
-                <w:rFonts w:cs="Times New Roman"/>
-                <w:spacing w:val="-2"/>
-                <w:szCs w:val="28"/>
-              </w:rPr>
-              <w:t>//*[</w:t>
-            </w:r>
-            <w:proofErr w:type="spellStart"/>
-            <w:r>
-              <w:rPr>
-                <w:rFonts w:cs="Times New Roman"/>
-                <w:spacing w:val="-2"/>
-                <w:szCs w:val="28"/>
-              </w:rPr>
-              <w:t>contains</w:t>
-            </w:r>
-            <w:proofErr w:type="spellEnd"/>
-            <w:r>
-              <w:rPr>
-                <w:rFonts w:cs="Times New Roman"/>
-                <w:spacing w:val="-2"/>
-                <w:szCs w:val="28"/>
-              </w:rPr>
-              <w:t>(.,'</w:t>
-            </w:r>
-            <w:proofErr w:type="spellStart"/>
-            <w:r>
-              <w:rPr>
-                <w:rFonts w:cs="Times New Roman"/>
-                <w:spacing w:val="-2"/>
-                <w:szCs w:val="28"/>
-              </w:rPr>
-              <w:t>фрибет</w:t>
-            </w:r>
-            <w:proofErr w:type="spellEnd"/>
-            <w:r>
-              <w:rPr>
-                <w:rFonts w:cs="Times New Roman"/>
-                <w:spacing w:val="-2"/>
-                <w:szCs w:val="28"/>
-              </w:rPr>
-              <w:t>')]</w:t>
-            </w:r>
-          </w:p>
-        </w:tc>
-      </w:tr>
-      <w:tr>
-        <w:tc>
-          <w:tcPr>
-            <w:tcW w:w="1248" w:type="dxa"/>
-          </w:tcPr>
-          <w:p>
-            <w:pPr>
-              <w:rPr>
-                <w:rFonts w:cs="Times New Roman"/>
-                <w:szCs w:val="28"/>
-              </w:rPr>
-            </w:pPr>
-            <w:r>
-              <w:rPr>
-                <w:rFonts w:cs="Times New Roman"/>
-                <w:color w:val="333333"/>
-                <w:spacing w:val="-4"/>
-                <w:szCs w:val="28"/>
-              </w:rPr>
-              <w:t xml:space="preserve">TS- </w:t>
-            </w:r>
-            <w:r>
-              <w:rPr>
-                <w:rFonts w:cs="Times New Roman"/>
-                <w:color w:val="333333"/>
-                <w:spacing w:val="-6"/>
-                <w:w w:val="105"/>
-                <w:szCs w:val="28"/>
-              </w:rPr>
-              <w:t>1</w:t>
-            </w:r>
-            <w:r>
-              <w:rPr>
-                <w:rFonts w:cs="Times New Roman"/>
-                <w:color w:val="333333"/>
-                <w:spacing w:val="-6"/>
-                <w:w w:val="105"/>
-                <w:szCs w:val="28"/>
-              </w:rPr>
-              <w:t>3</w:t>
-            </w:r>
-          </w:p>
-        </w:tc>
-        <w:tc>
-          <w:tcPr>
-            <w:tcW w:w="2658" w:type="dxa"/>
-          </w:tcPr>
-          <w:p>
-            <w:pPr>
-              <w:rPr>
-                <w:rFonts w:cs="Times New Roman"/>
-                <w:szCs w:val="28"/>
-              </w:rPr>
-            </w:pPr>
-          </w:p>
-          <w:p>
-            <w:pPr>
-              <w:rPr>
-                <w:rFonts w:cs="Times New Roman"/>
-                <w:szCs w:val="28"/>
-              </w:rPr>
-            </w:pPr>
-            <w:r>
-              <w:rPr>
-                <w:rFonts w:cs="Times New Roman"/>
-                <w:color w:val="333333"/>
-                <w:szCs w:val="28"/>
-              </w:rPr>
-              <w:t>Клик</w:t>
-            </w:r>
-            <w:r>
-              <w:rPr>
-                <w:rFonts w:cs="Times New Roman"/>
-                <w:color w:val="333333"/>
-                <w:spacing w:val="8"/>
-                <w:szCs w:val="28"/>
-              </w:rPr>
-              <w:t xml:space="preserve"> </w:t>
-            </w:r>
-            <w:r>
-              <w:rPr>
-                <w:rFonts w:cs="Times New Roman"/>
-                <w:color w:val="333333"/>
-                <w:szCs w:val="28"/>
-              </w:rPr>
-              <w:t>«Получить</w:t>
-            </w:r>
-            <w:r>
-              <w:rPr>
-                <w:rFonts w:cs="Times New Roman"/>
-                <w:color w:val="333333"/>
-                <w:spacing w:val="8"/>
-                <w:szCs w:val="28"/>
-              </w:rPr>
-              <w:t xml:space="preserve"> </w:t>
-            </w:r>
-            <w:proofErr w:type="spellStart"/>
-            <w:r>
-              <w:rPr>
-                <w:rFonts w:cs="Times New Roman"/>
-                <w:color w:val="333333"/>
-                <w:spacing w:val="-2"/>
-                <w:szCs w:val="28"/>
-              </w:rPr>
-              <w:t>фрибет</w:t>
-            </w:r>
-            <w:proofErr w:type="spellEnd"/>
-            <w:r>
-              <w:rPr>
-                <w:rFonts w:cs="Times New Roman"/>
-                <w:color w:val="333333"/>
-                <w:spacing w:val="-2"/>
-                <w:szCs w:val="28"/>
-              </w:rPr>
-              <w:t>»</w:t>
-            </w:r>
-          </w:p>
-        </w:tc>
-        <w:tc>
-          <w:tcPr>
-            <w:tcW w:w="2036" w:type="dxa"/>
-          </w:tcPr>
-          <w:p>
-            <w:pPr>
-              <w:rPr>
-                <w:rFonts w:cs="Times New Roman"/>
-                <w:szCs w:val="28"/>
-              </w:rPr>
-            </w:pPr>
-            <w:r>
-              <w:rPr>
-                <w:rFonts w:cs="Times New Roman"/>
-                <w:color w:val="333333"/>
-                <w:spacing w:val="-2"/>
-                <w:szCs w:val="28"/>
-              </w:rPr>
-              <w:t xml:space="preserve">Партнёрский </w:t>
-            </w:r>
-            <w:r>
-              <w:rPr>
-                <w:rFonts w:cs="Times New Roman"/>
-                <w:color w:val="333333"/>
-                <w:szCs w:val="28"/>
-              </w:rPr>
-              <w:t>переход</w:t>
-            </w:r>
-            <w:r>
-              <w:rPr>
-                <w:rFonts w:cs="Times New Roman"/>
-                <w:color w:val="333333"/>
-                <w:spacing w:val="-5"/>
-                <w:szCs w:val="28"/>
-              </w:rPr>
-              <w:t xml:space="preserve"> </w:t>
-            </w:r>
-            <w:r>
-              <w:rPr>
-                <w:rFonts w:cs="Times New Roman"/>
-                <w:color w:val="333333"/>
-                <w:szCs w:val="28"/>
-              </w:rPr>
-              <w:t>/</w:t>
-            </w:r>
-            <w:r>
-              <w:rPr>
-                <w:rFonts w:cs="Times New Roman"/>
-                <w:color w:val="333333"/>
-                <w:spacing w:val="-5"/>
-                <w:szCs w:val="28"/>
-              </w:rPr>
-              <w:t xml:space="preserve"> </w:t>
-            </w:r>
-            <w:r>
-              <w:rPr>
-                <w:rFonts w:cs="Times New Roman"/>
-                <w:color w:val="333333"/>
-                <w:szCs w:val="28"/>
-              </w:rPr>
-              <w:t>трекинг</w:t>
-            </w:r>
-          </w:p>
-        </w:tc>
-        <w:tc>
-          <w:tcPr>
-            <w:tcW w:w="4684" w:type="dxa"/>
-          </w:tcPr>
-          <w:p>
-            <w:pPr>
-              <w:rPr>
-                <w:rFonts w:cs="Times New Roman"/>
-                <w:szCs w:val="28"/>
-              </w:rPr>
-            </w:pPr>
-          </w:p>
-          <w:p>
-            <w:pPr>
-              <w:rPr>
-                <w:rFonts w:cs="Times New Roman"/>
-                <w:szCs w:val="28"/>
-              </w:rPr>
-            </w:pPr>
-            <w:r>
-              <w:rPr>
-                <w:rFonts w:cs="Times New Roman"/>
-                <w:szCs w:val="28"/>
-              </w:rPr>
-              <w:t>//*[</w:t>
-            </w:r>
-            <w:proofErr w:type="spellStart"/>
-            <w:proofErr w:type="gramStart"/>
-            <w:r>
-              <w:rPr>
-                <w:rFonts w:cs="Times New Roman"/>
-                <w:szCs w:val="28"/>
-              </w:rPr>
-              <w:t>contains</w:t>
-            </w:r>
-            <w:proofErr w:type="spellEnd"/>
-            <w:r>
-              <w:rPr>
-                <w:rFonts w:cs="Times New Roman"/>
-                <w:szCs w:val="28"/>
-              </w:rPr>
-              <w:t>(</w:t>
-            </w:r>
-            <w:proofErr w:type="gramEnd"/>
-            <w:r>
-              <w:rPr>
-                <w:rFonts w:cs="Times New Roman"/>
-                <w:szCs w:val="28"/>
-              </w:rPr>
-              <w:t>.,'Получить</w:t>
-            </w:r>
-            <w:r>
-              <w:rPr>
-                <w:rFonts w:cs="Times New Roman"/>
-                <w:spacing w:val="49"/>
-                <w:szCs w:val="28"/>
-              </w:rPr>
-              <w:t xml:space="preserve"> </w:t>
-            </w:r>
-            <w:proofErr w:type="spellStart"/>
-            <w:r>
-              <w:rPr>
-                <w:rFonts w:cs="Times New Roman"/>
-                <w:spacing w:val="-2"/>
-                <w:szCs w:val="28"/>
-              </w:rPr>
-              <w:t>фрибет</w:t>
-            </w:r>
-            <w:proofErr w:type="spellEnd"/>
-            <w:r>
-              <w:rPr>
-                <w:rFonts w:cs="Times New Roman"/>
-                <w:spacing w:val="-2"/>
-                <w:szCs w:val="28"/>
-              </w:rPr>
-              <w:t>')]</w:t>
-            </w:r>
-          </w:p>
-        </w:tc>
-      </w:tr>
-      <w:tr>
-        <w:tc>
-          <w:tcPr>
-            <w:tcW w:w="1248" w:type="dxa"/>
-          </w:tcPr>
-          <w:p>
-            <w:pPr>
-              <w:rPr>
-                <w:rFonts w:cs="Times New Roman"/>
-                <w:szCs w:val="28"/>
-              </w:rPr>
-            </w:pPr>
-            <w:r>
-              <w:rPr>
-                <w:rFonts w:cs="Times New Roman"/>
-                <w:color w:val="333333"/>
-                <w:spacing w:val="-4"/>
-                <w:szCs w:val="28"/>
-              </w:rPr>
-              <w:t xml:space="preserve">TS- </w:t>
-            </w:r>
-            <w:r>
-              <w:rPr>
-                <w:rFonts w:cs="Times New Roman"/>
-                <w:color w:val="333333"/>
-                <w:spacing w:val="-6"/>
-                <w:w w:val="105"/>
-                <w:szCs w:val="28"/>
-              </w:rPr>
-              <w:t>1</w:t>
-            </w:r>
-            <w:r>
-              <w:rPr>
-                <w:rFonts w:cs="Times New Roman"/>
-                <w:color w:val="333333"/>
-                <w:spacing w:val="-6"/>
-                <w:w w:val="105"/>
-                <w:szCs w:val="28"/>
-              </w:rPr>
-              <w:t>4</w:t>
-            </w:r>
-          </w:p>
-        </w:tc>
-        <w:tc>
-          <w:tcPr>
-            <w:tcW w:w="2658" w:type="dxa"/>
-          </w:tcPr>
-          <w:p>
-            <w:pPr>
-              <w:rPr>
-                <w:rFonts w:cs="Times New Roman"/>
-                <w:szCs w:val="28"/>
-              </w:rPr>
-            </w:pPr>
-          </w:p>
-          <w:p>
-            <w:pPr>
-              <w:rPr>
-                <w:rFonts w:cs="Times New Roman"/>
-                <w:szCs w:val="28"/>
-              </w:rPr>
-            </w:pPr>
-            <w:r>
-              <w:rPr>
-                <w:rFonts w:cs="Times New Roman"/>
-                <w:color w:val="333333"/>
-                <w:w w:val="105"/>
-                <w:szCs w:val="28"/>
-              </w:rPr>
-              <w:t>Новости</w:t>
-            </w:r>
-            <w:r>
-              <w:rPr>
-                <w:rFonts w:cs="Times New Roman"/>
-                <w:color w:val="333333"/>
-                <w:spacing w:val="-14"/>
-                <w:w w:val="105"/>
-                <w:szCs w:val="28"/>
-              </w:rPr>
-              <w:t xml:space="preserve"> </w:t>
-            </w:r>
-            <w:r>
-              <w:rPr>
-                <w:rFonts w:cs="Times New Roman"/>
-                <w:color w:val="333333"/>
-                <w:w w:val="105"/>
-                <w:szCs w:val="28"/>
-              </w:rPr>
-              <w:t>→</w:t>
-            </w:r>
-            <w:r>
-              <w:rPr>
-                <w:rFonts w:cs="Times New Roman"/>
-                <w:color w:val="333333"/>
-                <w:spacing w:val="-14"/>
-                <w:w w:val="105"/>
-                <w:szCs w:val="28"/>
-              </w:rPr>
-              <w:t xml:space="preserve"> </w:t>
-            </w:r>
-            <w:r>
-              <w:rPr>
-                <w:rFonts w:cs="Times New Roman"/>
-                <w:color w:val="333333"/>
-                <w:w w:val="105"/>
-                <w:szCs w:val="28"/>
-              </w:rPr>
-              <w:t>первая</w:t>
-            </w:r>
-            <w:r>
-              <w:rPr>
-                <w:rFonts w:cs="Times New Roman"/>
-                <w:color w:val="333333"/>
-                <w:spacing w:val="-14"/>
-                <w:w w:val="105"/>
-                <w:szCs w:val="28"/>
-              </w:rPr>
-              <w:t xml:space="preserve"> </w:t>
-            </w:r>
             <w:r>
               <w:rPr>
                 <w:rFonts w:cs="Times New Roman"/>
@@ -12730,789 +15935,13 @@
                 <w:w w:val="105"/>
                 <w:szCs w:val="28"/>
               </w:rPr>
-              <w:t>статья</w:t>
-            </w:r>
-          </w:p>
-        </w:tc>
-        <w:tc>
-          <w:tcPr>
-            <w:tcW w:w="2036" w:type="dxa"/>
-          </w:tcPr>
-          <w:p>
-            <w:pPr>
-              <w:rPr>
-                <w:rFonts w:cs="Times New Roman"/>
-                <w:szCs w:val="28"/>
-              </w:rPr>
-            </w:pPr>
-            <w:r>
-              <w:rPr>
-                <w:rFonts w:cs="Times New Roman"/>
-                <w:color w:val="333333"/>
-                <w:spacing w:val="-5"/>
-                <w:w w:val="105"/>
-                <w:szCs w:val="28"/>
-              </w:rPr>
-              <w:t>URL</w:t>
-            </w:r>
-          </w:p>
-          <w:p>
-            <w:pPr>
-              <w:rPr>
-                <w:rFonts w:cs="Times New Roman"/>
-                <w:szCs w:val="28"/>
-              </w:rPr>
-            </w:pPr>
-            <w:r>
-              <w:rPr>
-                <w:rFonts w:cs="Times New Roman"/>
-                <w:spacing w:val="-2"/>
-                <w:szCs w:val="28"/>
-              </w:rPr>
-              <w:t>/</w:t>
-            </w:r>
-            <w:proofErr w:type="spellStart"/>
-            <w:r>
-              <w:rPr>
-                <w:rFonts w:cs="Times New Roman"/>
-                <w:spacing w:val="-2"/>
-                <w:szCs w:val="28"/>
-              </w:rPr>
-              <w:t>mag</w:t>
-            </w:r>
-            <w:proofErr w:type="spellEnd"/>
-            <w:r>
-              <w:rPr>
-                <w:rFonts w:cs="Times New Roman"/>
-                <w:spacing w:val="-2"/>
-                <w:szCs w:val="28"/>
-              </w:rPr>
-              <w:t>/</w:t>
-            </w:r>
-            <w:proofErr w:type="spellStart"/>
-            <w:r>
-              <w:rPr>
-                <w:rFonts w:cs="Times New Roman"/>
-                <w:spacing w:val="-2"/>
-                <w:szCs w:val="28"/>
-              </w:rPr>
-              <w:t>novosti</w:t>
-            </w:r>
-            <w:proofErr w:type="spellEnd"/>
-            <w:r>
-              <w:rPr>
-                <w:rFonts w:cs="Times New Roman"/>
-                <w:spacing w:val="-2"/>
-                <w:szCs w:val="28"/>
-              </w:rPr>
-              <w:t>/...</w:t>
-            </w:r>
-          </w:p>
-        </w:tc>
-        <w:tc>
-          <w:tcPr>
-            <w:tcW w:w="4684" w:type="dxa"/>
-          </w:tcPr>
-          <w:p>
-            <w:pPr>
-              <w:rPr>
-                <w:rFonts w:cs="Times New Roman"/>
-                <w:szCs w:val="28"/>
-              </w:rPr>
-            </w:pPr>
-          </w:p>
-          <w:p>
-            <w:pPr>
-              <w:rPr>
-                <w:rFonts w:cs="Times New Roman"/>
-                <w:szCs w:val="28"/>
-              </w:rPr>
-            </w:pPr>
-            <w:r>
-              <w:rPr>
-                <w:rFonts w:cs="Times New Roman"/>
-                <w:spacing w:val="-2"/>
-                <w:szCs w:val="28"/>
-              </w:rPr>
-              <w:t>//a[</w:t>
-            </w:r>
-            <w:proofErr w:type="spellStart"/>
-            <w:r>
-              <w:rPr>
-                <w:rFonts w:cs="Times New Roman"/>
-                <w:spacing w:val="-2"/>
-                <w:szCs w:val="28"/>
-              </w:rPr>
-              <w:t>contains</w:t>
-            </w:r>
-            <w:proofErr w:type="spellEnd"/>
-            <w:r>
-              <w:rPr>
-                <w:rFonts w:cs="Times New Roman"/>
-                <w:spacing w:val="-2"/>
-                <w:szCs w:val="28"/>
-              </w:rPr>
-              <w:t>(@href,'/mag/novosti/')]</w:t>
-            </w:r>
-          </w:p>
-        </w:tc>
-      </w:tr>
-      <w:tr>
-        <w:tc>
-          <w:tcPr>
-            <w:tcW w:w="1248" w:type="dxa"/>
-          </w:tcPr>
-          <w:p>
-            <w:pPr>
-              <w:rPr>
-                <w:rFonts w:cs="Times New Roman"/>
-                <w:szCs w:val="28"/>
-              </w:rPr>
-            </w:pPr>
-            <w:r>
-              <w:rPr>
-                <w:rFonts w:cs="Times New Roman"/>
-                <w:color w:val="333333"/>
-                <w:spacing w:val="-4"/>
-                <w:szCs w:val="28"/>
-              </w:rPr>
-              <w:t xml:space="preserve">TS- </w:t>
-            </w:r>
-            <w:r>
-              <w:rPr>
-                <w:rFonts w:cs="Times New Roman"/>
-                <w:color w:val="333333"/>
-                <w:spacing w:val="-6"/>
-                <w:w w:val="105"/>
-                <w:szCs w:val="28"/>
-              </w:rPr>
-              <w:t>1</w:t>
-            </w:r>
-            <w:r>
-              <w:rPr>
-                <w:rFonts w:cs="Times New Roman"/>
-                <w:color w:val="333333"/>
-                <w:spacing w:val="-6"/>
-                <w:w w:val="105"/>
-                <w:szCs w:val="28"/>
-              </w:rPr>
-              <w:t>5</w:t>
-            </w:r>
-          </w:p>
-        </w:tc>
-        <w:tc>
-          <w:tcPr>
-            <w:tcW w:w="2658" w:type="dxa"/>
-          </w:tcPr>
-          <w:p>
-            <w:pPr>
-              <w:rPr>
-                <w:rFonts w:cs="Times New Roman"/>
-                <w:szCs w:val="28"/>
-              </w:rPr>
-            </w:pPr>
-          </w:p>
-          <w:p>
-            <w:pPr>
-              <w:rPr>
-                <w:rFonts w:cs="Times New Roman"/>
-                <w:szCs w:val="28"/>
-              </w:rPr>
-            </w:pPr>
-            <w:r>
-              <w:rPr>
-                <w:rFonts w:cs="Times New Roman"/>
-                <w:color w:val="333333"/>
-                <w:szCs w:val="28"/>
-              </w:rPr>
-              <w:t>Прогнозы</w:t>
-            </w:r>
-            <w:r>
-              <w:rPr>
-                <w:rFonts w:cs="Times New Roman"/>
-                <w:color w:val="333333"/>
-                <w:spacing w:val="11"/>
-                <w:szCs w:val="28"/>
-              </w:rPr>
-              <w:t xml:space="preserve"> </w:t>
-            </w:r>
-            <w:r>
-              <w:rPr>
-                <w:rFonts w:cs="Times New Roman"/>
-                <w:color w:val="333333"/>
-                <w:szCs w:val="28"/>
-              </w:rPr>
-              <w:t>→</w:t>
-            </w:r>
-            <w:r>
-              <w:rPr>
-                <w:rFonts w:cs="Times New Roman"/>
-                <w:color w:val="333333"/>
-                <w:spacing w:val="11"/>
-                <w:szCs w:val="28"/>
-              </w:rPr>
-              <w:t xml:space="preserve"> </w:t>
-            </w:r>
-            <w:r>
-              <w:rPr>
-                <w:rFonts w:cs="Times New Roman"/>
-                <w:color w:val="333333"/>
-                <w:spacing w:val="-2"/>
-                <w:szCs w:val="28"/>
-              </w:rPr>
-              <w:t>«Подробнее»</w:t>
-            </w:r>
-          </w:p>
-        </w:tc>
-        <w:tc>
-          <w:tcPr>
-            <w:tcW w:w="2036" w:type="dxa"/>
-          </w:tcPr>
-          <w:p>
-            <w:pPr>
-              <w:rPr>
-                <w:rFonts w:cs="Times New Roman"/>
-                <w:szCs w:val="28"/>
-              </w:rPr>
-            </w:pPr>
-          </w:p>
-          <w:p>
-            <w:pPr>
-              <w:rPr>
-                <w:rFonts w:cs="Times New Roman"/>
-                <w:szCs w:val="28"/>
-              </w:rPr>
-            </w:pPr>
-            <w:r>
-              <w:rPr>
-                <w:rFonts w:cs="Times New Roman"/>
-                <w:color w:val="333333"/>
-                <w:w w:val="105"/>
-                <w:szCs w:val="28"/>
-              </w:rPr>
-              <w:t>URL</w:t>
-            </w:r>
-            <w:r>
-              <w:rPr>
-                <w:rFonts w:cs="Times New Roman"/>
-                <w:color w:val="333333"/>
-                <w:spacing w:val="48"/>
-                <w:w w:val="105"/>
-                <w:szCs w:val="28"/>
-              </w:rPr>
-              <w:t xml:space="preserve"> </w:t>
-            </w:r>
-            <w:r>
-              <w:rPr>
-                <w:rFonts w:cs="Times New Roman"/>
-                <w:spacing w:val="-2"/>
-                <w:w w:val="105"/>
-                <w:szCs w:val="28"/>
-              </w:rPr>
-              <w:t>/</w:t>
-            </w:r>
-            <w:proofErr w:type="spellStart"/>
-            <w:r>
-              <w:rPr>
-                <w:rFonts w:cs="Times New Roman"/>
-                <w:spacing w:val="-2"/>
-                <w:w w:val="105"/>
-                <w:szCs w:val="28"/>
-              </w:rPr>
-              <w:t>prognozy</w:t>
-            </w:r>
-            <w:proofErr w:type="spellEnd"/>
-            <w:r>
-              <w:rPr>
-                <w:rFonts w:cs="Times New Roman"/>
-                <w:spacing w:val="-2"/>
-                <w:w w:val="105"/>
-                <w:szCs w:val="28"/>
-              </w:rPr>
-              <w:t>/...</w:t>
-            </w:r>
-          </w:p>
-        </w:tc>
-        <w:tc>
-          <w:tcPr>
-            <w:tcW w:w="4684" w:type="dxa"/>
-          </w:tcPr>
-          <w:p>
-            <w:pPr>
-              <w:rPr>
-                <w:rFonts w:cs="Times New Roman"/>
-                <w:szCs w:val="28"/>
-              </w:rPr>
-            </w:pPr>
-          </w:p>
-          <w:p>
-            <w:pPr>
-              <w:rPr>
-                <w:rFonts w:cs="Times New Roman"/>
-                <w:szCs w:val="28"/>
-              </w:rPr>
-            </w:pPr>
-            <w:r>
-              <w:rPr>
-                <w:rFonts w:cs="Times New Roman"/>
-                <w:spacing w:val="-2"/>
-                <w:szCs w:val="28"/>
-              </w:rPr>
-              <w:t>//a[</w:t>
-            </w:r>
-            <w:proofErr w:type="spellStart"/>
-            <w:r>
-              <w:rPr>
-                <w:rFonts w:cs="Times New Roman"/>
-                <w:spacing w:val="-2"/>
-                <w:szCs w:val="28"/>
-              </w:rPr>
-              <w:t>contains</w:t>
-            </w:r>
-            <w:proofErr w:type="spellEnd"/>
-            <w:r>
-              <w:rPr>
-                <w:rFonts w:cs="Times New Roman"/>
-                <w:spacing w:val="-2"/>
-                <w:szCs w:val="28"/>
-              </w:rPr>
-              <w:t>(.,'Подробнее')][1]</w:t>
-            </w:r>
-          </w:p>
-        </w:tc>
-      </w:tr>
-      <w:tr>
-        <w:tc>
-          <w:tcPr>
-            <w:tcW w:w="1248" w:type="dxa"/>
-          </w:tcPr>
-          <w:p>
-            <w:pPr>
-              <w:rPr>
-                <w:rFonts w:cs="Times New Roman"/>
-                <w:szCs w:val="28"/>
-              </w:rPr>
-            </w:pPr>
-            <w:r>
-              <w:rPr>
-                <w:rFonts w:cs="Times New Roman"/>
-                <w:color w:val="333333"/>
-                <w:spacing w:val="-4"/>
-                <w:szCs w:val="28"/>
-              </w:rPr>
-              <w:t xml:space="preserve">TS- </w:t>
-            </w:r>
-            <w:r>
-              <w:rPr>
-                <w:rFonts w:cs="Times New Roman"/>
-                <w:color w:val="333333"/>
-                <w:spacing w:val="-6"/>
-                <w:w w:val="105"/>
-                <w:szCs w:val="28"/>
-              </w:rPr>
-              <w:t>1</w:t>
-            </w:r>
-            <w:r>
-              <w:rPr>
-                <w:rFonts w:cs="Times New Roman"/>
-                <w:color w:val="333333"/>
-                <w:spacing w:val="-6"/>
-                <w:w w:val="105"/>
-                <w:szCs w:val="28"/>
-              </w:rPr>
-              <w:t>6</w:t>
-            </w:r>
-          </w:p>
-        </w:tc>
-        <w:tc>
-          <w:tcPr>
-            <w:tcW w:w="2658" w:type="dxa"/>
-          </w:tcPr>
-          <w:p>
-            <w:pPr>
-              <w:rPr>
-                <w:rFonts w:cs="Times New Roman"/>
-                <w:szCs w:val="28"/>
-              </w:rPr>
-            </w:pPr>
-            <w:r>
-              <w:rPr>
-                <w:rFonts w:cs="Times New Roman"/>
-                <w:color w:val="333333"/>
-                <w:szCs w:val="28"/>
-              </w:rPr>
-              <w:t>Поиск</w:t>
-            </w:r>
-            <w:r>
-              <w:rPr>
-                <w:rFonts w:cs="Times New Roman"/>
-                <w:color w:val="333333"/>
-                <w:spacing w:val="-2"/>
-                <w:szCs w:val="28"/>
-              </w:rPr>
-              <w:t xml:space="preserve"> </w:t>
-            </w:r>
-            <w:r>
-              <w:rPr>
-                <w:rFonts w:cs="Times New Roman"/>
-                <w:color w:val="333333"/>
-                <w:szCs w:val="28"/>
-              </w:rPr>
-              <w:t>«</w:t>
-            </w:r>
-            <w:proofErr w:type="spellStart"/>
-            <w:r>
-              <w:rPr>
-                <w:rFonts w:cs="Times New Roman"/>
-                <w:color w:val="333333"/>
-                <w:szCs w:val="28"/>
-              </w:rPr>
-              <w:t>тотал</w:t>
-            </w:r>
-            <w:proofErr w:type="spellEnd"/>
-            <w:r>
-              <w:rPr>
-                <w:rFonts w:cs="Times New Roman"/>
-                <w:color w:val="333333"/>
-                <w:szCs w:val="28"/>
-              </w:rPr>
               <w:t>»</w:t>
             </w:r>
-            <w:r>
-              <w:rPr>
-                <w:rFonts w:cs="Times New Roman"/>
-                <w:color w:val="333333"/>
-                <w:spacing w:val="-2"/>
-                <w:szCs w:val="28"/>
-              </w:rPr>
-              <w:t xml:space="preserve"> </w:t>
-            </w:r>
-            <w:r>
-              <w:rPr>
-                <w:rFonts w:cs="Times New Roman"/>
-                <w:color w:val="333333"/>
-                <w:szCs w:val="28"/>
-              </w:rPr>
-              <w:t xml:space="preserve">в </w:t>
-            </w:r>
-            <w:r>
-              <w:rPr>
-                <w:rFonts w:cs="Times New Roman"/>
-                <w:color w:val="333333"/>
-                <w:spacing w:val="-2"/>
-                <w:szCs w:val="28"/>
-              </w:rPr>
-              <w:t>энциклопедии</w:t>
-            </w:r>
-          </w:p>
-        </w:tc>
-        <w:tc>
-          <w:tcPr>
-            <w:tcW w:w="2036" w:type="dxa"/>
-          </w:tcPr>
-          <w:p>
-            <w:pPr>
-              <w:rPr>
-                <w:rFonts w:cs="Times New Roman"/>
-                <w:szCs w:val="28"/>
-              </w:rPr>
-            </w:pPr>
-            <w:r>
-              <w:rPr>
-                <w:rFonts w:cs="Times New Roman"/>
-                <w:color w:val="333333"/>
-                <w:szCs w:val="28"/>
-              </w:rPr>
-              <w:t>Результаты</w:t>
-            </w:r>
-            <w:r>
-              <w:rPr>
-                <w:rFonts w:cs="Times New Roman"/>
-                <w:color w:val="333333"/>
-                <w:spacing w:val="-14"/>
-                <w:szCs w:val="28"/>
-              </w:rPr>
-              <w:t xml:space="preserve"> </w:t>
-            </w:r>
-            <w:r>
-              <w:rPr>
-                <w:rFonts w:cs="Times New Roman"/>
-                <w:color w:val="333333"/>
-                <w:szCs w:val="28"/>
-              </w:rPr>
-              <w:t xml:space="preserve">по </w:t>
-            </w:r>
-            <w:r>
-              <w:rPr>
-                <w:rFonts w:cs="Times New Roman"/>
-                <w:color w:val="333333"/>
-                <w:spacing w:val="-4"/>
-                <w:szCs w:val="28"/>
-              </w:rPr>
-              <w:t>теме</w:t>
-            </w:r>
-          </w:p>
-        </w:tc>
-        <w:tc>
-          <w:tcPr>
-            <w:tcW w:w="4684" w:type="dxa"/>
-          </w:tcPr>
-          <w:p>
-            <w:pPr>
-              <w:rPr>
-                <w:rFonts w:cs="Times New Roman"/>
-                <w:szCs w:val="28"/>
-              </w:rPr>
-            </w:pPr>
-          </w:p>
-          <w:p>
-            <w:pPr>
-              <w:rPr>
-                <w:rFonts w:cs="Times New Roman"/>
-                <w:szCs w:val="28"/>
-              </w:rPr>
-            </w:pPr>
-            <w:r>
-              <w:rPr>
-                <w:rFonts w:cs="Times New Roman"/>
-                <w:szCs w:val="28"/>
-              </w:rPr>
-              <w:t>//*[</w:t>
-            </w:r>
-            <w:proofErr w:type="spellStart"/>
-            <w:r>
-              <w:rPr>
-                <w:rFonts w:cs="Times New Roman"/>
-                <w:szCs w:val="28"/>
-              </w:rPr>
-              <w:t>normalize-</w:t>
-            </w:r>
-            <w:r>
-              <w:rPr>
-                <w:rFonts w:cs="Times New Roman"/>
-                <w:spacing w:val="-2"/>
-                <w:szCs w:val="28"/>
-              </w:rPr>
-              <w:t>space</w:t>
-            </w:r>
-            <w:proofErr w:type="spellEnd"/>
-            <w:proofErr w:type="gramStart"/>
-            <w:r>
-              <w:rPr>
-                <w:rFonts w:cs="Times New Roman"/>
-                <w:spacing w:val="-2"/>
-                <w:szCs w:val="28"/>
-              </w:rPr>
-              <w:t>()=</w:t>
-            </w:r>
-            <w:proofErr w:type="gramEnd"/>
-            <w:r>
-              <w:rPr>
-                <w:rFonts w:cs="Times New Roman"/>
-                <w:spacing w:val="-2"/>
-                <w:szCs w:val="28"/>
-              </w:rPr>
-              <w:t>'Найти']</w:t>
-            </w:r>
-          </w:p>
-        </w:tc>
-      </w:tr>
-      <w:tr>
-        <w:tc>
-          <w:tcPr>
-            <w:tcW w:w="1248" w:type="dxa"/>
-          </w:tcPr>
-          <w:p>
-            <w:pPr>
-              <w:rPr>
-                <w:rFonts w:cs="Times New Roman"/>
-                <w:szCs w:val="28"/>
-              </w:rPr>
-            </w:pPr>
-            <w:r>
-              <w:rPr>
-                <w:rFonts w:cs="Times New Roman"/>
-                <w:color w:val="333333"/>
-                <w:spacing w:val="-4"/>
-                <w:szCs w:val="28"/>
-              </w:rPr>
-              <w:t xml:space="preserve">TS- </w:t>
-            </w:r>
-            <w:r>
-              <w:rPr>
-                <w:rFonts w:cs="Times New Roman"/>
-                <w:color w:val="333333"/>
-                <w:spacing w:val="-6"/>
-                <w:w w:val="105"/>
-                <w:szCs w:val="28"/>
-              </w:rPr>
-              <w:t>1</w:t>
-            </w:r>
-            <w:r>
-              <w:rPr>
-                <w:rFonts w:cs="Times New Roman"/>
-                <w:color w:val="333333"/>
-                <w:spacing w:val="-6"/>
-                <w:w w:val="105"/>
-                <w:szCs w:val="28"/>
-              </w:rPr>
-              <w:t>7</w:t>
-            </w:r>
-          </w:p>
-        </w:tc>
-        <w:tc>
-          <w:tcPr>
-            <w:tcW w:w="2658" w:type="dxa"/>
-          </w:tcPr>
-          <w:p>
-            <w:pPr>
-              <w:rPr>
-                <w:rFonts w:cs="Times New Roman"/>
-                <w:szCs w:val="28"/>
-              </w:rPr>
-            </w:pPr>
-          </w:p>
-          <w:p>
-            <w:pPr>
-              <w:rPr>
-                <w:rFonts w:cs="Times New Roman"/>
-                <w:szCs w:val="28"/>
-              </w:rPr>
-            </w:pPr>
-            <w:r>
-              <w:rPr>
-                <w:rFonts w:cs="Times New Roman"/>
-                <w:color w:val="333333"/>
-                <w:w w:val="105"/>
-                <w:szCs w:val="28"/>
-              </w:rPr>
-              <w:t>Статья</w:t>
-            </w:r>
-            <w:r>
-              <w:rPr>
-                <w:rFonts w:cs="Times New Roman"/>
-                <w:color w:val="333333"/>
-                <w:spacing w:val="-11"/>
-                <w:w w:val="105"/>
-                <w:szCs w:val="28"/>
-              </w:rPr>
-              <w:t xml:space="preserve"> </w:t>
-            </w:r>
-            <w:r>
-              <w:rPr>
-                <w:rFonts w:cs="Times New Roman"/>
-                <w:color w:val="333333"/>
-                <w:w w:val="105"/>
-                <w:szCs w:val="28"/>
-              </w:rPr>
-              <w:t>о</w:t>
-            </w:r>
-            <w:r>
-              <w:rPr>
-                <w:rFonts w:cs="Times New Roman"/>
-                <w:color w:val="333333"/>
-                <w:spacing w:val="-11"/>
-                <w:w w:val="105"/>
-                <w:szCs w:val="28"/>
-              </w:rPr>
-              <w:t xml:space="preserve"> </w:t>
-            </w:r>
-            <w:proofErr w:type="spellStart"/>
-            <w:r>
-              <w:rPr>
-                <w:rFonts w:cs="Times New Roman"/>
-                <w:color w:val="333333"/>
-                <w:spacing w:val="-2"/>
-                <w:w w:val="105"/>
-                <w:szCs w:val="28"/>
-              </w:rPr>
-              <w:t>тотале</w:t>
-            </w:r>
-            <w:proofErr w:type="spellEnd"/>
-          </w:p>
-        </w:tc>
-        <w:tc>
-          <w:tcPr>
-            <w:tcW w:w="2036" w:type="dxa"/>
-          </w:tcPr>
-          <w:p>
-            <w:pPr>
-              <w:rPr>
-                <w:rFonts w:cs="Times New Roman"/>
-                <w:szCs w:val="28"/>
-              </w:rPr>
-            </w:pPr>
-            <w:r>
-              <w:rPr>
-                <w:rFonts w:cs="Times New Roman"/>
-                <w:color w:val="333333"/>
-                <w:szCs w:val="28"/>
-              </w:rPr>
-              <w:t>Заголовок</w:t>
-            </w:r>
-            <w:r>
-              <w:rPr>
-                <w:rFonts w:cs="Times New Roman"/>
-                <w:color w:val="333333"/>
-                <w:spacing w:val="-1"/>
-                <w:szCs w:val="28"/>
-              </w:rPr>
-              <w:t xml:space="preserve"> </w:t>
-            </w:r>
-            <w:r>
-              <w:rPr>
-                <w:rFonts w:cs="Times New Roman"/>
-                <w:color w:val="333333"/>
-                <w:spacing w:val="-10"/>
-                <w:szCs w:val="28"/>
-              </w:rPr>
-              <w:t>с</w:t>
-            </w:r>
-          </w:p>
-          <w:p>
-            <w:pPr>
-              <w:rPr>
-                <w:rFonts w:cs="Times New Roman"/>
-                <w:szCs w:val="28"/>
-              </w:rPr>
-            </w:pPr>
-            <w:r>
-              <w:rPr>
-                <w:rFonts w:cs="Times New Roman"/>
-                <w:color w:val="333333"/>
-                <w:spacing w:val="-2"/>
-                <w:w w:val="105"/>
-                <w:szCs w:val="28"/>
-              </w:rPr>
-              <w:t>«</w:t>
-            </w:r>
-            <w:proofErr w:type="spellStart"/>
-            <w:r>
-              <w:rPr>
-                <w:rFonts w:cs="Times New Roman"/>
-                <w:color w:val="333333"/>
-                <w:spacing w:val="-2"/>
-                <w:w w:val="105"/>
-                <w:szCs w:val="28"/>
-              </w:rPr>
-              <w:t>тотал</w:t>
-            </w:r>
-            <w:proofErr w:type="spellEnd"/>
-            <w:r>
-              <w:rPr>
-                <w:rFonts w:cs="Times New Roman"/>
-                <w:color w:val="333333"/>
-                <w:spacing w:val="-2"/>
-                <w:w w:val="105"/>
-                <w:szCs w:val="28"/>
-              </w:rPr>
-              <w:t>»</w:t>
-            </w:r>
-          </w:p>
-        </w:tc>
-        <w:tc>
-          <w:tcPr>
-            <w:tcW w:w="4684" w:type="dxa"/>
+          </w:p>
+        </w:tc>
+        <w:tc>
+          <w:tcPr>
+            <w:tcW w:w="5777" w:type="dxa"/>
           </w:tcPr>
           <w:p>
             <w:pPr>
@@ -14148,6 +16577,9 @@
         <w:t xml:space="preserve"> </w:t>
       </w:r>
       <w:r>
+        <w:rPr>
+          <w:noProof/>
+        </w:rPr>
         <w:lastRenderedPageBreak/>
         <w:drawing>
           <wp:inline distT="0" distB="0" distL="0" distR="0" wp14:anchorId="195D24FA" wp14:editId="1A7296AB">
@@ -14197,11 +16629,6 @@
       <w:bookmarkEnd w:id="8"/>
     </w:p>
     <w:p>
-      <w:pPr>
-        <w:rPr>
-          <w:lang w:val="en-US"/>
-        </w:rPr>
-      </w:pPr>
       <w:proofErr w:type="spellStart"/>
       <w:r>
         <w:rPr>
@@ -14211,59 +16638,17 @@
       </w:r>
       <w:proofErr w:type="spellEnd"/>
       <w:r>
+        <w:t xml:space="preserve"> </w:t>
+      </w:r>
+      <w:r>
         <w:rPr>
           <w:lang w:val="en-US"/>
         </w:rPr>
-        <w:t xml:space="preserve"> test</w:t>
-      </w:r>
-      <w:r>
-        <w:rPr>
-          <w:lang w:val="en-US"/>
-        </w:rPr>
+        <w:t>test</w:t>
+      </w:r>
+      <w:r>
         <w:tab/>
-        <w:t xml:space="preserve">— </w:t>
-      </w:r>
-      <w:proofErr w:type="spellStart"/>
-      <w:r>
-        <w:rPr>
-          <w:lang w:val="en-US"/>
-        </w:rPr>
-        <w:t>оба</w:t>
-      </w:r>
-      <w:proofErr w:type="spellEnd"/>
-      <w:r>
-        <w:rPr>
-          <w:lang w:val="en-US"/>
-        </w:rPr>
-        <w:t xml:space="preserve"> </w:t>
-      </w:r>
-      <w:proofErr w:type="spellStart"/>
-      <w:r>
-        <w:rPr>
-          <w:lang w:val="en-US"/>
-        </w:rPr>
-        <w:t>браузера</w:t>
-      </w:r>
-      <w:proofErr w:type="spellEnd"/>
-      <w:r>
-        <w:rPr>
-          <w:lang w:val="en-US"/>
-        </w:rPr>
-        <w:t xml:space="preserve"> (38 </w:t>
-      </w:r>
-      <w:proofErr w:type="spellStart"/>
-      <w:r>
-        <w:rPr>
-          <w:lang w:val="en-US"/>
-        </w:rPr>
-        <w:t>тестов</w:t>
-      </w:r>
-      <w:proofErr w:type="spellEnd"/>
-      <w:r>
-        <w:rPr>
-          <w:lang w:val="en-US"/>
-        </w:rPr>
-        <w:t xml:space="preserve">) </w:t>
+        <w:t xml:space="preserve">— оба браузера (38 тестов) </w:t>
       </w:r>
       <w:proofErr w:type="spellStart"/>
       <w:r>
@@ -14274,10 +16659,16 @@
       </w:r>
       <w:proofErr w:type="spellEnd"/>
       <w:r>
+        <w:t xml:space="preserve"> </w:t>
+      </w:r>
+      <w:r>
         <w:rPr>
           <w:lang w:val="en-US"/>
         </w:rPr>
-        <w:t xml:space="preserve"> test -</w:t>
+        <w:t>test</w:t>
+      </w:r>
+      <w:r>
+        <w:t xml:space="preserve"> -</w:t>
       </w:r>
       <w:proofErr w:type="spellStart"/>
       <w:r>
@@ -14288,10 +16679,13 @@
       </w:r>
       <w:proofErr w:type="spellEnd"/>
       <w:r>
+        <w:t>=</w:t>
+      </w:r>
+      <w:r>
         <w:rPr>
           <w:lang w:val="en-US"/>
         </w:rPr>
-        <w:t>=chrome</w:t>
+        <w:t>chrome</w:t>
       </w:r>
     </w:p>
     <w:p>
@@ -15615,6 +18009,7 @@
   <w:style w:type="character" w:default="1" w:styleId="DefaultParagraphFont">
     <w:name w:val="Default Paragraph Font"/>
     <w:uiPriority w:val="1"/>
+    <w:semiHidden/>
     <w:unhideWhenUsed/>
   </w:style>
   <w:style w:type="table" w:default="1" w:styleId="TableNormal">
@@ -16122,6 +18517,19 @@
       <w:spacing w:after="100"/>
     </w:pPr>
   </w:style>
+  <w:style w:type="character" w:styleId="HTMLCode">
+    <w:name w:val="HTML Code"/>
+    <w:basedOn w:val="DefaultParagraphFont"/>
+    <w:uiPriority w:val="99"/>
+    <w:semiHidden/>
+    <w:unhideWhenUsed/>
+    <w:rsid w:val="00F578E8"/>
+    <w:rPr>
+      <w:rFonts w:ascii="Courier New" w:eastAsia="Times New Roman" w:hAnsi="Courier New" w:cs="Courier New"/>
+      <w:sz w:val="20"/>
+      <w:szCs w:val="20"/>
+    </w:rPr>
+  </w:style>
 </w:styles>
 </file>
 
